--- a/docs/DATA_INVENTORY.docx
+++ b/docs/DATA_INVENTORY.docx
@@ -64,7 +64,7 @@
           <w:sz w:val="21"/>
           <w:szCs w:val="21"/>
         </w:rPr>
-        <w:t xml:space="preserve"> 8 October 2026 (through build milestone M3.1)</w:t>
+        <w:t xml:space="preserve"> 8 October 2026 (through build milestone M3.2)</w:t>
       </w:r>
     </w:p>
     <w:p>
@@ -351,7 +351,7 @@
           <w:sz w:val="21"/>
           <w:szCs w:val="21"/>
         </w:rPr>
-        <w:t xml:space="preserve"> (nursing centers, clinics, labs, elderly-care companies): set-up and verification only so far. Their staff and bookings come next and will be added here before they launch.</w:t>
+        <w:t xml:space="preserve"> (nursing centers, clinics, labs, elderly-care companies): set-up, verification and their teams of nurses and doctors (staff). Organization bookings come next and will be added here before they launch.</w:t>
       </w:r>
     </w:p>
     <w:p>
@@ -2266,6 +2266,236 @@
                 <w:sz w:val="18"/>
                 <w:szCs w:val="18"/>
               </w:rPr>
+              <w:t xml:space="preserve">Staff invites</w:t>
+            </w:r>
+          </w:p>
+        </w:tc>
+        <w:tc>
+          <w:tcPr>
+            <w:tcMar>
+              <w:top w:type="dxa" w:w="60"/>
+              <w:left w:type="dxa" w:w="80"/>
+              <w:bottom w:type="dxa" w:w="60"/>
+              <w:right w:type="dxa" w:w="80"/>
+            </w:tcMar>
+          </w:tcPr>
+          <w:p>
+            <w:r>
+              <w:rPr>
+                <w:rFonts w:ascii="Calibri" w:cs="Calibri" w:eastAsia="Calibri" w:hAnsi="Calibri"/>
+                <w:b w:val="false"/>
+                <w:bCs w:val="false"/>
+                <w:sz w:val="18"/>
+                <w:szCs w:val="18"/>
+              </w:rPr>
+              <w:t xml:space="preserve">People an organization invites to join its team</w:t>
+            </w:r>
+          </w:p>
+        </w:tc>
+        <w:tc>
+          <w:tcPr>
+            <w:tcMar>
+              <w:top w:type="dxa" w:w="60"/>
+              <w:left w:type="dxa" w:w="80"/>
+              <w:bottom w:type="dxa" w:w="60"/>
+              <w:right w:type="dxa" w:w="80"/>
+            </w:tcMar>
+          </w:tcPr>
+          <w:p>
+            <w:r>
+              <w:rPr>
+                <w:rFonts w:ascii="Calibri" w:cs="Calibri" w:eastAsia="Calibri" w:hAnsi="Calibri"/>
+                <w:b w:val="false"/>
+                <w:bCs w:val="false"/>
+                <w:sz w:val="18"/>
+                <w:szCs w:val="18"/>
+              </w:rPr>
+              <w:t xml:space="preserve">Mobile number and name as entered by the owner, nurse or doctor, invite status; an SMS invitation is sent to that number</w:t>
+            </w:r>
+          </w:p>
+        </w:tc>
+        <w:tc>
+          <w:tcPr>
+            <w:tcMar>
+              <w:top w:type="dxa" w:w="60"/>
+              <w:left w:type="dxa" w:w="80"/>
+              <w:bottom w:type="dxa" w:w="60"/>
+              <w:right w:type="dxa" w:w="80"/>
+            </w:tcMar>
+          </w:tcPr>
+          <w:p>
+            <w:r>
+              <w:rPr>
+                <w:rFonts w:ascii="Calibri" w:cs="Calibri" w:eastAsia="Calibri" w:hAnsi="Calibri"/>
+                <w:b w:val="false"/>
+                <w:bCs w:val="false"/>
+                <w:sz w:val="18"/>
+                <w:szCs w:val="18"/>
+              </w:rPr>
+              <w:t xml:space="preserve">Letting the person join the organization's team</w:t>
+            </w:r>
+          </w:p>
+        </w:tc>
+        <w:tc>
+          <w:tcPr>
+            <w:tcMar>
+              <w:top w:type="dxa" w:w="60"/>
+              <w:left w:type="dxa" w:w="80"/>
+              <w:bottom w:type="dxa" w:w="60"/>
+              <w:right w:type="dxa" w:w="80"/>
+            </w:tcMar>
+          </w:tcPr>
+          <w:p>
+            <w:r>
+              <w:rPr>
+                <w:rFonts w:ascii="Calibri" w:cs="Calibri" w:eastAsia="Calibri" w:hAnsi="Calibri"/>
+                <w:b w:val="false"/>
+                <w:bCs w:val="false"/>
+                <w:sz w:val="18"/>
+                <w:szCs w:val="18"/>
+              </w:rPr>
+              <w:t xml:space="preserve">No (but entered by a third party: the owner)</w:t>
+            </w:r>
+          </w:p>
+        </w:tc>
+      </w:tr>
+      <w:tr>
+        <w:trPr>
+          <w:tblHeader w:val="off"/>
+        </w:trPr>
+        <w:tc>
+          <w:tcPr>
+            <w:tcMar>
+              <w:top w:type="dxa" w:w="60"/>
+              <w:left w:type="dxa" w:w="80"/>
+              <w:bottom w:type="dxa" w:w="60"/>
+              <w:right w:type="dxa" w:w="80"/>
+            </w:tcMar>
+          </w:tcPr>
+          <w:p>
+            <w:r>
+              <w:rPr>
+                <w:rFonts w:ascii="Calibri" w:cs="Calibri" w:eastAsia="Calibri" w:hAnsi="Calibri"/>
+                <w:b w:val="false"/>
+                <w:bCs w:val="false"/>
+                <w:sz w:val="18"/>
+                <w:szCs w:val="18"/>
+              </w:rPr>
+              <w:t xml:space="preserve">Staff records</w:t>
+            </w:r>
+          </w:p>
+        </w:tc>
+        <w:tc>
+          <w:tcPr>
+            <w:tcMar>
+              <w:top w:type="dxa" w:w="60"/>
+              <w:left w:type="dxa" w:w="80"/>
+              <w:bottom w:type="dxa" w:w="60"/>
+              <w:right w:type="dxa" w:w="80"/>
+            </w:tcMar>
+          </w:tcPr>
+          <w:p>
+            <w:r>
+              <w:rPr>
+                <w:rFonts w:ascii="Calibri" w:cs="Calibri" w:eastAsia="Calibri" w:hAnsi="Calibri"/>
+                <w:b w:val="false"/>
+                <w:bCs w:val="false"/>
+                <w:sz w:val="18"/>
+                <w:szCs w:val="18"/>
+              </w:rPr>
+              <w:t xml:space="preserve">Nurses and doctors working for an organization</w:t>
+            </w:r>
+          </w:p>
+        </w:tc>
+        <w:tc>
+          <w:tcPr>
+            <w:tcMar>
+              <w:top w:type="dxa" w:w="60"/>
+              <w:left w:type="dxa" w:w="80"/>
+              <w:bottom w:type="dxa" w:w="60"/>
+              <w:right w:type="dxa" w:w="80"/>
+            </w:tcMar>
+          </w:tcPr>
+          <w:p>
+            <w:r>
+              <w:rPr>
+                <w:rFonts w:ascii="Calibri" w:cs="Calibri" w:eastAsia="Calibri" w:hAnsi="Calibri"/>
+                <w:b w:val="false"/>
+                <w:bCs w:val="false"/>
+                <w:sz w:val="18"/>
+                <w:szCs w:val="18"/>
+              </w:rPr>
+              <w:t xml:space="preserve">Which organization, suspended by the owner or not, the services, areas and weekly hours the owner set; performance (visits completed, rating, on-time rate) shown to the owner</w:t>
+            </w:r>
+          </w:p>
+        </w:tc>
+        <w:tc>
+          <w:tcPr>
+            <w:tcMar>
+              <w:top w:type="dxa" w:w="60"/>
+              <w:left w:type="dxa" w:w="80"/>
+              <w:bottom w:type="dxa" w:w="60"/>
+              <w:right w:type="dxa" w:w="80"/>
+            </w:tcMar>
+          </w:tcPr>
+          <w:p>
+            <w:r>
+              <w:rPr>
+                <w:rFonts w:ascii="Calibri" w:cs="Calibri" w:eastAsia="Calibri" w:hAnsi="Calibri"/>
+                <w:b w:val="false"/>
+                <w:bCs w:val="false"/>
+                <w:sz w:val="18"/>
+                <w:szCs w:val="18"/>
+              </w:rPr>
+              <w:t xml:space="preserve">Running the organization's team</w:t>
+            </w:r>
+          </w:p>
+        </w:tc>
+        <w:tc>
+          <w:tcPr>
+            <w:tcMar>
+              <w:top w:type="dxa" w:w="60"/>
+              <w:left w:type="dxa" w:w="80"/>
+              <w:bottom w:type="dxa" w:w="60"/>
+              <w:right w:type="dxa" w:w="80"/>
+            </w:tcMar>
+          </w:tcPr>
+          <w:p>
+            <w:r>
+              <w:rPr>
+                <w:rFonts w:ascii="Calibri" w:cs="Calibri" w:eastAsia="Calibri" w:hAnsi="Calibri"/>
+                <w:b w:val="false"/>
+                <w:bCs w:val="false"/>
+                <w:sz w:val="18"/>
+                <w:szCs w:val="18"/>
+              </w:rPr>
+              <w:t xml:space="preserve">No</w:t>
+            </w:r>
+          </w:p>
+        </w:tc>
+      </w:tr>
+      <w:tr>
+        <w:trPr>
+          <w:tblHeader w:val="off"/>
+        </w:trPr>
+        <w:tc>
+          <w:tcPr>
+            <w:tcMar>
+              <w:top w:type="dxa" w:w="60"/>
+              <w:left w:type="dxa" w:w="80"/>
+              <w:bottom w:type="dxa" w:w="60"/>
+              <w:right w:type="dxa" w:w="80"/>
+            </w:tcMar>
+          </w:tcPr>
+          <w:p>
+            <w:r>
+              <w:rPr>
+                <w:rFonts w:ascii="Calibri" w:cs="Calibri" w:eastAsia="Calibri" w:hAnsi="Calibri"/>
+                <w:b w:val="false"/>
+                <w:bCs w:val="false"/>
+                <w:sz w:val="18"/>
+                <w:szCs w:val="18"/>
+              </w:rPr>
               <w:t xml:space="preserve">Card and wallet payments</w:t>
             </w:r>
           </w:p>
@@ -4088,7 +4318,7 @@
                 <w:sz w:val="18"/>
                 <w:szCs w:val="18"/>
               </w:rPr>
-              <w:t xml:space="preserve">Mobile number and the one-time sign-in code</w:t>
+              <w:t xml:space="preserve">Mobile number and the one-time sign-in code; for staff invites, the number and the organization's name</w:t>
             </w:r>
           </w:p>
         </w:tc>
@@ -5434,29 +5664,100 @@
                 <w:sz w:val="18"/>
                 <w:szCs w:val="18"/>
               </w:rPr>
-              <w:t xml:space="preserve">Their organization's details, documents, areas, services and prices</w:t>
-            </w:r>
-          </w:p>
-        </w:tc>
-        <w:tc>
-          <w:tcPr>
-            <w:tcMar>
-              <w:top w:type="dxa" w:w="60"/>
-              <w:left w:type="dxa" w:w="80"/>
-              <w:bottom w:type="dxa" w:w="60"/>
-              <w:right w:type="dxa" w:w="80"/>
-            </w:tcMar>
-          </w:tcPr>
-          <w:p>
-            <w:r>
-              <w:rPr>
-                <w:rFonts w:ascii="Calibri" w:cs="Calibri" w:eastAsia="Calibri" w:hAnsi="Calibri"/>
-                <w:b w:val="false"/>
-                <w:bCs w:val="false"/>
-                <w:sz w:val="18"/>
-                <w:szCs w:val="18"/>
-              </w:rPr>
-              <w:t xml:space="preserve">Only their own organization; staff and bookings come in the next milestones</w:t>
+              <w:t xml:space="preserve">Their organization's details, documents, areas, services and prices; their staff's name, phone, gender, photo, verification status, services, areas, weekly hours and performance; their pending invites</w:t>
+            </w:r>
+          </w:p>
+        </w:tc>
+        <w:tc>
+          <w:tcPr>
+            <w:tcMar>
+              <w:top w:type="dxa" w:w="60"/>
+              <w:left w:type="dxa" w:w="80"/>
+              <w:bottom w:type="dxa" w:w="60"/>
+              <w:right w:type="dxa" w:w="80"/>
+            </w:tcMar>
+          </w:tcPr>
+          <w:p>
+            <w:r>
+              <w:rPr>
+                <w:rFonts w:ascii="Calibri" w:cs="Calibri" w:eastAsia="Calibri" w:hAnsi="Calibri"/>
+                <w:b w:val="false"/>
+                <w:bCs w:val="false"/>
+                <w:sz w:val="18"/>
+                <w:szCs w:val="18"/>
+              </w:rPr>
+              <w:t xml:space="preserve">Only their own organization and its current staff (a removed member is out of reach at once); no access to staff's identity documents or earnings</w:t>
+            </w:r>
+          </w:p>
+        </w:tc>
+      </w:tr>
+      <w:tr>
+        <w:trPr>
+          <w:tblHeader w:val="off"/>
+        </w:trPr>
+        <w:tc>
+          <w:tcPr>
+            <w:tcMar>
+              <w:top w:type="dxa" w:w="60"/>
+              <w:left w:type="dxa" w:w="80"/>
+              <w:bottom w:type="dxa" w:w="60"/>
+              <w:right w:type="dxa" w:w="80"/>
+            </w:tcMar>
+          </w:tcPr>
+          <w:p>
+            <w:r>
+              <w:rPr>
+                <w:rFonts w:ascii="Calibri" w:cs="Calibri" w:eastAsia="Calibri" w:hAnsi="Calibri"/>
+                <w:b w:val="false"/>
+                <w:bCs w:val="false"/>
+                <w:sz w:val="18"/>
+                <w:szCs w:val="18"/>
+              </w:rPr>
+              <w:t xml:space="preserve">Staff member (nurse / doctor of an organization)</w:t>
+            </w:r>
+          </w:p>
+        </w:tc>
+        <w:tc>
+          <w:tcPr>
+            <w:tcMar>
+              <w:top w:type="dxa" w:w="60"/>
+              <w:left w:type="dxa" w:w="80"/>
+              <w:bottom w:type="dxa" w:w="60"/>
+              <w:right w:type="dxa" w:w="80"/>
+            </w:tcMar>
+          </w:tcPr>
+          <w:p>
+            <w:r>
+              <w:rPr>
+                <w:rFonts w:ascii="Calibri" w:cs="Calibri" w:eastAsia="Calibri" w:hAnsi="Calibri"/>
+                <w:b w:val="false"/>
+                <w:bCs w:val="false"/>
+                <w:sz w:val="18"/>
+                <w:szCs w:val="18"/>
+              </w:rPr>
+              <w:t xml:space="preserve">As a provider, for bookings assigned to them</w:t>
+            </w:r>
+          </w:p>
+        </w:tc>
+        <w:tc>
+          <w:tcPr>
+            <w:tcMar>
+              <w:top w:type="dxa" w:w="60"/>
+              <w:left w:type="dxa" w:w="80"/>
+              <w:bottom w:type="dxa" w:w="60"/>
+              <w:right w:type="dxa" w:w="80"/>
+            </w:tcMar>
+          </w:tcPr>
+          <w:p>
+            <w:r>
+              <w:rPr>
+                <w:rFonts w:ascii="Calibri" w:cs="Calibri" w:eastAsia="Calibri" w:hAnsi="Calibri"/>
+                <w:b w:val="false"/>
+                <w:bCs w:val="false"/>
+                <w:sz w:val="18"/>
+                <w:szCs w:val="18"/>
+              </w:rPr>
+              <w:t xml:space="preserve">Can't set their own areas, services or prices; no payouts screen (earnings go to the organization)</w:t>
             </w:r>
           </w:p>
         </w:tc>
@@ -7027,6 +7328,77 @@
                 <w:sz w:val="18"/>
                 <w:szCs w:val="18"/>
               </w:rPr>
+              <w:t xml:space="preserve">Staff invites</w:t>
+            </w:r>
+          </w:p>
+        </w:tc>
+        <w:tc>
+          <w:tcPr>
+            <w:tcMar>
+              <w:top w:type="dxa" w:w="60"/>
+              <w:left w:type="dxa" w:w="80"/>
+              <w:bottom w:type="dxa" w:w="60"/>
+              <w:right w:type="dxa" w:w="80"/>
+            </w:tcMar>
+          </w:tcPr>
+          <w:p>
+            <w:r>
+              <w:rPr>
+                <w:rFonts w:ascii="Calibri" w:cs="Calibri" w:eastAsia="Calibri" w:hAnsi="Calibri"/>
+                <w:b w:val="false"/>
+                <w:bCs w:val="false"/>
+                <w:sz w:val="18"/>
+                <w:szCs w:val="18"/>
+              </w:rPr>
+              <w:t xml:space="preserve">Kept (pending ones lapse after 7 days but are not erased)</w:t>
+            </w:r>
+          </w:p>
+        </w:tc>
+        <w:tc>
+          <w:tcPr>
+            <w:tcMar>
+              <w:top w:type="dxa" w:w="60"/>
+              <w:left w:type="dxa" w:w="80"/>
+              <w:bottom w:type="dxa" w:w="60"/>
+              <w:right w:type="dxa" w:w="80"/>
+            </w:tcMar>
+          </w:tcPr>
+          <w:p>
+            <w:r>
+              <w:rPr>
+                <w:rFonts w:ascii="Calibri" w:cs="Calibri" w:eastAsia="Calibri" w:hAnsi="Calibri"/>
+                <w:b w:val="false"/>
+                <w:bCs w:val="false"/>
+                <w:sz w:val="18"/>
+                <w:szCs w:val="18"/>
+              </w:rPr>
+              <w:t xml:space="preserve">Erase invites that were never accepted after a period (e.g. 90 days)</w:t>
+            </w:r>
+          </w:p>
+        </w:tc>
+      </w:tr>
+      <w:tr>
+        <w:trPr>
+          <w:tblHeader w:val="off"/>
+        </w:trPr>
+        <w:tc>
+          <w:tcPr>
+            <w:tcMar>
+              <w:top w:type="dxa" w:w="60"/>
+              <w:left w:type="dxa" w:w="80"/>
+              <w:bottom w:type="dxa" w:w="60"/>
+              <w:right w:type="dxa" w:w="80"/>
+            </w:tcMar>
+          </w:tcPr>
+          <w:p>
+            <w:r>
+              <w:rPr>
+                <w:rFonts w:ascii="Calibri" w:cs="Calibri" w:eastAsia="Calibri" w:hAnsi="Calibri"/>
+                <w:b w:val="false"/>
+                <w:bCs w:val="false"/>
+                <w:sz w:val="18"/>
+                <w:szCs w:val="18"/>
+              </w:rPr>
               <w:t xml:space="preserve">Audit log</w:t>
             </w:r>
           </w:p>
@@ -7564,6 +7936,36 @@
           <w:szCs w:val="21"/>
         </w:rPr>
         <w:t xml:space="preserve"> Review of the privacy policy and terms shown in the app before launch.</w:t>
+      </w:r>
+    </w:p>
+    <w:p>
+      <w:pPr>
+        <w:pStyle w:val="ListParagraph"/>
+        <w:numPr>
+          <w:ilvl w:val="0"/>
+          <w:numId w:val="2"/>
+        </w:numPr>
+        <w:spacing w:after="80"/>
+      </w:pPr>
+      <w:r>
+        <w:rPr>
+          <w:rFonts w:ascii="Calibri" w:cs="Calibri" w:eastAsia="Calibri" w:hAnsi="Calibri"/>
+          <w:b/>
+          <w:bCs/>
+          <w:sz w:val="21"/>
+          <w:szCs w:val="21"/>
+        </w:rPr>
+        <w:t xml:space="preserve">Staff invited by organizations.</w:t>
+      </w:r>
+      <w:r>
+        <w:rPr>
+          <w:rFonts w:ascii="Calibri" w:cs="Calibri" w:eastAsia="Calibri" w:hAnsi="Calibri"/>
+          <w:b w:val="false"/>
+          <w:bCs w:val="false"/>
+          <w:sz w:val="21"/>
+          <w:szCs w:val="21"/>
+        </w:rPr>
+        <w:t xml:space="preserve"> An owner enters a person's name and mobile number to invite them, and we send that number an SMS. Is the owner's assurance enough, or do we need something more before contacting the person? How long may we keep invites that were never accepted?</w:t>
       </w:r>
     </w:p>
     <w:p>
@@ -8024,6 +8426,77 @@
                 <w:szCs w:val="18"/>
               </w:rPr>
               <w:t xml:space="preserve">Organizations: business details, documents, logo, areas and prices; owner and admin access.</w:t>
+            </w:r>
+          </w:p>
+        </w:tc>
+      </w:tr>
+      <w:tr>
+        <w:trPr>
+          <w:tblHeader w:val="off"/>
+        </w:trPr>
+        <w:tc>
+          <w:tcPr>
+            <w:tcMar>
+              <w:top w:type="dxa" w:w="60"/>
+              <w:left w:type="dxa" w:w="80"/>
+              <w:bottom w:type="dxa" w:w="60"/>
+              <w:right w:type="dxa" w:w="80"/>
+            </w:tcMar>
+          </w:tcPr>
+          <w:p>
+            <w:r>
+              <w:rPr>
+                <w:rFonts w:ascii="Calibri" w:cs="Calibri" w:eastAsia="Calibri" w:hAnsi="Calibri"/>
+                <w:b w:val="false"/>
+                <w:bCs w:val="false"/>
+                <w:sz w:val="18"/>
+                <w:szCs w:val="18"/>
+              </w:rPr>
+              <w:t xml:space="preserve">8 Oct 2026</w:t>
+            </w:r>
+          </w:p>
+        </w:tc>
+        <w:tc>
+          <w:tcPr>
+            <w:tcMar>
+              <w:top w:type="dxa" w:w="60"/>
+              <w:left w:type="dxa" w:w="80"/>
+              <w:bottom w:type="dxa" w:w="60"/>
+              <w:right w:type="dxa" w:w="80"/>
+            </w:tcMar>
+          </w:tcPr>
+          <w:p>
+            <w:r>
+              <w:rPr>
+                <w:rFonts w:ascii="Calibri" w:cs="Calibri" w:eastAsia="Calibri" w:hAnsi="Calibri"/>
+                <w:b w:val="false"/>
+                <w:bCs w:val="false"/>
+                <w:sz w:val="18"/>
+                <w:szCs w:val="18"/>
+              </w:rPr>
+              <w:t xml:space="preserve">M3.2</w:t>
+            </w:r>
+          </w:p>
+        </w:tc>
+        <w:tc>
+          <w:tcPr>
+            <w:tcMar>
+              <w:top w:type="dxa" w:w="60"/>
+              <w:left w:type="dxa" w:w="80"/>
+              <w:bottom w:type="dxa" w:w="60"/>
+              <w:right w:type="dxa" w:w="80"/>
+            </w:tcMar>
+          </w:tcPr>
+          <w:p>
+            <w:r>
+              <w:rPr>
+                <w:rFonts w:ascii="Calibri" w:cs="Calibri" w:eastAsia="Calibri" w:hAnsi="Calibri"/>
+                <w:b w:val="false"/>
+                <w:bCs w:val="false"/>
+                <w:sz w:val="18"/>
+                <w:szCs w:val="18"/>
+              </w:rPr>
+              <w:t xml:space="preserve">Staff invites (number and name entered by the owner, SMS invitation) and staff records; what owners see about their staff; removal cuts access at once.</w:t>
             </w:r>
           </w:p>
         </w:tc>

--- a/docs/DATA_INVENTORY.docx
+++ b/docs/DATA_INVENTORY.docx
@@ -2310,7 +2310,7 @@
                 <w:sz w:val="18"/>
                 <w:szCs w:val="18"/>
               </w:rPr>
-              <w:t xml:space="preserve">Mobile number and name as entered by the owner, nurse or doctor, invite status; an SMS invitation is sent to that number</w:t>
+              <w:t xml:space="preserve">Mobile number and name as entered by the owner, nurse or doctor, invite status; an SMS invitation is sent to that number. The SMS contains only the organization's name and the app link, nothing about the person.</w:t>
             </w:r>
           </w:p>
         </w:tc>
@@ -4318,7 +4318,7 @@
                 <w:sz w:val="18"/>
                 <w:szCs w:val="18"/>
               </w:rPr>
-              <w:t xml:space="preserve">Mobile number and the one-time sign-in code; for staff invites, the number and the organization's name</w:t>
+              <w:t xml:space="preserve">Mobile number and the one-time sign-in code; for staff invites, the number, the organization's name and the app link (nothing else about the person)</w:t>
             </w:r>
           </w:p>
         </w:tc>
@@ -7350,29 +7350,29 @@
                 <w:sz w:val="18"/>
                 <w:szCs w:val="18"/>
               </w:rPr>
-              <w:t xml:space="preserve">Kept (pending ones lapse after 7 days but are not erased)</w:t>
-            </w:r>
-          </w:p>
-        </w:tc>
-        <w:tc>
-          <w:tcPr>
-            <w:tcMar>
-              <w:top w:type="dxa" w:w="60"/>
-              <w:left w:type="dxa" w:w="80"/>
-              <w:bottom w:type="dxa" w:w="60"/>
-              <w:right w:type="dxa" w:w="80"/>
-            </w:tcMar>
-          </w:tcPr>
-          <w:p>
-            <w:r>
-              <w:rPr>
-                <w:rFonts w:ascii="Calibri" w:cs="Calibri" w:eastAsia="Calibri" w:hAnsi="Calibri"/>
-                <w:b w:val="false"/>
-                <w:bCs w:val="false"/>
-                <w:sz w:val="18"/>
-                <w:szCs w:val="18"/>
-              </w:rPr>
-              <w:t xml:space="preserve">Erase invites that were never accepted after a period (e.g. 90 days)</w:t>
+              <w:t xml:space="preserve">Invites are valid 7 days. One never accepted (expired, declined or revoked) is deleted — number and name — 30 days after it expired, by a daily job; the organization keeps only an anonymous count. Accepted invites are kept with the staff member's account.</w:t>
+            </w:r>
+          </w:p>
+        </w:tc>
+        <w:tc>
+          <w:tcPr>
+            <w:tcMar>
+              <w:top w:type="dxa" w:w="60"/>
+              <w:left w:type="dxa" w:w="80"/>
+              <w:bottom w:type="dxa" w:w="60"/>
+              <w:right w:type="dxa" w:w="80"/>
+            </w:tcMar>
+          </w:tcPr>
+          <w:p>
+            <w:r>
+              <w:rPr>
+                <w:rFonts w:ascii="Calibri" w:cs="Calibri" w:eastAsia="Calibri" w:hAnsi="Calibri"/>
+                <w:b w:val="false"/>
+                <w:bCs w:val="false"/>
+                <w:sz w:val="18"/>
+                <w:szCs w:val="18"/>
+              </w:rPr>
+              <w:t xml:space="preserve">Default pending counsel's answer to question 11</w:t>
             </w:r>
           </w:p>
         </w:tc>
@@ -7965,7 +7965,27 @@
           <w:sz w:val="21"/>
           <w:szCs w:val="21"/>
         </w:rPr>
-        <w:t xml:space="preserve"> An owner enters a person's name and mobile number to invite them, and we send that number an SMS. Is the owner's assurance enough, or do we need something more before contacting the person? How long may we keep invites that were never accepted?</w:t>
+        <w:t xml:space="preserve"> An owner enters a person's name and mobile number to invite them, and we send that number an SMS. Is the owner's assurance enough, or do we need something more before contacting the person? How long may we keep invites that were never accepted? </w:t>
+      </w:r>
+      <w:r>
+        <w:rPr>
+          <w:rFonts w:ascii="Calibri" w:cs="Calibri" w:eastAsia="Calibri" w:hAnsi="Calibri"/>
+          <w:b/>
+          <w:bCs/>
+          <w:sz w:val="21"/>
+          <w:szCs w:val="21"/>
+        </w:rPr>
+        <w:t xml:space="preserve">Default applied until you answer:</w:t>
+      </w:r>
+      <w:r>
+        <w:rPr>
+          <w:rFonts w:ascii="Calibri" w:cs="Calibri" w:eastAsia="Calibri" w:hAnsi="Calibri"/>
+          <w:b w:val="false"/>
+          <w:bCs w:val="false"/>
+          <w:sz w:val="21"/>
+          <w:szCs w:val="21"/>
+        </w:rPr>
+        <w:t xml:space="preserve"> the SMS contains only the organization's name and the app link, and invites not accepted within their 7-day validity are deleted (number and name) 30 days after they expire, keeping only an anonymous count for the organization's statistics. Please confirm or change.</w:t>
       </w:r>
     </w:p>
     <w:p>
@@ -8497,6 +8517,77 @@
                 <w:szCs w:val="18"/>
               </w:rPr>
               <w:t xml:space="preserve">Staff invites (number and name entered by the owner, SMS invitation) and staff records; what owners see about their staff; removal cuts access at once.</w:t>
+            </w:r>
+          </w:p>
+        </w:tc>
+      </w:tr>
+      <w:tr>
+        <w:trPr>
+          <w:tblHeader w:val="off"/>
+        </w:trPr>
+        <w:tc>
+          <w:tcPr>
+            <w:tcMar>
+              <w:top w:type="dxa" w:w="60"/>
+              <w:left w:type="dxa" w:w="80"/>
+              <w:bottom w:type="dxa" w:w="60"/>
+              <w:right w:type="dxa" w:w="80"/>
+            </w:tcMar>
+          </w:tcPr>
+          <w:p>
+            <w:r>
+              <w:rPr>
+                <w:rFonts w:ascii="Calibri" w:cs="Calibri" w:eastAsia="Calibri" w:hAnsi="Calibri"/>
+                <w:b w:val="false"/>
+                <w:bCs w:val="false"/>
+                <w:sz w:val="18"/>
+                <w:szCs w:val="18"/>
+              </w:rPr>
+              <w:t xml:space="preserve">8 Oct 2026</w:t>
+            </w:r>
+          </w:p>
+        </w:tc>
+        <w:tc>
+          <w:tcPr>
+            <w:tcMar>
+              <w:top w:type="dxa" w:w="60"/>
+              <w:left w:type="dxa" w:w="80"/>
+              <w:bottom w:type="dxa" w:w="60"/>
+              <w:right w:type="dxa" w:w="80"/>
+            </w:tcMar>
+          </w:tcPr>
+          <w:p>
+            <w:r>
+              <w:rPr>
+                <w:rFonts w:ascii="Calibri" w:cs="Calibri" w:eastAsia="Calibri" w:hAnsi="Calibri"/>
+                <w:b w:val="false"/>
+                <w:bCs w:val="false"/>
+                <w:sz w:val="18"/>
+                <w:szCs w:val="18"/>
+              </w:rPr>
+              <w:t xml:space="preserve">M3.2</w:t>
+            </w:r>
+          </w:p>
+        </w:tc>
+        <w:tc>
+          <w:tcPr>
+            <w:tcMar>
+              <w:top w:type="dxa" w:w="60"/>
+              <w:left w:type="dxa" w:w="80"/>
+              <w:bottom w:type="dxa" w:w="60"/>
+              <w:right w:type="dxa" w:w="80"/>
+            </w:tcMar>
+          </w:tcPr>
+          <w:p>
+            <w:r>
+              <w:rPr>
+                <w:rFonts w:ascii="Calibri" w:cs="Calibri" w:eastAsia="Calibri" w:hAnsi="Calibri"/>
+                <w:b w:val="false"/>
+                <w:bCs w:val="false"/>
+                <w:sz w:val="18"/>
+                <w:szCs w:val="18"/>
+              </w:rPr>
+              <w:t xml:space="preserve">Default for staff invites until question 11 is answered: SMS limited to the organization's name and the app link; never-accepted invites deleted 30 days after expiry, count only.</w:t>
             </w:r>
           </w:p>
         </w:tc>

--- a/docs/DATA_INVENTORY.docx
+++ b/docs/DATA_INVENTORY.docx
@@ -64,7 +64,7 @@
           <w:sz w:val="21"/>
           <w:szCs w:val="21"/>
         </w:rPr>
-        <w:t xml:space="preserve"> 8 October 2026 (through build milestone M3.2)</w:t>
+        <w:t xml:space="preserve"> 8 October 2026 (through build milestone M3.3)</w:t>
       </w:r>
     </w:p>
     <w:p>
@@ -351,7 +351,7 @@
           <w:sz w:val="21"/>
           <w:szCs w:val="21"/>
         </w:rPr>
-        <w:t xml:space="preserve"> (nursing centers, clinics, labs, elderly-care companies): set-up, verification and their teams of nurses and doctors (staff). Organization bookings come next and will be added here before they launch.</w:t>
+        <w:t xml:space="preserve"> (nursing centers, clinics, labs, elderly-care companies): set-up, verification, their teams of nurses and doctors (staff), and bookings made with an organization, which its owner assigns to a staff member.</w:t>
       </w:r>
     </w:p>
     <w:p>
@@ -5664,29 +5664,29 @@
                 <w:sz w:val="18"/>
                 <w:szCs w:val="18"/>
               </w:rPr>
-              <w:t xml:space="preserve">Their organization's details, documents, areas, services and prices; their staff's name, phone, gender, photo, verification status, services, areas, weekly hours and performance; their pending invites</w:t>
-            </w:r>
-          </w:p>
-        </w:tc>
-        <w:tc>
-          <w:tcPr>
-            <w:tcMar>
-              <w:top w:type="dxa" w:w="60"/>
-              <w:left w:type="dxa" w:w="80"/>
-              <w:bottom w:type="dxa" w:w="60"/>
-              <w:right w:type="dxa" w:w="80"/>
-            </w:tcMar>
-          </w:tcPr>
-          <w:p>
-            <w:r>
-              <w:rPr>
-                <w:rFonts w:ascii="Calibri" w:cs="Calibri" w:eastAsia="Calibri" w:hAnsi="Calibri"/>
-                <w:b w:val="false"/>
-                <w:bCs w:val="false"/>
-                <w:sz w:val="18"/>
-                <w:szCs w:val="18"/>
-              </w:rPr>
-              <w:t xml:space="preserve">Only their own organization and its current staff (a removed member is out of reach at once); no access to staff's identity documents or earnings</w:t>
+              <w:t xml:space="preserve">Their organization's details, documents, areas, services and prices; their staff's name, phone, gender, photo, verification status, services, areas, weekly hours and performance; their pending invites; their organization's bookings: service, time, area, preferred gender, price and status, plus — once a staff member is assigned — the patient's name, phone and full address</w:t>
+            </w:r>
+          </w:p>
+        </w:tc>
+        <w:tc>
+          <w:tcPr>
+            <w:tcMar>
+              <w:top w:type="dxa" w:w="60"/>
+              <w:left w:type="dxa" w:w="80"/>
+              <w:bottom w:type="dxa" w:w="60"/>
+              <w:right w:type="dxa" w:w="80"/>
+            </w:tcMar>
+          </w:tcPr>
+          <w:p>
+            <w:r>
+              <w:rPr>
+                <w:rFonts w:ascii="Calibri" w:cs="Calibri" w:eastAsia="Calibri" w:hAnsi="Calibri"/>
+                <w:b w:val="false"/>
+                <w:bCs w:val="false"/>
+                <w:sz w:val="18"/>
+                <w:szCs w:val="18"/>
+              </w:rPr>
+              <w:t xml:space="preserve">Only their own organization; never booking notes, the medical profile or visit reports (only the assigned staff member, under the provider rules); no access to staff's identity documents or earnings</w:t>
             </w:r>
           </w:p>
         </w:tc>
@@ -5713,6 +5713,77 @@
                 <w:sz w:val="18"/>
                 <w:szCs w:val="18"/>
               </w:rPr>
+              <w:t xml:space="preserve">Owner of another organization (fallback)</w:t>
+            </w:r>
+          </w:p>
+        </w:tc>
+        <w:tc>
+          <w:tcPr>
+            <w:tcMar>
+              <w:top w:type="dxa" w:w="60"/>
+              <w:left w:type="dxa" w:w="80"/>
+              <w:bottom w:type="dxa" w:w="60"/>
+              <w:right w:type="dxa" w:w="80"/>
+            </w:tcMar>
+          </w:tcPr>
+          <w:p>
+            <w:r>
+              <w:rPr>
+                <w:rFonts w:ascii="Calibri" w:cs="Calibri" w:eastAsia="Calibri" w:hAnsi="Calibri"/>
+                <w:b w:val="false"/>
+                <w:bCs w:val="false"/>
+                <w:sz w:val="18"/>
+                <w:szCs w:val="18"/>
+              </w:rPr>
+              <w:t xml:space="preserve">A request offered to them after the original organization's deadline: service, time, area, preferred gender and price</w:t>
+            </w:r>
+          </w:p>
+        </w:tc>
+        <w:tc>
+          <w:tcPr>
+            <w:tcMar>
+              <w:top w:type="dxa" w:w="60"/>
+              <w:left w:type="dxa" w:w="80"/>
+              <w:bottom w:type="dxa" w:w="60"/>
+              <w:right w:type="dxa" w:w="80"/>
+            </w:tcMar>
+          </w:tcPr>
+          <w:p>
+            <w:r>
+              <w:rPr>
+                <w:rFonts w:ascii="Calibri" w:cs="Calibri" w:eastAsia="Calibri" w:hAnsi="Calibri"/>
+                <w:b w:val="false"/>
+                <w:bCs w:val="false"/>
+                <w:sz w:val="18"/>
+                <w:szCs w:val="18"/>
+              </w:rPr>
+              <w:t xml:space="preserve">No patient details unless they take it by assigning a staff member; then as above</w:t>
+            </w:r>
+          </w:p>
+        </w:tc>
+      </w:tr>
+      <w:tr>
+        <w:trPr>
+          <w:tblHeader w:val="off"/>
+        </w:trPr>
+        <w:tc>
+          <w:tcPr>
+            <w:tcMar>
+              <w:top w:type="dxa" w:w="60"/>
+              <w:left w:type="dxa" w:w="80"/>
+              <w:bottom w:type="dxa" w:w="60"/>
+              <w:right w:type="dxa" w:w="80"/>
+            </w:tcMar>
+          </w:tcPr>
+          <w:p>
+            <w:r>
+              <w:rPr>
+                <w:rFonts w:ascii="Calibri" w:cs="Calibri" w:eastAsia="Calibri" w:hAnsi="Calibri"/>
+                <w:b w:val="false"/>
+                <w:bCs w:val="false"/>
+                <w:sz w:val="18"/>
+                <w:szCs w:val="18"/>
+              </w:rPr>
               <w:t xml:space="preserve">Staff member (nurse / doctor of an organization)</w:t>
             </w:r>
           </w:p>
@@ -5735,29 +5806,29 @@
                 <w:sz w:val="18"/>
                 <w:szCs w:val="18"/>
               </w:rPr>
-              <w:t xml:space="preserve">As a provider, for bookings assigned to them</w:t>
-            </w:r>
-          </w:p>
-        </w:tc>
-        <w:tc>
-          <w:tcPr>
-            <w:tcMar>
-              <w:top w:type="dxa" w:w="60"/>
-              <w:left w:type="dxa" w:w="80"/>
-              <w:bottom w:type="dxa" w:w="60"/>
-              <w:right w:type="dxa" w:w="80"/>
-            </w:tcMar>
-          </w:tcPr>
-          <w:p>
-            <w:r>
-              <w:rPr>
-                <w:rFonts w:ascii="Calibri" w:cs="Calibri" w:eastAsia="Calibri" w:hAnsi="Calibri"/>
-                <w:b w:val="false"/>
-                <w:bCs w:val="false"/>
-                <w:sz w:val="18"/>
-                <w:szCs w:val="18"/>
-              </w:rPr>
-              <w:t xml:space="preserve">Can't set their own areas, services or prices; no payouts screen (earnings go to the organization)</w:t>
+              <w:t xml:space="preserve">As a provider, for bookings assigned to them by their owner (or accepted from the owner's "send to all")</w:t>
+            </w:r>
+          </w:p>
+        </w:tc>
+        <w:tc>
+          <w:tcPr>
+            <w:tcMar>
+              <w:top w:type="dxa" w:w="60"/>
+              <w:left w:type="dxa" w:w="80"/>
+              <w:bottom w:type="dxa" w:w="60"/>
+              <w:right w:type="dxa" w:w="80"/>
+            </w:tcMar>
+          </w:tcPr>
+          <w:p>
+            <w:r>
+              <w:rPr>
+                <w:rFonts w:ascii="Calibri" w:cs="Calibri" w:eastAsia="Calibri" w:hAnsi="Calibri"/>
+                <w:b w:val="false"/>
+                <w:bCs w:val="false"/>
+                <w:sz w:val="18"/>
+                <w:szCs w:val="18"/>
+              </w:rPr>
+              <w:t xml:space="preserve">Can't set their own areas, services or prices; no payouts screen (earnings go to the organization); loses access to a booking and its chat as soon as they're reassigned or removed</w:t>
             </w:r>
           </w:p>
         </w:tc>
@@ -8588,6 +8659,77 @@
                 <w:szCs w:val="18"/>
               </w:rPr>
               <w:t xml:space="preserve">Default for staff invites until question 11 is answered: SMS limited to the organization's name and the app link; never-accepted invites deleted 30 days after expiry, count only.</w:t>
+            </w:r>
+          </w:p>
+        </w:tc>
+      </w:tr>
+      <w:tr>
+        <w:trPr>
+          <w:tblHeader w:val="off"/>
+        </w:trPr>
+        <w:tc>
+          <w:tcPr>
+            <w:tcMar>
+              <w:top w:type="dxa" w:w="60"/>
+              <w:left w:type="dxa" w:w="80"/>
+              <w:bottom w:type="dxa" w:w="60"/>
+              <w:right w:type="dxa" w:w="80"/>
+            </w:tcMar>
+          </w:tcPr>
+          <w:p>
+            <w:r>
+              <w:rPr>
+                <w:rFonts w:ascii="Calibri" w:cs="Calibri" w:eastAsia="Calibri" w:hAnsi="Calibri"/>
+                <w:b w:val="false"/>
+                <w:bCs w:val="false"/>
+                <w:sz w:val="18"/>
+                <w:szCs w:val="18"/>
+              </w:rPr>
+              <w:t xml:space="preserve">8 Oct 2026</w:t>
+            </w:r>
+          </w:p>
+        </w:tc>
+        <w:tc>
+          <w:tcPr>
+            <w:tcMar>
+              <w:top w:type="dxa" w:w="60"/>
+              <w:left w:type="dxa" w:w="80"/>
+              <w:bottom w:type="dxa" w:w="60"/>
+              <w:right w:type="dxa" w:w="80"/>
+            </w:tcMar>
+          </w:tcPr>
+          <w:p>
+            <w:r>
+              <w:rPr>
+                <w:rFonts w:ascii="Calibri" w:cs="Calibri" w:eastAsia="Calibri" w:hAnsi="Calibri"/>
+                <w:b w:val="false"/>
+                <w:bCs w:val="false"/>
+                <w:sz w:val="18"/>
+                <w:szCs w:val="18"/>
+              </w:rPr>
+              <w:t xml:space="preserve">M3.3</w:t>
+            </w:r>
+          </w:p>
+        </w:tc>
+        <w:tc>
+          <w:tcPr>
+            <w:tcMar>
+              <w:top w:type="dxa" w:w="60"/>
+              <w:left w:type="dxa" w:w="80"/>
+              <w:bottom w:type="dxa" w:w="60"/>
+              <w:right w:type="dxa" w:w="80"/>
+            </w:tcMar>
+          </w:tcPr>
+          <w:p>
+            <w:r>
+              <w:rPr>
+                <w:rFonts w:ascii="Calibri" w:cs="Calibri" w:eastAsia="Calibri" w:hAnsi="Calibri"/>
+                <w:b w:val="false"/>
+                <w:bCs w:val="false"/>
+                <w:sz w:val="18"/>
+                <w:szCs w:val="18"/>
+              </w:rPr>
+              <w:t xml:space="preserve">Organization bookings: what owners see (operational details; patient name, phone and address after assignment; never notes or medical data); fallback offers to other organizations; staff lose access when reassigned or removed.</w:t>
             </w:r>
           </w:p>
         </w:tc>

--- a/docs/DATA_INVENTORY.docx
+++ b/docs/DATA_INVENTORY.docx
@@ -64,7 +64,7 @@
           <w:sz w:val="21"/>
           <w:szCs w:val="21"/>
         </w:rPr>
-        <w:t xml:space="preserve"> 8 October 2026 (through build milestone M3.3)</w:t>
+        <w:t xml:space="preserve"> 8 October 2026 (through build milestone M3.4)</w:t>
       </w:r>
     </w:p>
     <w:p>
@@ -351,7 +351,7 @@
           <w:sz w:val="21"/>
           <w:szCs w:val="21"/>
         </w:rPr>
-        <w:t xml:space="preserve"> (nursing centers, clinics, labs, elderly-care companies): set-up, verification, their teams of nurses and doctors (staff), and bookings made with an organization, which its owner assigns to a staff member.</w:t>
+        <w:t xml:space="preserve"> (nursing centers, clinics, labs, elderly-care companies): set-up, verification, their teams of nurses and doctors (staff), bookings made with an organization (its owner assigns a staff member), and their finances: earnings, payouts, plans, monthly statements and their own packages.</w:t>
       </w:r>
     </w:p>
     <w:p>
@@ -2611,95 +2611,95 @@
                 <w:sz w:val="18"/>
                 <w:szCs w:val="18"/>
               </w:rPr>
-              <w:t xml:space="preserve">Earnings records</w:t>
-            </w:r>
-          </w:p>
-        </w:tc>
-        <w:tc>
-          <w:tcPr>
-            <w:tcMar>
-              <w:top w:type="dxa" w:w="60"/>
-              <w:left w:type="dxa" w:w="80"/>
-              <w:bottom w:type="dxa" w:w="60"/>
-              <w:right w:type="dxa" w:w="80"/>
-            </w:tcMar>
-          </w:tcPr>
-          <w:p>
-            <w:r>
-              <w:rPr>
-                <w:rFonts w:ascii="Calibri" w:cs="Calibri" w:eastAsia="Calibri" w:hAnsi="Calibri"/>
-                <w:b w:val="false"/>
-                <w:bCs w:val="false"/>
-                <w:sz w:val="18"/>
-                <w:szCs w:val="18"/>
-              </w:rPr>
-              <w:t xml:space="preserve">Nurses and doctors</w:t>
-            </w:r>
-          </w:p>
-        </w:tc>
-        <w:tc>
-          <w:tcPr>
-            <w:tcMar>
-              <w:top w:type="dxa" w:w="60"/>
-              <w:left w:type="dxa" w:w="80"/>
-              <w:bottom w:type="dxa" w:w="60"/>
-              <w:right w:type="dxa" w:w="80"/>
-            </w:tcMar>
-          </w:tcPr>
-          <w:p>
-            <w:r>
-              <w:rPr>
-                <w:rFonts w:ascii="Calibri" w:cs="Calibri" w:eastAsia="Calibri" w:hAnsi="Calibri"/>
-                <w:b w:val="false"/>
-                <w:bCs w:val="false"/>
-                <w:sz w:val="18"/>
-                <w:szCs w:val="18"/>
-              </w:rPr>
-              <w:t xml:space="preserve">Running balance and its entries: earnings from card visits, commission owed on cash visits, commission paid, discounts reimbursed, referral rewards, dispute deductions, adjustments; each payout with its statement</w:t>
-            </w:r>
-          </w:p>
-        </w:tc>
-        <w:tc>
-          <w:tcPr>
-            <w:tcMar>
-              <w:top w:type="dxa" w:w="60"/>
-              <w:left w:type="dxa" w:w="80"/>
-              <w:bottom w:type="dxa" w:w="60"/>
-              <w:right w:type="dxa" w:w="80"/>
-            </w:tcMar>
-          </w:tcPr>
-          <w:p>
-            <w:r>
-              <w:rPr>
-                <w:rFonts w:ascii="Calibri" w:cs="Calibri" w:eastAsia="Calibri" w:hAnsi="Calibri"/>
-                <w:b w:val="false"/>
-                <w:bCs w:val="false"/>
-                <w:sz w:val="18"/>
-                <w:szCs w:val="18"/>
-              </w:rPr>
-              <w:t xml:space="preserve">Paying providers and settling commission</w:t>
-            </w:r>
-          </w:p>
-        </w:tc>
-        <w:tc>
-          <w:tcPr>
-            <w:tcMar>
-              <w:top w:type="dxa" w:w="60"/>
-              <w:left w:type="dxa" w:w="80"/>
-              <w:bottom w:type="dxa" w:w="60"/>
-              <w:right w:type="dxa" w:w="80"/>
-            </w:tcMar>
-          </w:tcPr>
-          <w:p>
-            <w:r>
-              <w:rPr>
-                <w:rFonts w:ascii="Calibri" w:cs="Calibri" w:eastAsia="Calibri" w:hAnsi="Calibri"/>
-                <w:b w:val="false"/>
-                <w:bCs w:val="false"/>
-                <w:sz w:val="18"/>
-                <w:szCs w:val="18"/>
-              </w:rPr>
-              <w:t xml:space="preserve">No (financial)</w:t>
+              <w:t xml:space="preserve">Organization finances</w:t>
+            </w:r>
+          </w:p>
+        </w:tc>
+        <w:tc>
+          <w:tcPr>
+            <w:tcMar>
+              <w:top w:type="dxa" w:w="60"/>
+              <w:left w:type="dxa" w:w="80"/>
+              <w:bottom w:type="dxa" w:w="60"/>
+              <w:right w:type="dxa" w:w="80"/>
+            </w:tcMar>
+          </w:tcPr>
+          <w:p>
+            <w:r>
+              <w:rPr>
+                <w:rFonts w:ascii="Calibri" w:cs="Calibri" w:eastAsia="Calibri" w:hAnsi="Calibri"/>
+                <w:b w:val="false"/>
+                <w:bCs w:val="false"/>
+                <w:sz w:val="18"/>
+                <w:szCs w:val="18"/>
+              </w:rPr>
+              <w:t xml:space="preserve">Organizations</w:t>
+            </w:r>
+          </w:p>
+        </w:tc>
+        <w:tc>
+          <w:tcPr>
+            <w:tcMar>
+              <w:top w:type="dxa" w:w="60"/>
+              <w:left w:type="dxa" w:w="80"/>
+              <w:bottom w:type="dxa" w:w="60"/>
+              <w:right w:type="dxa" w:w="80"/>
+            </w:tcMar>
+          </w:tcPr>
+          <w:p>
+            <w:r>
+              <w:rPr>
+                <w:rFonts w:ascii="Calibri" w:cs="Calibri" w:eastAsia="Calibri" w:hAnsi="Calibri"/>
+                <w:b w:val="false"/>
+                <w:bCs w:val="false"/>
+                <w:sz w:val="18"/>
+                <w:szCs w:val="18"/>
+              </w:rPr>
+              <w:t xml:space="preserve">Earnings ledger (visit earnings, commission, plan fees and credits), payout details (encrypted account number), payouts with statements, monthly statements of platform charges (PDF), plan and its billing period, dashboard and report figures built from their bookings</w:t>
+            </w:r>
+          </w:p>
+        </w:tc>
+        <w:tc>
+          <w:tcPr>
+            <w:tcMar>
+              <w:top w:type="dxa" w:w="60"/>
+              <w:left w:type="dxa" w:w="80"/>
+              <w:bottom w:type="dxa" w:w="60"/>
+              <w:right w:type="dxa" w:w="80"/>
+            </w:tcMar>
+          </w:tcPr>
+          <w:p>
+            <w:r>
+              <w:rPr>
+                <w:rFonts w:ascii="Calibri" w:cs="Calibri" w:eastAsia="Calibri" w:hAnsi="Calibri"/>
+                <w:b w:val="false"/>
+                <w:bCs w:val="false"/>
+                <w:sz w:val="18"/>
+                <w:szCs w:val="18"/>
+              </w:rPr>
+              <w:t xml:space="preserve">Paying organizations, billing their plan, showing their performance</w:t>
+            </w:r>
+          </w:p>
+        </w:tc>
+        <w:tc>
+          <w:tcPr>
+            <w:tcMar>
+              <w:top w:type="dxa" w:w="60"/>
+              <w:left w:type="dxa" w:w="80"/>
+              <w:bottom w:type="dxa" w:w="60"/>
+              <w:right w:type="dxa" w:w="80"/>
+            </w:tcMar>
+          </w:tcPr>
+          <w:p>
+            <w:r>
+              <w:rPr>
+                <w:rFonts w:ascii="Calibri" w:cs="Calibri" w:eastAsia="Calibri" w:hAnsi="Calibri"/>
+                <w:b w:val="false"/>
+                <w:bCs w:val="false"/>
+                <w:sz w:val="18"/>
+                <w:szCs w:val="18"/>
+              </w:rPr>
+              <w:t xml:space="preserve">Financial (account number encrypted)</w:t>
             </w:r>
           </w:p>
         </w:tc>
@@ -2726,7 +2726,7 @@
                 <w:sz w:val="18"/>
                 <w:szCs w:val="18"/>
               </w:rPr>
-              <w:t xml:space="preserve">Payout details</w:t>
+              <w:t xml:space="preserve">Earnings records</w:t>
             </w:r>
           </w:p>
         </w:tc>
@@ -2770,51 +2770,51 @@
                 <w:sz w:val="18"/>
                 <w:szCs w:val="18"/>
               </w:rPr>
-              <w:t xml:space="preserve">Account holder name; bank name and IBAN / account number, or mobile-wallet provider and number</w:t>
-            </w:r>
-          </w:p>
-        </w:tc>
-        <w:tc>
-          <w:tcPr>
-            <w:tcMar>
-              <w:top w:type="dxa" w:w="60"/>
-              <w:left w:type="dxa" w:w="80"/>
-              <w:bottom w:type="dxa" w:w="60"/>
-              <w:right w:type="dxa" w:w="80"/>
-            </w:tcMar>
-          </w:tcPr>
-          <w:p>
-            <w:r>
-              <w:rPr>
-                <w:rFonts w:ascii="Calibri" w:cs="Calibri" w:eastAsia="Calibri" w:hAnsi="Calibri"/>
-                <w:b w:val="false"/>
-                <w:bCs w:val="false"/>
-                <w:sz w:val="18"/>
-                <w:szCs w:val="18"/>
-              </w:rPr>
-              <w:t xml:space="preserve">Paying out earnings</w:t>
-            </w:r>
-          </w:p>
-        </w:tc>
-        <w:tc>
-          <w:tcPr>
-            <w:tcMar>
-              <w:top w:type="dxa" w:w="60"/>
-              <w:left w:type="dxa" w:w="80"/>
-              <w:bottom w:type="dxa" w:w="60"/>
-              <w:right w:type="dxa" w:w="80"/>
-            </w:tcMar>
-          </w:tcPr>
-          <w:p>
-            <w:r>
-              <w:rPr>
-                <w:rFonts w:ascii="Calibri" w:cs="Calibri" w:eastAsia="Calibri" w:hAnsi="Calibri"/>
-                <w:b w:val="false"/>
-                <w:bCs w:val="false"/>
-                <w:sz w:val="18"/>
-                <w:szCs w:val="18"/>
-              </w:rPr>
-              <w:t xml:space="preserve">Financial (account number encrypted)</w:t>
+              <w:t xml:space="preserve">Running balance and its entries: earnings from card visits, commission owed on cash visits, commission paid, discounts reimbursed, referral rewards, dispute deductions, adjustments; each payout with its statement</w:t>
+            </w:r>
+          </w:p>
+        </w:tc>
+        <w:tc>
+          <w:tcPr>
+            <w:tcMar>
+              <w:top w:type="dxa" w:w="60"/>
+              <w:left w:type="dxa" w:w="80"/>
+              <w:bottom w:type="dxa" w:w="60"/>
+              <w:right w:type="dxa" w:w="80"/>
+            </w:tcMar>
+          </w:tcPr>
+          <w:p>
+            <w:r>
+              <w:rPr>
+                <w:rFonts w:ascii="Calibri" w:cs="Calibri" w:eastAsia="Calibri" w:hAnsi="Calibri"/>
+                <w:b w:val="false"/>
+                <w:bCs w:val="false"/>
+                <w:sz w:val="18"/>
+                <w:szCs w:val="18"/>
+              </w:rPr>
+              <w:t xml:space="preserve">Paying providers and settling commission</w:t>
+            </w:r>
+          </w:p>
+        </w:tc>
+        <w:tc>
+          <w:tcPr>
+            <w:tcMar>
+              <w:top w:type="dxa" w:w="60"/>
+              <w:left w:type="dxa" w:w="80"/>
+              <w:bottom w:type="dxa" w:w="60"/>
+              <w:right w:type="dxa" w:w="80"/>
+            </w:tcMar>
+          </w:tcPr>
+          <w:p>
+            <w:r>
+              <w:rPr>
+                <w:rFonts w:ascii="Calibri" w:cs="Calibri" w:eastAsia="Calibri" w:hAnsi="Calibri"/>
+                <w:b w:val="false"/>
+                <w:bCs w:val="false"/>
+                <w:sz w:val="18"/>
+                <w:szCs w:val="18"/>
+              </w:rPr>
+              <w:t xml:space="preserve">No (financial)</w:t>
             </w:r>
           </w:p>
         </w:tc>
@@ -2841,6 +2841,121 @@
                 <w:sz w:val="18"/>
                 <w:szCs w:val="18"/>
               </w:rPr>
+              <w:t xml:space="preserve">Payout details</w:t>
+            </w:r>
+          </w:p>
+        </w:tc>
+        <w:tc>
+          <w:tcPr>
+            <w:tcMar>
+              <w:top w:type="dxa" w:w="60"/>
+              <w:left w:type="dxa" w:w="80"/>
+              <w:bottom w:type="dxa" w:w="60"/>
+              <w:right w:type="dxa" w:w="80"/>
+            </w:tcMar>
+          </w:tcPr>
+          <w:p>
+            <w:r>
+              <w:rPr>
+                <w:rFonts w:ascii="Calibri" w:cs="Calibri" w:eastAsia="Calibri" w:hAnsi="Calibri"/>
+                <w:b w:val="false"/>
+                <w:bCs w:val="false"/>
+                <w:sz w:val="18"/>
+                <w:szCs w:val="18"/>
+              </w:rPr>
+              <w:t xml:space="preserve">Nurses and doctors</w:t>
+            </w:r>
+          </w:p>
+        </w:tc>
+        <w:tc>
+          <w:tcPr>
+            <w:tcMar>
+              <w:top w:type="dxa" w:w="60"/>
+              <w:left w:type="dxa" w:w="80"/>
+              <w:bottom w:type="dxa" w:w="60"/>
+              <w:right w:type="dxa" w:w="80"/>
+            </w:tcMar>
+          </w:tcPr>
+          <w:p>
+            <w:r>
+              <w:rPr>
+                <w:rFonts w:ascii="Calibri" w:cs="Calibri" w:eastAsia="Calibri" w:hAnsi="Calibri"/>
+                <w:b w:val="false"/>
+                <w:bCs w:val="false"/>
+                <w:sz w:val="18"/>
+                <w:szCs w:val="18"/>
+              </w:rPr>
+              <w:t xml:space="preserve">Account holder name; bank name and IBAN / account number, or mobile-wallet provider and number</w:t>
+            </w:r>
+          </w:p>
+        </w:tc>
+        <w:tc>
+          <w:tcPr>
+            <w:tcMar>
+              <w:top w:type="dxa" w:w="60"/>
+              <w:left w:type="dxa" w:w="80"/>
+              <w:bottom w:type="dxa" w:w="60"/>
+              <w:right w:type="dxa" w:w="80"/>
+            </w:tcMar>
+          </w:tcPr>
+          <w:p>
+            <w:r>
+              <w:rPr>
+                <w:rFonts w:ascii="Calibri" w:cs="Calibri" w:eastAsia="Calibri" w:hAnsi="Calibri"/>
+                <w:b w:val="false"/>
+                <w:bCs w:val="false"/>
+                <w:sz w:val="18"/>
+                <w:szCs w:val="18"/>
+              </w:rPr>
+              <w:t xml:space="preserve">Paying out earnings</w:t>
+            </w:r>
+          </w:p>
+        </w:tc>
+        <w:tc>
+          <w:tcPr>
+            <w:tcMar>
+              <w:top w:type="dxa" w:w="60"/>
+              <w:left w:type="dxa" w:w="80"/>
+              <w:bottom w:type="dxa" w:w="60"/>
+              <w:right w:type="dxa" w:w="80"/>
+            </w:tcMar>
+          </w:tcPr>
+          <w:p>
+            <w:r>
+              <w:rPr>
+                <w:rFonts w:ascii="Calibri" w:cs="Calibri" w:eastAsia="Calibri" w:hAnsi="Calibri"/>
+                <w:b w:val="false"/>
+                <w:bCs w:val="false"/>
+                <w:sz w:val="18"/>
+                <w:szCs w:val="18"/>
+              </w:rPr>
+              <w:t xml:space="preserve">Financial (account number encrypted)</w:t>
+            </w:r>
+          </w:p>
+        </w:tc>
+      </w:tr>
+      <w:tr>
+        <w:trPr>
+          <w:tblHeader w:val="off"/>
+        </w:trPr>
+        <w:tc>
+          <w:tcPr>
+            <w:tcMar>
+              <w:top w:type="dxa" w:w="60"/>
+              <w:left w:type="dxa" w:w="80"/>
+              <w:bottom w:type="dxa" w:w="60"/>
+              <w:right w:type="dxa" w:w="80"/>
+            </w:tcMar>
+          </w:tcPr>
+          <w:p>
+            <w:r>
+              <w:rPr>
+                <w:rFonts w:ascii="Calibri" w:cs="Calibri" w:eastAsia="Calibri" w:hAnsi="Calibri"/>
+                <w:b w:val="false"/>
+                <w:bCs w:val="false"/>
+                <w:sz w:val="18"/>
+                <w:szCs w:val="18"/>
+              </w:rPr>
               <w:t xml:space="preserve">Package purchases</w:t>
             </w:r>
           </w:p>
@@ -2885,7 +3000,7 @@
                 <w:sz w:val="18"/>
                 <w:szCs w:val="18"/>
               </w:rPr>
-              <w:t xml:space="preserve">Package bought, which patient profile, visits left, start and end dates, the card payment</w:t>
+              <w:t xml:space="preserve">Package bought (the platform's or an organization's), which patient profile, visits left, start and end dates, the card payment</w:t>
             </w:r>
           </w:p>
         </w:tc>
@@ -4039,7 +4154,7 @@
                 <w:sz w:val="18"/>
                 <w:szCs w:val="18"/>
               </w:rPr>
-              <w:t xml:space="preserve">Medical documents, visit-report attachments, dispute attachments, chat attachments, provider ID and license photos, organization documents and logos, profile photos, banner images</w:t>
+              <w:t xml:space="preserve">Medical documents, visit-report attachments, dispute attachments, chat attachments, provider ID and license photos, organization documents and logos, organizations' monthly statement PDFs, profile photos, banner images</w:t>
             </w:r>
           </w:p>
         </w:tc>
@@ -5664,7 +5779,7 @@
                 <w:sz w:val="18"/>
                 <w:szCs w:val="18"/>
               </w:rPr>
-              <w:t xml:space="preserve">Their organization's details, documents, areas, services and prices; their staff's name, phone, gender, photo, verification status, services, areas, weekly hours and performance; their pending invites; their organization's bookings: service, time, area, preferred gender, price and status, plus — once a staff member is assigned — the patient's name, phone and full address</w:t>
+              <w:t xml:space="preserve">Their organization's earnings, ledger, payouts, plan, monthly statements, dashboard and reports (built from their bookings: counts, revenue, ratings, on-time and cancellation rates — no patient names); their organization's details, documents, areas, services and prices; their staff's name, phone, gender, photo, verification status, services, areas, weekly hours and performance; their pending invites; their organization's bookings: service, time, area, preferred gender, price and status, plus — once a staff member is assigned — the patient's name, phone and full address</w:t>
             </w:r>
           </w:p>
         </w:tc>
@@ -5948,7 +6063,7 @@
                 <w:sz w:val="18"/>
                 <w:szCs w:val="18"/>
               </w:rPr>
-              <w:t xml:space="preserve">All accounts, bookings, chats, disputes, provider and organization documents, payments, payouts (with the full payout account number in the payout queue), each patient's cancellation record, package sales and promo use counts, organizations' commission rates</w:t>
+              <w:t xml:space="preserve">All accounts, bookings, chats, disputes, provider and organization documents, payments, payouts of providers and organizations (with the full payout account number in the payout queue), plans, each patient's cancellation record, package sales and promo use counts, organizations' commission rates</w:t>
             </w:r>
           </w:p>
         </w:tc>
@@ -7373,6 +7488,77 @@
                 <w:szCs w:val="18"/>
               </w:rPr>
               <w:t xml:space="preserve">Period after the organization leaves</w:t>
+            </w:r>
+          </w:p>
+        </w:tc>
+      </w:tr>
+      <w:tr>
+        <w:trPr>
+          <w:tblHeader w:val="off"/>
+        </w:trPr>
+        <w:tc>
+          <w:tcPr>
+            <w:tcMar>
+              <w:top w:type="dxa" w:w="60"/>
+              <w:left w:type="dxa" w:w="80"/>
+              <w:bottom w:type="dxa" w:w="60"/>
+              <w:right w:type="dxa" w:w="80"/>
+            </w:tcMar>
+          </w:tcPr>
+          <w:p>
+            <w:r>
+              <w:rPr>
+                <w:rFonts w:ascii="Calibri" w:cs="Calibri" w:eastAsia="Calibri" w:hAnsi="Calibri"/>
+                <w:b w:val="false"/>
+                <w:bCs w:val="false"/>
+                <w:sz w:val="18"/>
+                <w:szCs w:val="18"/>
+              </w:rPr>
+              <w:t xml:space="preserve">Organization statements, plan fees, organization payouts</w:t>
+            </w:r>
+          </w:p>
+        </w:tc>
+        <w:tc>
+          <w:tcPr>
+            <w:tcMar>
+              <w:top w:type="dxa" w:w="60"/>
+              <w:left w:type="dxa" w:w="80"/>
+              <w:bottom w:type="dxa" w:w="60"/>
+              <w:right w:type="dxa" w:w="80"/>
+            </w:tcMar>
+          </w:tcPr>
+          <w:p>
+            <w:r>
+              <w:rPr>
+                <w:rFonts w:ascii="Calibri" w:cs="Calibri" w:eastAsia="Calibri" w:hAnsi="Calibri"/>
+                <w:b w:val="false"/>
+                <w:bCs w:val="false"/>
+                <w:sz w:val="18"/>
+                <w:szCs w:val="18"/>
+              </w:rPr>
+              <w:t xml:space="preserve">Kept; never deleted (financial records)</w:t>
+            </w:r>
+          </w:p>
+        </w:tc>
+        <w:tc>
+          <w:tcPr>
+            <w:tcMar>
+              <w:top w:type="dxa" w:w="60"/>
+              <w:left w:type="dxa" w:w="80"/>
+              <w:bottom w:type="dxa" w:w="60"/>
+              <w:right w:type="dxa" w:w="80"/>
+            </w:tcMar>
+          </w:tcPr>
+          <w:p>
+            <w:r>
+              <w:rPr>
+                <w:rFonts w:ascii="Calibri" w:cs="Calibri" w:eastAsia="Calibri" w:hAnsi="Calibri"/>
+                <w:b w:val="false"/>
+                <w:bCs w:val="false"/>
+                <w:sz w:val="18"/>
+                <w:szCs w:val="18"/>
+              </w:rPr>
+              <w:t xml:space="preserve">Retention period required by tax / financial rules</w:t>
             </w:r>
           </w:p>
         </w:tc>
@@ -8730,6 +8916,148 @@
                 <w:szCs w:val="18"/>
               </w:rPr>
               <w:t xml:space="preserve">Organization bookings: what owners see (operational details; patient name, phone and address after assignment; never notes or medical data); fallback offers to other organizations; staff lose access when reassigned or removed.</w:t>
+            </w:r>
+          </w:p>
+        </w:tc>
+      </w:tr>
+      <w:tr>
+        <w:trPr>
+          <w:tblHeader w:val="off"/>
+        </w:trPr>
+        <w:tc>
+          <w:tcPr>
+            <w:tcMar>
+              <w:top w:type="dxa" w:w="60"/>
+              <w:left w:type="dxa" w:w="80"/>
+              <w:bottom w:type="dxa" w:w="60"/>
+              <w:right w:type="dxa" w:w="80"/>
+            </w:tcMar>
+          </w:tcPr>
+          <w:p>
+            <w:r>
+              <w:rPr>
+                <w:rFonts w:ascii="Calibri" w:cs="Calibri" w:eastAsia="Calibri" w:hAnsi="Calibri"/>
+                <w:b w:val="false"/>
+                <w:bCs w:val="false"/>
+                <w:sz w:val="18"/>
+                <w:szCs w:val="18"/>
+              </w:rPr>
+              <w:t xml:space="preserve">8 Oct 2026</w:t>
+            </w:r>
+          </w:p>
+        </w:tc>
+        <w:tc>
+          <w:tcPr>
+            <w:tcMar>
+              <w:top w:type="dxa" w:w="60"/>
+              <w:left w:type="dxa" w:w="80"/>
+              <w:bottom w:type="dxa" w:w="60"/>
+              <w:right w:type="dxa" w:w="80"/>
+            </w:tcMar>
+          </w:tcPr>
+          <w:p>
+            <w:r>
+              <w:rPr>
+                <w:rFonts w:ascii="Calibri" w:cs="Calibri" w:eastAsia="Calibri" w:hAnsi="Calibri"/>
+                <w:b w:val="false"/>
+                <w:bCs w:val="false"/>
+                <w:sz w:val="18"/>
+                <w:szCs w:val="18"/>
+              </w:rPr>
+              <w:t xml:space="preserve">M3.4</w:t>
+            </w:r>
+          </w:p>
+        </w:tc>
+        <w:tc>
+          <w:tcPr>
+            <w:tcMar>
+              <w:top w:type="dxa" w:w="60"/>
+              <w:left w:type="dxa" w:w="80"/>
+              <w:bottom w:type="dxa" w:w="60"/>
+              <w:right w:type="dxa" w:w="80"/>
+            </w:tcMar>
+          </w:tcPr>
+          <w:p>
+            <w:r>
+              <w:rPr>
+                <w:rFonts w:ascii="Calibri" w:cs="Calibri" w:eastAsia="Calibri" w:hAnsi="Calibri"/>
+                <w:b w:val="false"/>
+                <w:bCs w:val="false"/>
+                <w:sz w:val="18"/>
+                <w:szCs w:val="18"/>
+              </w:rPr>
+              <w:t xml:space="preserve">Organization finances: earnings, payouts (encrypted account details), plans billed from earnings, monthly statement PDFs, dashboard and reports (aggregates, no patient names), organizations' own packages.</w:t>
+            </w:r>
+          </w:p>
+        </w:tc>
+      </w:tr>
+      <w:tr>
+        <w:trPr>
+          <w:tblHeader w:val="off"/>
+        </w:trPr>
+        <w:tc>
+          <w:tcPr>
+            <w:tcMar>
+              <w:top w:type="dxa" w:w="60"/>
+              <w:left w:type="dxa" w:w="80"/>
+              <w:bottom w:type="dxa" w:w="60"/>
+              <w:right w:type="dxa" w:w="80"/>
+            </w:tcMar>
+          </w:tcPr>
+          <w:p>
+            <w:r>
+              <w:rPr>
+                <w:rFonts w:ascii="Calibri" w:cs="Calibri" w:eastAsia="Calibri" w:hAnsi="Calibri"/>
+                <w:b w:val="false"/>
+                <w:bCs w:val="false"/>
+                <w:sz w:val="18"/>
+                <w:szCs w:val="18"/>
+              </w:rPr>
+              <w:t xml:space="preserve">8 Oct 2026</w:t>
+            </w:r>
+          </w:p>
+        </w:tc>
+        <w:tc>
+          <w:tcPr>
+            <w:tcMar>
+              <w:top w:type="dxa" w:w="60"/>
+              <w:left w:type="dxa" w:w="80"/>
+              <w:bottom w:type="dxa" w:w="60"/>
+              <w:right w:type="dxa" w:w="80"/>
+            </w:tcMar>
+          </w:tcPr>
+          <w:p>
+            <w:r>
+              <w:rPr>
+                <w:rFonts w:ascii="Calibri" w:cs="Calibri" w:eastAsia="Calibri" w:hAnsi="Calibri"/>
+                <w:b w:val="false"/>
+                <w:bCs w:val="false"/>
+                <w:sz w:val="18"/>
+                <w:szCs w:val="18"/>
+              </w:rPr>
+              <w:t xml:space="preserve">M3.4</w:t>
+            </w:r>
+          </w:p>
+        </w:tc>
+        <w:tc>
+          <w:tcPr>
+            <w:tcMar>
+              <w:top w:type="dxa" w:w="60"/>
+              <w:left w:type="dxa" w:w="80"/>
+              <w:bottom w:type="dxa" w:w="60"/>
+              <w:right w:type="dxa" w:w="80"/>
+            </w:tcMar>
+          </w:tcPr>
+          <w:p>
+            <w:r>
+              <w:rPr>
+                <w:rFonts w:ascii="Calibri" w:cs="Calibri" w:eastAsia="Calibri" w:hAnsi="Calibri"/>
+                <w:b w:val="false"/>
+                <w:bCs w:val="false"/>
+                <w:sz w:val="18"/>
+                <w:szCs w:val="18"/>
+              </w:rPr>
+              <w:t xml:space="preserve">Unpaid plan fees are tracked per month (no personal data); an organization unpaid for 21 days is moved to the free plan.</w:t>
             </w:r>
           </w:p>
         </w:tc>

--- a/docs/DATA_INVENTORY.docx
+++ b/docs/DATA_INVENTORY.docx
@@ -3575,7 +3575,7 @@
                 <w:sz w:val="18"/>
                 <w:szCs w:val="18"/>
               </w:rPr>
-              <w:t xml:space="preserve">In-app messages about bookings, payments and the account</w:t>
+              <w:t xml:space="preserve">In-app messages about bookings, payments and the account; offers and service announcements from admin broadcasts (offers are pushed only to users with promotions on)</w:t>
             </w:r>
           </w:p>
         </w:tc>
@@ -3620,6 +3620,121 @@
                 <w:szCs w:val="18"/>
               </w:rPr>
               <w:t xml:space="preserve">No</w:t>
+            </w:r>
+          </w:p>
+        </w:tc>
+      </w:tr>
+      <w:tr>
+        <w:trPr>
+          <w:tblHeader w:val="off"/>
+        </w:trPr>
+        <w:tc>
+          <w:tcPr>
+            <w:tcMar>
+              <w:top w:type="dxa" w:w="60"/>
+              <w:left w:type="dxa" w:w="80"/>
+              <w:bottom w:type="dxa" w:w="60"/>
+              <w:right w:type="dxa" w:w="80"/>
+            </w:tcMar>
+          </w:tcPr>
+          <w:p>
+            <w:r>
+              <w:rPr>
+                <w:rFonts w:ascii="Calibri" w:cs="Calibri" w:eastAsia="Calibri" w:hAnsi="Calibri"/>
+                <w:b w:val="false"/>
+                <w:bCs w:val="false"/>
+                <w:sz w:val="18"/>
+                <w:szCs w:val="18"/>
+              </w:rPr>
+              <w:t xml:space="preserve">Broadcasts</w:t>
+            </w:r>
+          </w:p>
+        </w:tc>
+        <w:tc>
+          <w:tcPr>
+            <w:tcMar>
+              <w:top w:type="dxa" w:w="60"/>
+              <w:left w:type="dxa" w:w="80"/>
+              <w:bottom w:type="dxa" w:w="60"/>
+              <w:right w:type="dxa" w:w="80"/>
+            </w:tcMar>
+          </w:tcPr>
+          <w:p>
+            <w:r>
+              <w:rPr>
+                <w:rFonts w:ascii="Calibri" w:cs="Calibri" w:eastAsia="Calibri" w:hAnsi="Calibri"/>
+                <w:b w:val="false"/>
+                <w:bCs w:val="false"/>
+                <w:sz w:val="18"/>
+                <w:szCs w:val="18"/>
+              </w:rPr>
+              <w:t xml:space="preserve">Everyone (as recipients)</w:t>
+            </w:r>
+          </w:p>
+        </w:tc>
+        <w:tc>
+          <w:tcPr>
+            <w:tcMar>
+              <w:top w:type="dxa" w:w="60"/>
+              <w:left w:type="dxa" w:w="80"/>
+              <w:bottom w:type="dxa" w:w="60"/>
+              <w:right w:type="dxa" w:w="80"/>
+            </w:tcMar>
+          </w:tcPr>
+          <w:p>
+            <w:r>
+              <w:rPr>
+                <w:rFonts w:ascii="Calibri" w:cs="Calibri" w:eastAsia="Calibri" w:hAnsi="Calibri"/>
+                <w:b w:val="false"/>
+                <w:bCs w:val="false"/>
+                <w:sz w:val="18"/>
+                <w:szCs w:val="18"/>
+              </w:rPr>
+              <w:t xml:space="preserve">The message an admin sent, the segment (role, areas), who sent it, the reason (announcements), how many it reached; each recipient gets a normal in-app notification</w:t>
+            </w:r>
+          </w:p>
+        </w:tc>
+        <w:tc>
+          <w:tcPr>
+            <w:tcMar>
+              <w:top w:type="dxa" w:w="60"/>
+              <w:left w:type="dxa" w:w="80"/>
+              <w:bottom w:type="dxa" w:w="60"/>
+              <w:right w:type="dxa" w:w="80"/>
+            </w:tcMar>
+          </w:tcPr>
+          <w:p>
+            <w:r>
+              <w:rPr>
+                <w:rFonts w:ascii="Calibri" w:cs="Calibri" w:eastAsia="Calibri" w:hAnsi="Calibri"/>
+                <w:b w:val="false"/>
+                <w:bCs w:val="false"/>
+                <w:sz w:val="18"/>
+                <w:szCs w:val="18"/>
+              </w:rPr>
+              <w:t xml:space="preserve">Offers and service announcements</w:t>
+            </w:r>
+          </w:p>
+        </w:tc>
+        <w:tc>
+          <w:tcPr>
+            <w:tcMar>
+              <w:top w:type="dxa" w:w="60"/>
+              <w:left w:type="dxa" w:w="80"/>
+              <w:bottom w:type="dxa" w:w="60"/>
+              <w:right w:type="dxa" w:w="80"/>
+            </w:tcMar>
+          </w:tcPr>
+          <w:p>
+            <w:r>
+              <w:rPr>
+                <w:rFonts w:ascii="Calibri" w:cs="Calibri" w:eastAsia="Calibri" w:hAnsi="Calibri"/>
+                <w:b w:val="false"/>
+                <w:bCs w:val="false"/>
+                <w:sz w:val="18"/>
+                <w:szCs w:val="18"/>
+              </w:rPr>
+              <w:t xml:space="preserve">No (no list of recipients is stored)</w:t>
             </w:r>
           </w:p>
         </w:tc>
@@ -5215,7 +5330,7 @@
           <w:sz w:val="21"/>
           <w:szCs w:val="21"/>
         </w:rPr>
-        <w:t xml:space="preserve">Each person sees only their own data, providers see a patient's details only for their own bookings and only for a limited time, and admins see everything but every sensitive view is logged.</w:t>
+        <w:t xml:space="preserve">Each person sees only their own data, providers see a patient's details only for their own bookings and only for a limited time, and admins see what their admin role needs (super admins see everything), with every sensitive view logged.</w:t>
       </w:r>
     </w:p>
     <w:tbl>
@@ -6041,51 +6156,406 @@
                 <w:sz w:val="18"/>
                 <w:szCs w:val="18"/>
               </w:rPr>
-              <w:t xml:space="preserve">Reaya+ admin</w:t>
-            </w:r>
-          </w:p>
-        </w:tc>
-        <w:tc>
-          <w:tcPr>
-            <w:tcMar>
-              <w:top w:type="dxa" w:w="60"/>
-              <w:left w:type="dxa" w:w="80"/>
-              <w:bottom w:type="dxa" w:w="60"/>
-              <w:right w:type="dxa" w:w="80"/>
-            </w:tcMar>
-          </w:tcPr>
-          <w:p>
-            <w:r>
-              <w:rPr>
-                <w:rFonts w:ascii="Calibri" w:cs="Calibri" w:eastAsia="Calibri" w:hAnsi="Calibri"/>
-                <w:b w:val="false"/>
-                <w:bCs w:val="false"/>
-                <w:sz w:val="18"/>
-                <w:szCs w:val="18"/>
-              </w:rPr>
-              <w:t xml:space="preserve">All accounts, bookings, chats, disputes, provider and organization documents, payments, payouts of providers and organizations (with the full payout account number in the payout queue), plans, each patient's cancellation record, package sales and promo use counts, organizations' commission rates</w:t>
-            </w:r>
-          </w:p>
-        </w:tc>
-        <w:tc>
-          <w:tcPr>
-            <w:tcMar>
-              <w:top w:type="dxa" w:w="60"/>
-              <w:left w:type="dxa" w:w="80"/>
-              <w:bottom w:type="dxa" w:w="60"/>
-              <w:right w:type="dxa" w:w="80"/>
-            </w:tcMar>
-          </w:tcPr>
-          <w:p>
-            <w:r>
-              <w:rPr>
-                <w:rFonts w:ascii="Calibri" w:cs="Calibri" w:eastAsia="Calibri" w:hAnsi="Calibri"/>
-                <w:b w:val="false"/>
-                <w:bCs w:val="false"/>
-                <w:sz w:val="18"/>
-                <w:szCs w:val="18"/>
-              </w:rPr>
-              <w:t xml:space="preserve">Every action logged; viewing booking notes, dispute descriptions or a booking's chats (including closed ones) is logged; admin roles with narrower access are planned but not yet defined</w:t>
+              <w:t xml:space="preserve">Reaya+ admin — every role</w:t>
+            </w:r>
+          </w:p>
+        </w:tc>
+        <w:tc>
+          <w:tcPr>
+            <w:tcMar>
+              <w:top w:type="dxa" w:w="60"/>
+              <w:left w:type="dxa" w:w="80"/>
+              <w:bottom w:type="dxa" w:w="60"/>
+              <w:right w:type="dxa" w:w="80"/>
+            </w:tcMar>
+          </w:tcPr>
+          <w:p>
+            <w:r>
+              <w:rPr>
+                <w:rFonts w:ascii="Calibri" w:cs="Calibri" w:eastAsia="Calibri" w:hAnsi="Calibri"/>
+                <w:b w:val="false"/>
+                <w:bCs w:val="false"/>
+                <w:sz w:val="18"/>
+                <w:szCs w:val="18"/>
+              </w:rPr>
+              <w:t xml:space="preserve">Dashboard and analytics (counts and totals only, no names), the lists of services and areas</w:t>
+            </w:r>
+          </w:p>
+        </w:tc>
+        <w:tc>
+          <w:tcPr>
+            <w:tcMar>
+              <w:top w:type="dxa" w:w="60"/>
+              <w:left w:type="dxa" w:w="80"/>
+              <w:bottom w:type="dxa" w:w="60"/>
+              <w:right w:type="dxa" w:w="80"/>
+            </w:tcMar>
+          </w:tcPr>
+          <w:p>
+            <w:r>
+              <w:rPr>
+                <w:rFonts w:ascii="Calibri" w:cs="Calibri" w:eastAsia="Calibri" w:hAnsi="Calibri"/>
+                <w:b w:val="false"/>
+                <w:bCs w:val="false"/>
+                <w:sz w:val="18"/>
+                <w:szCs w:val="18"/>
+              </w:rPr>
+              <w:t xml:space="preserve">Every action logged</w:t>
+            </w:r>
+          </w:p>
+        </w:tc>
+      </w:tr>
+      <w:tr>
+        <w:trPr>
+          <w:tblHeader w:val="off"/>
+        </w:trPr>
+        <w:tc>
+          <w:tcPr>
+            <w:tcMar>
+              <w:top w:type="dxa" w:w="60"/>
+              <w:left w:type="dxa" w:w="80"/>
+              <w:bottom w:type="dxa" w:w="60"/>
+              <w:right w:type="dxa" w:w="80"/>
+            </w:tcMar>
+          </w:tcPr>
+          <w:p>
+            <w:r>
+              <w:rPr>
+                <w:rFonts w:ascii="Calibri" w:cs="Calibri" w:eastAsia="Calibri" w:hAnsi="Calibri"/>
+                <w:b w:val="false"/>
+                <w:bCs w:val="false"/>
+                <w:sz w:val="18"/>
+                <w:szCs w:val="18"/>
+              </w:rPr>
+              <w:t xml:space="preserve">Super admin</w:t>
+            </w:r>
+          </w:p>
+        </w:tc>
+        <w:tc>
+          <w:tcPr>
+            <w:tcMar>
+              <w:top w:type="dxa" w:w="60"/>
+              <w:left w:type="dxa" w:w="80"/>
+              <w:bottom w:type="dxa" w:w="60"/>
+              <w:right w:type="dxa" w:w="80"/>
+            </w:tcMar>
+          </w:tcPr>
+          <w:p>
+            <w:r>
+              <w:rPr>
+                <w:rFonts w:ascii="Calibri" w:cs="Calibri" w:eastAsia="Calibri" w:hAnsi="Calibri"/>
+                <w:b w:val="false"/>
+                <w:bCs w:val="false"/>
+                <w:sz w:val="18"/>
+                <w:szCs w:val="18"/>
+              </w:rPr>
+              <w:t xml:space="preserve">Everything below, plus admin accounts, settings, the audit log, plans and the service catalog; service announcements to all users</w:t>
+            </w:r>
+          </w:p>
+        </w:tc>
+        <w:tc>
+          <w:tcPr>
+            <w:tcMar>
+              <w:top w:type="dxa" w:w="60"/>
+              <w:left w:type="dxa" w:w="80"/>
+              <w:bottom w:type="dxa" w:w="60"/>
+              <w:right w:type="dxa" w:w="80"/>
+            </w:tcMar>
+          </w:tcPr>
+          <w:p>
+            <w:r>
+              <w:rPr>
+                <w:rFonts w:ascii="Calibri" w:cs="Calibri" w:eastAsia="Calibri" w:hAnsi="Calibri"/>
+                <w:b w:val="false"/>
+                <w:bCs w:val="false"/>
+                <w:sz w:val="18"/>
+                <w:szCs w:val="18"/>
+              </w:rPr>
+              <w:t xml:space="preserve">Every action logged; viewing booking notes, dispute descriptions or a booking's chats (including closed ones) is logged</w:t>
+            </w:r>
+          </w:p>
+        </w:tc>
+      </w:tr>
+      <w:tr>
+        <w:trPr>
+          <w:tblHeader w:val="off"/>
+        </w:trPr>
+        <w:tc>
+          <w:tcPr>
+            <w:tcMar>
+              <w:top w:type="dxa" w:w="60"/>
+              <w:left w:type="dxa" w:w="80"/>
+              <w:bottom w:type="dxa" w:w="60"/>
+              <w:right w:type="dxa" w:w="80"/>
+            </w:tcMar>
+          </w:tcPr>
+          <w:p>
+            <w:r>
+              <w:rPr>
+                <w:rFonts w:ascii="Calibri" w:cs="Calibri" w:eastAsia="Calibri" w:hAnsi="Calibri"/>
+                <w:b w:val="false"/>
+                <w:bCs w:val="false"/>
+                <w:sz w:val="18"/>
+                <w:szCs w:val="18"/>
+              </w:rPr>
+              <w:t xml:space="preserve">Verifier admin</w:t>
+            </w:r>
+          </w:p>
+        </w:tc>
+        <w:tc>
+          <w:tcPr>
+            <w:tcMar>
+              <w:top w:type="dxa" w:w="60"/>
+              <w:left w:type="dxa" w:w="80"/>
+              <w:bottom w:type="dxa" w:w="60"/>
+              <w:right w:type="dxa" w:w="80"/>
+            </w:tcMar>
+          </w:tcPr>
+          <w:p>
+            <w:r>
+              <w:rPr>
+                <w:rFonts w:ascii="Calibri" w:cs="Calibri" w:eastAsia="Calibri" w:hAnsi="Calibri"/>
+                <w:b w:val="false"/>
+                <w:bCs w:val="false"/>
+                <w:sz w:val="18"/>
+                <w:szCs w:val="18"/>
+              </w:rPr>
+              <w:t xml:space="preserve">Verification queue: provider and organization identity documents and licences; provider, organization and user records (read); can suspend a provider's listing</w:t>
+            </w:r>
+          </w:p>
+        </w:tc>
+        <w:tc>
+          <w:tcPr>
+            <w:tcMar>
+              <w:top w:type="dxa" w:w="60"/>
+              <w:left w:type="dxa" w:w="80"/>
+              <w:bottom w:type="dxa" w:w="60"/>
+              <w:right w:type="dxa" w:w="80"/>
+            </w:tcMar>
+          </w:tcPr>
+          <w:p>
+            <w:r>
+              <w:rPr>
+                <w:rFonts w:ascii="Calibri" w:cs="Calibri" w:eastAsia="Calibri" w:hAnsi="Calibri"/>
+                <w:b w:val="false"/>
+                <w:bCs w:val="false"/>
+                <w:sz w:val="18"/>
+                <w:szCs w:val="18"/>
+              </w:rPr>
+              <w:t xml:space="preserve">Every action logged; no payments, payouts, chats, booking notes or dispute descriptions</w:t>
+            </w:r>
+          </w:p>
+        </w:tc>
+      </w:tr>
+      <w:tr>
+        <w:trPr>
+          <w:tblHeader w:val="off"/>
+        </w:trPr>
+        <w:tc>
+          <w:tcPr>
+            <w:tcMar>
+              <w:top w:type="dxa" w:w="60"/>
+              <w:left w:type="dxa" w:w="80"/>
+              <w:bottom w:type="dxa" w:w="60"/>
+              <w:right w:type="dxa" w:w="80"/>
+            </w:tcMar>
+          </w:tcPr>
+          <w:p>
+            <w:r>
+              <w:rPr>
+                <w:rFonts w:ascii="Calibri" w:cs="Calibri" w:eastAsia="Calibri" w:hAnsi="Calibri"/>
+                <w:b w:val="false"/>
+                <w:bCs w:val="false"/>
+                <w:sz w:val="18"/>
+                <w:szCs w:val="18"/>
+              </w:rPr>
+              <w:t xml:space="preserve">Support admin</w:t>
+            </w:r>
+          </w:p>
+        </w:tc>
+        <w:tc>
+          <w:tcPr>
+            <w:tcMar>
+              <w:top w:type="dxa" w:w="60"/>
+              <w:left w:type="dxa" w:w="80"/>
+              <w:bottom w:type="dxa" w:w="60"/>
+              <w:right w:type="dxa" w:w="80"/>
+            </w:tcMar>
+          </w:tcPr>
+          <w:p>
+            <w:r>
+              <w:rPr>
+                <w:rFonts w:ascii="Calibri" w:cs="Calibri" w:eastAsia="Calibri" w:hAnsi="Calibri"/>
+                <w:b w:val="false"/>
+                <w:bCs w:val="false"/>
+                <w:sz w:val="18"/>
+                <w:szCs w:val="18"/>
+              </w:rPr>
+              <w:t xml:space="preserve">Users (suspend, warn), bookings with their notes, a booking's chats (including closed ones), disputes with their descriptions, reviews</w:t>
+            </w:r>
+          </w:p>
+        </w:tc>
+        <w:tc>
+          <w:tcPr>
+            <w:tcMar>
+              <w:top w:type="dxa" w:w="60"/>
+              <w:left w:type="dxa" w:w="80"/>
+              <w:bottom w:type="dxa" w:w="60"/>
+              <w:right w:type="dxa" w:w="80"/>
+            </w:tcMar>
+          </w:tcPr>
+          <w:p>
+            <w:r>
+              <w:rPr>
+                <w:rFonts w:ascii="Calibri" w:cs="Calibri" w:eastAsia="Calibri" w:hAnsi="Calibri"/>
+                <w:b w:val="false"/>
+                <w:bCs w:val="false"/>
+                <w:sz w:val="18"/>
+                <w:szCs w:val="18"/>
+              </w:rPr>
+              <w:t xml:space="preserve">Every action logged; viewing notes, dispute descriptions or chats is logged; no payments or payouts</w:t>
+            </w:r>
+          </w:p>
+        </w:tc>
+      </w:tr>
+      <w:tr>
+        <w:trPr>
+          <w:tblHeader w:val="off"/>
+        </w:trPr>
+        <w:tc>
+          <w:tcPr>
+            <w:tcMar>
+              <w:top w:type="dxa" w:w="60"/>
+              <w:left w:type="dxa" w:w="80"/>
+              <w:bottom w:type="dxa" w:w="60"/>
+              <w:right w:type="dxa" w:w="80"/>
+            </w:tcMar>
+          </w:tcPr>
+          <w:p>
+            <w:r>
+              <w:rPr>
+                <w:rFonts w:ascii="Calibri" w:cs="Calibri" w:eastAsia="Calibri" w:hAnsi="Calibri"/>
+                <w:b w:val="false"/>
+                <w:bCs w:val="false"/>
+                <w:sz w:val="18"/>
+                <w:szCs w:val="18"/>
+              </w:rPr>
+              <w:t xml:space="preserve">Finance admin</w:t>
+            </w:r>
+          </w:p>
+        </w:tc>
+        <w:tc>
+          <w:tcPr>
+            <w:tcMar>
+              <w:top w:type="dxa" w:w="60"/>
+              <w:left w:type="dxa" w:w="80"/>
+              <w:bottom w:type="dxa" w:w="60"/>
+              <w:right w:type="dxa" w:w="80"/>
+            </w:tcMar>
+          </w:tcPr>
+          <w:p>
+            <w:r>
+              <w:rPr>
+                <w:rFonts w:ascii="Calibri" w:cs="Calibri" w:eastAsia="Calibri" w:hAnsi="Calibri"/>
+                <w:b w:val="false"/>
+                <w:bCs w:val="false"/>
+                <w:sz w:val="18"/>
+                <w:szCs w:val="18"/>
+              </w:rPr>
+              <w:t xml:space="preserve">Payments, refunds, payouts of providers and organizations (with the full payout account number in the payout queue), commission dues, ledger adjustments, financial exports, organizations' commission rates, bookings and disputes for money questions</w:t>
+            </w:r>
+          </w:p>
+        </w:tc>
+        <w:tc>
+          <w:tcPr>
+            <w:tcMar>
+              <w:top w:type="dxa" w:w="60"/>
+              <w:left w:type="dxa" w:w="80"/>
+              <w:bottom w:type="dxa" w:w="60"/>
+              <w:right w:type="dxa" w:w="80"/>
+            </w:tcMar>
+          </w:tcPr>
+          <w:p>
+            <w:r>
+              <w:rPr>
+                <w:rFonts w:ascii="Calibri" w:cs="Calibri" w:eastAsia="Calibri" w:hAnsi="Calibri"/>
+                <w:b w:val="false"/>
+                <w:bCs w:val="false"/>
+                <w:sz w:val="18"/>
+                <w:szCs w:val="18"/>
+              </w:rPr>
+              <w:t xml:space="preserve">Every action logged; booking notes and dispute descriptions are hidden from this role; no chats</w:t>
+            </w:r>
+          </w:p>
+        </w:tc>
+      </w:tr>
+      <w:tr>
+        <w:trPr>
+          <w:tblHeader w:val="off"/>
+        </w:trPr>
+        <w:tc>
+          <w:tcPr>
+            <w:tcMar>
+              <w:top w:type="dxa" w:w="60"/>
+              <w:left w:type="dxa" w:w="80"/>
+              <w:bottom w:type="dxa" w:w="60"/>
+              <w:right w:type="dxa" w:w="80"/>
+            </w:tcMar>
+          </w:tcPr>
+          <w:p>
+            <w:r>
+              <w:rPr>
+                <w:rFonts w:ascii="Calibri" w:cs="Calibri" w:eastAsia="Calibri" w:hAnsi="Calibri"/>
+                <w:b w:val="false"/>
+                <w:bCs w:val="false"/>
+                <w:sz w:val="18"/>
+                <w:szCs w:val="18"/>
+              </w:rPr>
+              <w:t xml:space="preserve">Marketing admin</w:t>
+            </w:r>
+          </w:p>
+        </w:tc>
+        <w:tc>
+          <w:tcPr>
+            <w:tcMar>
+              <w:top w:type="dxa" w:w="60"/>
+              <w:left w:type="dxa" w:w="80"/>
+              <w:bottom w:type="dxa" w:w="60"/>
+              <w:right w:type="dxa" w:w="80"/>
+            </w:tcMar>
+          </w:tcPr>
+          <w:p>
+            <w:r>
+              <w:rPr>
+                <w:rFonts w:ascii="Calibri" w:cs="Calibri" w:eastAsia="Calibri" w:hAnsi="Calibri"/>
+                <w:b w:val="false"/>
+                <w:bCs w:val="false"/>
+                <w:sz w:val="18"/>
+                <w:szCs w:val="18"/>
+              </w:rPr>
+              <w:t xml:space="preserve">Promo codes, banners, packages and plan list; marketing broadcasts to a segment (by role and area) with the audience size</w:t>
+            </w:r>
+          </w:p>
+        </w:tc>
+        <w:tc>
+          <w:tcPr>
+            <w:tcMar>
+              <w:top w:type="dxa" w:w="60"/>
+              <w:left w:type="dxa" w:w="80"/>
+              <w:bottom w:type="dxa" w:w="60"/>
+              <w:right w:type="dxa" w:w="80"/>
+            </w:tcMar>
+          </w:tcPr>
+          <w:p>
+            <w:r>
+              <w:rPr>
+                <w:rFonts w:ascii="Calibri" w:cs="Calibri" w:eastAsia="Calibri" w:hAnsi="Calibri"/>
+                <w:b w:val="false"/>
+                <w:bCs w:val="false"/>
+                <w:sz w:val="18"/>
+                <w:szCs w:val="18"/>
+              </w:rPr>
+              <w:t xml:space="preserve">Every action logged; sees counts only, never who is in a segment; no bookings, users or payments</w:t>
             </w:r>
           </w:p>
         </w:tc>
@@ -9058,6 +9528,77 @@
                 <w:szCs w:val="18"/>
               </w:rPr>
               <w:t xml:space="preserve">Unpaid plan fees are tracked per month (no personal data); an organization unpaid for 21 days is moved to the free plan.</w:t>
+            </w:r>
+          </w:p>
+        </w:tc>
+      </w:tr>
+      <w:tr>
+        <w:trPr>
+          <w:tblHeader w:val="off"/>
+        </w:trPr>
+        <w:tc>
+          <w:tcPr>
+            <w:tcMar>
+              <w:top w:type="dxa" w:w="60"/>
+              <w:left w:type="dxa" w:w="80"/>
+              <w:bottom w:type="dxa" w:w="60"/>
+              <w:right w:type="dxa" w:w="80"/>
+            </w:tcMar>
+          </w:tcPr>
+          <w:p>
+            <w:r>
+              <w:rPr>
+                <w:rFonts w:ascii="Calibri" w:cs="Calibri" w:eastAsia="Calibri" w:hAnsi="Calibri"/>
+                <w:b w:val="false"/>
+                <w:bCs w:val="false"/>
+                <w:sz w:val="18"/>
+                <w:szCs w:val="18"/>
+              </w:rPr>
+              <w:t xml:space="preserve">8 Oct 2026</w:t>
+            </w:r>
+          </w:p>
+        </w:tc>
+        <w:tc>
+          <w:tcPr>
+            <w:tcMar>
+              <w:top w:type="dxa" w:w="60"/>
+              <w:left w:type="dxa" w:w="80"/>
+              <w:bottom w:type="dxa" w:w="60"/>
+              <w:right w:type="dxa" w:w="80"/>
+            </w:tcMar>
+          </w:tcPr>
+          <w:p>
+            <w:r>
+              <w:rPr>
+                <w:rFonts w:ascii="Calibri" w:cs="Calibri" w:eastAsia="Calibri" w:hAnsi="Calibri"/>
+                <w:b w:val="false"/>
+                <w:bCs w:val="false"/>
+                <w:sz w:val="18"/>
+                <w:szCs w:val="18"/>
+              </w:rPr>
+              <w:t xml:space="preserve">M3.5</w:t>
+            </w:r>
+          </w:p>
+        </w:tc>
+        <w:tc>
+          <w:tcPr>
+            <w:tcMar>
+              <w:top w:type="dxa" w:w="60"/>
+              <w:left w:type="dxa" w:w="80"/>
+              <w:bottom w:type="dxa" w:w="60"/>
+              <w:right w:type="dxa" w:w="80"/>
+            </w:tcMar>
+          </w:tcPr>
+          <w:p>
+            <w:r>
+              <w:rPr>
+                <w:rFonts w:ascii="Calibri" w:cs="Calibri" w:eastAsia="Calibri" w:hAnsi="Calibri"/>
+                <w:b w:val="false"/>
+                <w:bCs w:val="false"/>
+                <w:sz w:val="18"/>
+                <w:szCs w:val="18"/>
+              </w:rPr>
+              <w:t xml:space="preserve">Admin roles (super admin, verifier, support, finance, marketing) with narrower access — booking notes and dispute descriptions only for super admin and support; admin analytics (aggregates only); broadcasts (marketing ones respect the promotions setting; service announcements always reach everyone, super admin only, with a reason).</w:t>
             </w:r>
           </w:p>
         </w:tc>

--- a/docs/DATA_INVENTORY.docx
+++ b/docs/DATA_INVENTORY.docx
@@ -3969,6 +3969,236 @@
           </w:p>
         </w:tc>
       </w:tr>
+      <w:tr>
+        <w:trPr>
+          <w:tblHeader w:val="off"/>
+        </w:trPr>
+        <w:tc>
+          <w:tcPr>
+            <w:tcMar>
+              <w:top w:type="dxa" w:w="60"/>
+              <w:left w:type="dxa" w:w="80"/>
+              <w:bottom w:type="dxa" w:w="60"/>
+              <w:right w:type="dxa" w:w="80"/>
+            </w:tcMar>
+          </w:tcPr>
+          <w:p>
+            <w:r>
+              <w:rPr>
+                <w:rFonts w:ascii="Calibri" w:cs="Calibri" w:eastAsia="Calibri" w:hAnsi="Calibri"/>
+                <w:b w:val="false"/>
+                <w:bCs w:val="false"/>
+                <w:sz w:val="18"/>
+                <w:szCs w:val="18"/>
+              </w:rPr>
+              <w:t xml:space="preserve">Consent records</w:t>
+            </w:r>
+          </w:p>
+        </w:tc>
+        <w:tc>
+          <w:tcPr>
+            <w:tcMar>
+              <w:top w:type="dxa" w:w="60"/>
+              <w:left w:type="dxa" w:w="80"/>
+              <w:bottom w:type="dxa" w:w="60"/>
+              <w:right w:type="dxa" w:w="80"/>
+            </w:tcMar>
+          </w:tcPr>
+          <w:p>
+            <w:r>
+              <w:rPr>
+                <w:rFonts w:ascii="Calibri" w:cs="Calibri" w:eastAsia="Calibri" w:hAnsi="Calibri"/>
+                <w:b w:val="false"/>
+                <w:bCs w:val="false"/>
+                <w:sz w:val="18"/>
+                <w:szCs w:val="18"/>
+              </w:rPr>
+              <w:t xml:space="preserve">Everyone who signs up</w:t>
+            </w:r>
+          </w:p>
+        </w:tc>
+        <w:tc>
+          <w:tcPr>
+            <w:tcMar>
+              <w:top w:type="dxa" w:w="60"/>
+              <w:left w:type="dxa" w:w="80"/>
+              <w:bottom w:type="dxa" w:w="60"/>
+              <w:right w:type="dxa" w:w="80"/>
+            </w:tcMar>
+          </w:tcPr>
+          <w:p>
+            <w:r>
+              <w:rPr>
+                <w:rFonts w:ascii="Calibri" w:cs="Calibri" w:eastAsia="Calibri" w:hAnsi="Calibri"/>
+                <w:b w:val="false"/>
+                <w:bCs w:val="false"/>
+                <w:sz w:val="18"/>
+                <w:szCs w:val="18"/>
+              </w:rPr>
+              <w:t xml:space="preserve">Which version of the terms, privacy notice and health-data consent the person accepted or withdrew, when, and from which IP</w:t>
+            </w:r>
+          </w:p>
+        </w:tc>
+        <w:tc>
+          <w:tcPr>
+            <w:tcMar>
+              <w:top w:type="dxa" w:w="60"/>
+              <w:left w:type="dxa" w:w="80"/>
+              <w:bottom w:type="dxa" w:w="60"/>
+              <w:right w:type="dxa" w:w="80"/>
+            </w:tcMar>
+          </w:tcPr>
+          <w:p>
+            <w:r>
+              <w:rPr>
+                <w:rFonts w:ascii="Calibri" w:cs="Calibri" w:eastAsia="Calibri" w:hAnsi="Calibri"/>
+                <w:b w:val="false"/>
+                <w:bCs w:val="false"/>
+                <w:sz w:val="18"/>
+                <w:szCs w:val="18"/>
+              </w:rPr>
+              <w:t xml:space="preserve">Proof of explicit consent to process health data</w:t>
+            </w:r>
+          </w:p>
+        </w:tc>
+        <w:tc>
+          <w:tcPr>
+            <w:tcMar>
+              <w:top w:type="dxa" w:w="60"/>
+              <w:left w:type="dxa" w:w="80"/>
+              <w:bottom w:type="dxa" w:w="60"/>
+              <w:right w:type="dxa" w:w="80"/>
+            </w:tcMar>
+          </w:tcPr>
+          <w:p>
+            <w:r>
+              <w:rPr>
+                <w:rFonts w:ascii="Calibri" w:cs="Calibri" w:eastAsia="Calibri" w:hAnsi="Calibri"/>
+                <w:b w:val="false"/>
+                <w:bCs w:val="false"/>
+                <w:sz w:val="18"/>
+                <w:szCs w:val="18"/>
+              </w:rPr>
+              <w:t xml:space="preserve">No (it records consent to sensitive data, not the data)</w:t>
+            </w:r>
+          </w:p>
+        </w:tc>
+      </w:tr>
+      <w:tr>
+        <w:trPr>
+          <w:tblHeader w:val="off"/>
+        </w:trPr>
+        <w:tc>
+          <w:tcPr>
+            <w:tcMar>
+              <w:top w:type="dxa" w:w="60"/>
+              <w:left w:type="dxa" w:w="80"/>
+              <w:bottom w:type="dxa" w:w="60"/>
+              <w:right w:type="dxa" w:w="80"/>
+            </w:tcMar>
+          </w:tcPr>
+          <w:p>
+            <w:r>
+              <w:rPr>
+                <w:rFonts w:ascii="Calibri" w:cs="Calibri" w:eastAsia="Calibri" w:hAnsi="Calibri"/>
+                <w:b w:val="false"/>
+                <w:bCs w:val="false"/>
+                <w:sz w:val="18"/>
+                <w:szCs w:val="18"/>
+              </w:rPr>
+              <w:t xml:space="preserve">Test accounts</w:t>
+            </w:r>
+          </w:p>
+        </w:tc>
+        <w:tc>
+          <w:tcPr>
+            <w:tcMar>
+              <w:top w:type="dxa" w:w="60"/>
+              <w:left w:type="dxa" w:w="80"/>
+              <w:bottom w:type="dxa" w:w="60"/>
+              <w:right w:type="dxa" w:w="80"/>
+            </w:tcMar>
+          </w:tcPr>
+          <w:p>
+            <w:r>
+              <w:rPr>
+                <w:rFonts w:ascii="Calibri" w:cs="Calibri" w:eastAsia="Calibri" w:hAnsi="Calibri"/>
+                <w:b w:val="false"/>
+                <w:bCs w:val="false"/>
+                <w:sz w:val="18"/>
+                <w:szCs w:val="18"/>
+              </w:rPr>
+              <w:t xml:space="preserve">Our own testers and app-store reviewers</w:t>
+            </w:r>
+          </w:p>
+        </w:tc>
+        <w:tc>
+          <w:tcPr>
+            <w:tcMar>
+              <w:top w:type="dxa" w:w="60"/>
+              <w:left w:type="dxa" w:w="80"/>
+              <w:bottom w:type="dxa" w:w="60"/>
+              <w:right w:type="dxa" w:w="80"/>
+            </w:tcMar>
+          </w:tcPr>
+          <w:p>
+            <w:r>
+              <w:rPr>
+                <w:rFonts w:ascii="Calibri" w:cs="Calibri" w:eastAsia="Calibri" w:hAnsi="Calibri"/>
+                <w:b w:val="false"/>
+                <w:bCs w:val="false"/>
+                <w:sz w:val="18"/>
+                <w:szCs w:val="18"/>
+              </w:rPr>
+              <w:t xml:space="preserve">A flag on accounts created with our test numbers, which sign in with a fixed code instead of an SMS; each use is logged</w:t>
+            </w:r>
+          </w:p>
+        </w:tc>
+        <w:tc>
+          <w:tcPr>
+            <w:tcMar>
+              <w:top w:type="dxa" w:w="60"/>
+              <w:left w:type="dxa" w:w="80"/>
+              <w:bottom w:type="dxa" w:w="60"/>
+              <w:right w:type="dxa" w:w="80"/>
+            </w:tcMar>
+          </w:tcPr>
+          <w:p>
+            <w:r>
+              <w:rPr>
+                <w:rFonts w:ascii="Calibri" w:cs="Calibri" w:eastAsia="Calibri" w:hAnsi="Calibri"/>
+                <w:b w:val="false"/>
+                <w:bCs w:val="false"/>
+                <w:sz w:val="18"/>
+                <w:szCs w:val="18"/>
+              </w:rPr>
+              <w:t xml:space="preserve">Store review and testing without real SMS; test accounts never meet real users in production</w:t>
+            </w:r>
+          </w:p>
+        </w:tc>
+        <w:tc>
+          <w:tcPr>
+            <w:tcMar>
+              <w:top w:type="dxa" w:w="60"/>
+              <w:left w:type="dxa" w:w="80"/>
+              <w:bottom w:type="dxa" w:w="60"/>
+              <w:right w:type="dxa" w:w="80"/>
+            </w:tcMar>
+          </w:tcPr>
+          <w:p>
+            <w:r>
+              <w:rPr>
+                <w:rFonts w:ascii="Calibri" w:cs="Calibri" w:eastAsia="Calibri" w:hAnsi="Calibri"/>
+                <w:b w:val="false"/>
+                <w:bCs w:val="false"/>
+                <w:sz w:val="18"/>
+                <w:szCs w:val="18"/>
+              </w:rPr>
+              <w:t xml:space="preserve">No</w:t>
+            </w:r>
+          </w:p>
+        </w:tc>
+      </w:tr>
     </w:tbl>
     <w:p/>
     <w:p>
@@ -8197,6 +8427,77 @@
                 <w:sz w:val="18"/>
                 <w:szCs w:val="18"/>
               </w:rPr>
+              <w:t xml:space="preserve">Consent records and published consent texts</w:t>
+            </w:r>
+          </w:p>
+        </w:tc>
+        <w:tc>
+          <w:tcPr>
+            <w:tcMar>
+              <w:top w:type="dxa" w:w="60"/>
+              <w:left w:type="dxa" w:w="80"/>
+              <w:bottom w:type="dxa" w:w="60"/>
+              <w:right w:type="dxa" w:w="80"/>
+            </w:tcMar>
+          </w:tcPr>
+          <w:p>
+            <w:r>
+              <w:rPr>
+                <w:rFonts w:ascii="Calibri" w:cs="Calibri" w:eastAsia="Calibri" w:hAnsi="Calibri"/>
+                <w:b w:val="false"/>
+                <w:bCs w:val="false"/>
+                <w:sz w:val="18"/>
+                <w:szCs w:val="18"/>
+              </w:rPr>
+              <w:t xml:space="preserve">Kept; cannot be edited (evidence of consent)</w:t>
+            </w:r>
+          </w:p>
+        </w:tc>
+        <w:tc>
+          <w:tcPr>
+            <w:tcMar>
+              <w:top w:type="dxa" w:w="60"/>
+              <w:left w:type="dxa" w:w="80"/>
+              <w:bottom w:type="dxa" w:w="60"/>
+              <w:right w:type="dxa" w:w="80"/>
+            </w:tcMar>
+          </w:tcPr>
+          <w:p>
+            <w:r>
+              <w:rPr>
+                <w:rFonts w:ascii="Calibri" w:cs="Calibri" w:eastAsia="Calibri" w:hAnsi="Calibri"/>
+                <w:b w:val="false"/>
+                <w:bCs w:val="false"/>
+                <w:sz w:val="18"/>
+                <w:szCs w:val="18"/>
+              </w:rPr>
+              <w:t xml:space="preserve">Retention period after the account closes</w:t>
+            </w:r>
+          </w:p>
+        </w:tc>
+      </w:tr>
+      <w:tr>
+        <w:trPr>
+          <w:tblHeader w:val="off"/>
+        </w:trPr>
+        <w:tc>
+          <w:tcPr>
+            <w:tcMar>
+              <w:top w:type="dxa" w:w="60"/>
+              <w:left w:type="dxa" w:w="80"/>
+              <w:bottom w:type="dxa" w:w="60"/>
+              <w:right w:type="dxa" w:w="80"/>
+            </w:tcMar>
+          </w:tcPr>
+          <w:p>
+            <w:r>
+              <w:rPr>
+                <w:rFonts w:ascii="Calibri" w:cs="Calibri" w:eastAsia="Calibri" w:hAnsi="Calibri"/>
+                <w:b w:val="false"/>
+                <w:bCs w:val="false"/>
+                <w:sz w:val="18"/>
+                <w:szCs w:val="18"/>
+              </w:rPr>
               <w:t xml:space="preserve">Backups</w:t>
             </w:r>
           </w:p>
@@ -8331,7 +8632,7 @@
           <w:sz w:val="21"/>
           <w:szCs w:val="21"/>
         </w:rPr>
-        <w:t xml:space="preserve">An account cannot be closed while it has an active booking. Closing an account does not delete visit reports already given to the patient's record.</w:t>
+        <w:t xml:space="preserve">An account cannot be closed while it has an active booking. Closing an account does not delete visit reports already given to the patient's record. People can close their account in the app or on a web page (required by Google Play) that confirms the number by SMS code and applies the same rules.</w:t>
       </w:r>
     </w:p>
     <w:p>
@@ -8452,7 +8753,7 @@
           <w:sz w:val="21"/>
           <w:szCs w:val="21"/>
         </w:rPr>
-        <w:t xml:space="preserve"> What consent must patients give for their health data, and in what wording (Arabic)? A patient also enters data about family members: what consent is needed from them, and from guardians for children?</w:t>
+        <w:t xml:space="preserve"> What consent must patients give for their health data, and in what wording (Arabic)? (The app is ready to record it: send the texts for the terms, the privacy notice and the health-data consent, and we publish them as version 1; sign-up then requires them, and later changes ask everyone again.) A patient also enters data about family members: what consent is needed from them, and from guardians for children?</w:t>
       </w:r>
     </w:p>
     <w:p>
@@ -9599,6 +9900,77 @@
                 <w:szCs w:val="18"/>
               </w:rPr>
               <w:t xml:space="preserve">Admin roles (super admin, verifier, support, finance, marketing) with narrower access — booking notes and dispute descriptions only for super admin and support; admin analytics (aggregates only); broadcasts (marketing ones respect the promotions setting; service announcements always reach everyone, super admin only, with a reason).</w:t>
+            </w:r>
+          </w:p>
+        </w:tc>
+      </w:tr>
+      <w:tr>
+        <w:trPr>
+          <w:tblHeader w:val="off"/>
+        </w:trPr>
+        <w:tc>
+          <w:tcPr>
+            <w:tcMar>
+              <w:top w:type="dxa" w:w="60"/>
+              <w:left w:type="dxa" w:w="80"/>
+              <w:bottom w:type="dxa" w:w="60"/>
+              <w:right w:type="dxa" w:w="80"/>
+            </w:tcMar>
+          </w:tcPr>
+          <w:p>
+            <w:r>
+              <w:rPr>
+                <w:rFonts w:ascii="Calibri" w:cs="Calibri" w:eastAsia="Calibri" w:hAnsi="Calibri"/>
+                <w:b w:val="false"/>
+                <w:bCs w:val="false"/>
+                <w:sz w:val="18"/>
+                <w:szCs w:val="18"/>
+              </w:rPr>
+              <w:t xml:space="preserve">8 Oct 2026</w:t>
+            </w:r>
+          </w:p>
+        </w:tc>
+        <w:tc>
+          <w:tcPr>
+            <w:tcMar>
+              <w:top w:type="dxa" w:w="60"/>
+              <w:left w:type="dxa" w:w="80"/>
+              <w:bottom w:type="dxa" w:w="60"/>
+              <w:right w:type="dxa" w:w="80"/>
+            </w:tcMar>
+          </w:tcPr>
+          <w:p>
+            <w:r>
+              <w:rPr>
+                <w:rFonts w:ascii="Calibri" w:cs="Calibri" w:eastAsia="Calibri" w:hAnsi="Calibri"/>
+                <w:b w:val="false"/>
+                <w:bCs w:val="false"/>
+                <w:sz w:val="18"/>
+                <w:szCs w:val="18"/>
+              </w:rPr>
+              <w:t xml:space="preserve">Launch prep</w:t>
+            </w:r>
+          </w:p>
+        </w:tc>
+        <w:tc>
+          <w:tcPr>
+            <w:tcMar>
+              <w:top w:type="dxa" w:w="60"/>
+              <w:left w:type="dxa" w:w="80"/>
+              <w:bottom w:type="dxa" w:w="60"/>
+              <w:right w:type="dxa" w:w="80"/>
+            </w:tcMar>
+          </w:tcPr>
+          <w:p>
+            <w:r>
+              <w:rPr>
+                <w:rFonts w:ascii="Calibri" w:cs="Calibri" w:eastAsia="Calibri" w:hAnsi="Calibri"/>
+                <w:b w:val="false"/>
+                <w:bCs w:val="false"/>
+                <w:sz w:val="18"/>
+                <w:szCs w:val="18"/>
+              </w:rPr>
+              <w:t xml:space="preserve">Consent records (versioned texts published by a super admin once counsel provides the wording; acceptances and withdrawals kept with time and IP); test numbers for store reviewers and testers (fixed code, audited, kept apart from real users in production); a web page for account deletion (same sign-in by SMS code, same rules as in the app).</w:t>
             </w:r>
           </w:p>
         </w:tc>

--- a/docs/DATA_INVENTORY.docx
+++ b/docs/DATA_INVENTORY.docx
@@ -5933,7 +5933,7 @@
                 <w:sz w:val="18"/>
                 <w:szCs w:val="18"/>
               </w:rPr>
-              <w:t xml:space="preserve">Each view is logged; access ends 7 days after the visit</w:t>
+              <w:t xml:space="preserve">Each view is logged; access ends 7 days after the visit; nothing is shared while the patient has withdrawn health-data consent (the provider sees only that it was withheld)</w:t>
             </w:r>
           </w:p>
         </w:tc>
@@ -8753,7 +8753,27 @@
           <w:sz w:val="21"/>
           <w:szCs w:val="21"/>
         </w:rPr>
-        <w:t xml:space="preserve"> What consent must patients give for their health data, and in what wording (Arabic)? (The app is ready to record it: send the texts for the terms, the privacy notice and the health-data consent, and we publish them as version 1; sign-up then requires them, and later changes ask everyone again.) A patient also enters data about family members: what consent is needed from them, and from guardians for children?</w:t>
+        <w:t xml:space="preserve"> What consent must patients give for their health data, and in what wording (Arabic)? (The app is ready to record it: send the texts for the terms, the privacy notice and the health-data consent, and we publish them as version 1; sign-up then requires them, and later changes ask everyone again.) </w:t>
+      </w:r>
+      <w:r>
+        <w:rPr>
+          <w:rFonts w:ascii="Calibri" w:cs="Calibri" w:eastAsia="Calibri" w:hAnsi="Calibri"/>
+          <w:b/>
+          <w:bCs/>
+          <w:sz w:val="21"/>
+          <w:szCs w:val="21"/>
+        </w:rPr>
+        <w:t xml:space="preserve">Interim rule applied until you answer — please confirm or change:</w:t>
+      </w:r>
+      <w:r>
+        <w:rPr>
+          <w:rFonts w:ascii="Calibri" w:cs="Calibri" w:eastAsia="Calibri" w:hAnsi="Calibri"/>
+          <w:b w:val="false"/>
+          <w:bCs w:val="false"/>
+          <w:sz w:val="21"/>
+          <w:szCs w:val="21"/>
+        </w:rPr>
+        <w:t xml:space="preserve"> a patient who withdraws health-data consent keeps their account and can still book, but we stop processing their health data: the medical profile, conditions, medications, allergies and documents of every profile they manage (including family members) are no longer shared with nurses or doctors and can't be edited. The data stays stored, unchanged, and the patient can still view it, with a notice explaining why and how to consent again. Consenting again restores everything. Is this right, and may we keep the stored data while consent is withdrawn? A patient also enters data about family members: what consent is needed from them, and from guardians for children?</w:t>
       </w:r>
     </w:p>
     <w:p>
@@ -9971,6 +9991,77 @@
                 <w:szCs w:val="18"/>
               </w:rPr>
               <w:t xml:space="preserve">Consent records (versioned texts published by a super admin once counsel provides the wording; acceptances and withdrawals kept with time and IP); test numbers for store reviewers and testers (fixed code, audited, kept apart from real users in production); a web page for account deletion (same sign-in by SMS code, same rules as in the app).</w:t>
+            </w:r>
+          </w:p>
+        </w:tc>
+      </w:tr>
+      <w:tr>
+        <w:trPr>
+          <w:tblHeader w:val="off"/>
+        </w:trPr>
+        <w:tc>
+          <w:tcPr>
+            <w:tcMar>
+              <w:top w:type="dxa" w:w="60"/>
+              <w:left w:type="dxa" w:w="80"/>
+              <w:bottom w:type="dxa" w:w="60"/>
+              <w:right w:type="dxa" w:w="80"/>
+            </w:tcMar>
+          </w:tcPr>
+          <w:p>
+            <w:r>
+              <w:rPr>
+                <w:rFonts w:ascii="Calibri" w:cs="Calibri" w:eastAsia="Calibri" w:hAnsi="Calibri"/>
+                <w:b w:val="false"/>
+                <w:bCs w:val="false"/>
+                <w:sz w:val="18"/>
+                <w:szCs w:val="18"/>
+              </w:rPr>
+              <w:t xml:space="preserve">8 Oct 2026</w:t>
+            </w:r>
+          </w:p>
+        </w:tc>
+        <w:tc>
+          <w:tcPr>
+            <w:tcMar>
+              <w:top w:type="dxa" w:w="60"/>
+              <w:left w:type="dxa" w:w="80"/>
+              <w:bottom w:type="dxa" w:w="60"/>
+              <w:right w:type="dxa" w:w="80"/>
+            </w:tcMar>
+          </w:tcPr>
+          <w:p>
+            <w:r>
+              <w:rPr>
+                <w:rFonts w:ascii="Calibri" w:cs="Calibri" w:eastAsia="Calibri" w:hAnsi="Calibri"/>
+                <w:b w:val="false"/>
+                <w:bCs w:val="false"/>
+                <w:sz w:val="18"/>
+                <w:szCs w:val="18"/>
+              </w:rPr>
+              <w:t xml:space="preserve">Launch prep</w:t>
+            </w:r>
+          </w:p>
+        </w:tc>
+        <w:tc>
+          <w:tcPr>
+            <w:tcMar>
+              <w:top w:type="dxa" w:w="60"/>
+              <w:left w:type="dxa" w:w="80"/>
+              <w:bottom w:type="dxa" w:w="60"/>
+              <w:right w:type="dxa" w:w="80"/>
+            </w:tcMar>
+          </w:tcPr>
+          <w:p>
+            <w:r>
+              <w:rPr>
+                <w:rFonts w:ascii="Calibri" w:cs="Calibri" w:eastAsia="Calibri" w:hAnsi="Calibri"/>
+                <w:b w:val="false"/>
+                <w:bCs w:val="false"/>
+                <w:sz w:val="18"/>
+                <w:szCs w:val="18"/>
+              </w:rPr>
+              <w:t xml:space="preserve">Interim rule for withdrawn health-data consent: account and bookings continue; health data kept but no longer shared with providers or editable, with a notice to the patient; consenting again restores it (question 3).</w:t>
             </w:r>
           </w:p>
         </w:tc>

--- a/docs/DATA_INVENTORY.docx
+++ b/docs/DATA_INVENTORY.docx
@@ -2266,6 +2266,121 @@
                 <w:sz w:val="18"/>
                 <w:szCs w:val="18"/>
               </w:rPr>
+              <w:t xml:space="preserve">Clinics (clinic visits, being built)</w:t>
+            </w:r>
+          </w:p>
+        </w:tc>
+        <w:tc>
+          <w:tcPr>
+            <w:tcMar>
+              <w:top w:type="dxa" w:w="60"/>
+              <w:left w:type="dxa" w:w="80"/>
+              <w:bottom w:type="dxa" w:w="60"/>
+              <w:right w:type="dxa" w:w="80"/>
+            </w:tcMar>
+          </w:tcPr>
+          <w:p>
+            <w:r>
+              <w:rPr>
+                <w:rFonts w:ascii="Calibri" w:cs="Calibri" w:eastAsia="Calibri" w:hAnsi="Calibri"/>
+                <w:b w:val="false"/>
+                <w:bCs w:val="false"/>
+                <w:sz w:val="18"/>
+                <w:szCs w:val="18"/>
+              </w:rPr>
+              <w:t xml:space="preserve">Doctors with their own clinic (later also organizations' branches)</w:t>
+            </w:r>
+          </w:p>
+        </w:tc>
+        <w:tc>
+          <w:tcPr>
+            <w:tcMar>
+              <w:top w:type="dxa" w:w="60"/>
+              <w:left w:type="dxa" w:w="80"/>
+              <w:bottom w:type="dxa" w:w="60"/>
+              <w:right w:type="dxa" w:w="80"/>
+            </w:tcMar>
+          </w:tcPr>
+          <w:p>
+            <w:r>
+              <w:rPr>
+                <w:rFonts w:ascii="Calibri" w:cs="Calibri" w:eastAsia="Calibri" w:hAnsi="Calibri"/>
+                <w:b w:val="false"/>
+                <w:bCs w:val="false"/>
+                <w:sz w:val="18"/>
+                <w:szCs w:val="18"/>
+              </w:rPr>
+              <w:t xml:space="preserve">Clinic name, text address (governorate, area, street, building, floor, landmark — no maps or coordinates), clinic phone (may be the doctor's own mobile), the clinic licence (scan, expiry date), the doctor's weekly hours there, appointment length, review status and admin notes</w:t>
+            </w:r>
+          </w:p>
+        </w:tc>
+        <w:tc>
+          <w:tcPr>
+            <w:tcMar>
+              <w:top w:type="dxa" w:w="60"/>
+              <w:left w:type="dxa" w:w="80"/>
+              <w:bottom w:type="dxa" w:w="60"/>
+              <w:right w:type="dxa" w:w="80"/>
+            </w:tcMar>
+          </w:tcPr>
+          <w:p>
+            <w:r>
+              <w:rPr>
+                <w:rFonts w:ascii="Calibri" w:cs="Calibri" w:eastAsia="Calibri" w:hAnsi="Calibri"/>
+                <w:b w:val="false"/>
+                <w:bCs w:val="false"/>
+                <w:sz w:val="18"/>
+                <w:szCs w:val="18"/>
+              </w:rPr>
+              <w:t xml:space="preserve">Verifying the clinic before patients can book it; telling patients where to go</w:t>
+            </w:r>
+          </w:p>
+        </w:tc>
+        <w:tc>
+          <w:tcPr>
+            <w:tcMar>
+              <w:top w:type="dxa" w:w="60"/>
+              <w:left w:type="dxa" w:w="80"/>
+              <w:bottom w:type="dxa" w:w="60"/>
+              <w:right w:type="dxa" w:w="80"/>
+            </w:tcMar>
+          </w:tcPr>
+          <w:p>
+            <w:r>
+              <w:rPr>
+                <w:rFonts w:ascii="Calibri" w:cs="Calibri" w:eastAsia="Calibri" w:hAnsi="Calibri"/>
+                <w:b w:val="false"/>
+                <w:bCs w:val="false"/>
+                <w:sz w:val="18"/>
+                <w:szCs w:val="18"/>
+              </w:rPr>
+              <w:t xml:space="preserve">Business data; the phone may be personal; the licence scan may show the doctor's personal details</w:t>
+            </w:r>
+          </w:p>
+        </w:tc>
+      </w:tr>
+      <w:tr>
+        <w:trPr>
+          <w:tblHeader w:val="off"/>
+        </w:trPr>
+        <w:tc>
+          <w:tcPr>
+            <w:tcMar>
+              <w:top w:type="dxa" w:w="60"/>
+              <w:left w:type="dxa" w:w="80"/>
+              <w:bottom w:type="dxa" w:w="60"/>
+              <w:right w:type="dxa" w:w="80"/>
+            </w:tcMar>
+          </w:tcPr>
+          <w:p>
+            <w:r>
+              <w:rPr>
+                <w:rFonts w:ascii="Calibri" w:cs="Calibri" w:eastAsia="Calibri" w:hAnsi="Calibri"/>
+                <w:b w:val="false"/>
+                <w:bCs w:val="false"/>
+                <w:sz w:val="18"/>
+                <w:szCs w:val="18"/>
+              </w:rPr>
               <w:t xml:space="preserve">Staff invites</w:t>
             </w:r>
           </w:p>
@@ -6550,7 +6665,7 @@
                 <w:sz w:val="18"/>
                 <w:szCs w:val="18"/>
               </w:rPr>
-              <w:t xml:space="preserve">Verification queue: provider and organization identity documents and licences; provider, organization and user records (read); can suspend a provider's listing</w:t>
+              <w:t xml:space="preserve">Verification queue: provider and organization identity documents and licences, and clinic licences; provider, organization and user records (read); can suspend a provider's listing</w:t>
             </w:r>
           </w:p>
         </w:tc>
@@ -8188,6 +8303,77 @@
                 <w:szCs w:val="18"/>
               </w:rPr>
               <w:t xml:space="preserve">Period after the organization leaves</w:t>
+            </w:r>
+          </w:p>
+        </w:tc>
+      </w:tr>
+      <w:tr>
+        <w:trPr>
+          <w:tblHeader w:val="off"/>
+        </w:trPr>
+        <w:tc>
+          <w:tcPr>
+            <w:tcMar>
+              <w:top w:type="dxa" w:w="60"/>
+              <w:left w:type="dxa" w:w="80"/>
+              <w:bottom w:type="dxa" w:w="60"/>
+              <w:right w:type="dxa" w:w="80"/>
+            </w:tcMar>
+          </w:tcPr>
+          <w:p>
+            <w:r>
+              <w:rPr>
+                <w:rFonts w:ascii="Calibri" w:cs="Calibri" w:eastAsia="Calibri" w:hAnsi="Calibri"/>
+                <w:b w:val="false"/>
+                <w:bCs w:val="false"/>
+                <w:sz w:val="18"/>
+                <w:szCs w:val="18"/>
+              </w:rPr>
+              <w:t xml:space="preserve">Clinic details and licences</w:t>
+            </w:r>
+          </w:p>
+        </w:tc>
+        <w:tc>
+          <w:tcPr>
+            <w:tcMar>
+              <w:top w:type="dxa" w:w="60"/>
+              <w:left w:type="dxa" w:w="80"/>
+              <w:bottom w:type="dxa" w:w="60"/>
+              <w:right w:type="dxa" w:w="80"/>
+            </w:tcMar>
+          </w:tcPr>
+          <w:p>
+            <w:r>
+              <w:rPr>
+                <w:rFonts w:ascii="Calibri" w:cs="Calibri" w:eastAsia="Calibri" w:hAnsi="Calibri"/>
+                <w:b w:val="false"/>
+                <w:bCs w:val="false"/>
+                <w:sz w:val="18"/>
+                <w:szCs w:val="18"/>
+              </w:rPr>
+              <w:t xml:space="preserve">Kept while the clinic exists; a removed clinic is hidden, not erased</w:t>
+            </w:r>
+          </w:p>
+        </w:tc>
+        <w:tc>
+          <w:tcPr>
+            <w:tcMar>
+              <w:top w:type="dxa" w:w="60"/>
+              <w:left w:type="dxa" w:w="80"/>
+              <w:bottom w:type="dxa" w:w="60"/>
+              <w:right w:type="dxa" w:w="80"/>
+            </w:tcMar>
+          </w:tcPr>
+          <w:p>
+            <w:r>
+              <w:rPr>
+                <w:rFonts w:ascii="Calibri" w:cs="Calibri" w:eastAsia="Calibri" w:hAnsi="Calibri"/>
+                <w:b w:val="false"/>
+                <w:bCs w:val="false"/>
+                <w:sz w:val="18"/>
+                <w:szCs w:val="18"/>
+              </w:rPr>
+              <w:t xml:space="preserve">Period after the clinic is removed or the doctor leaves</w:t>
             </w:r>
           </w:p>
         </w:tc>
@@ -9038,6 +9224,96 @@
     </w:p>
     <w:p>
       <w:pPr>
+        <w:pStyle w:val="ListParagraph"/>
+        <w:numPr>
+          <w:ilvl w:val="0"/>
+          <w:numId w:val="2"/>
+        </w:numPr>
+        <w:spacing w:after="80"/>
+      </w:pPr>
+      <w:r>
+        <w:rPr>
+          <w:rFonts w:ascii="Calibri" w:cs="Calibri" w:eastAsia="Calibri" w:hAnsi="Calibri"/>
+          <w:b/>
+          <w:bCs/>
+          <w:sz w:val="21"/>
+          <w:szCs w:val="21"/>
+        </w:rPr>
+        <w:t xml:space="preserve">Clinic visits (planned feature).</w:t>
+      </w:r>
+      <w:r>
+        <w:rPr>
+          <w:rFonts w:ascii="Calibri" w:cs="Calibri" w:eastAsia="Calibri" w:hAnsi="Calibri"/>
+          <w:b w:val="false"/>
+          <w:bCs w:val="false"/>
+          <w:sz w:val="21"/>
+          <w:szCs w:val="21"/>
+        </w:rPr>
+        <w:t xml:space="preserve"> Doctors will also be bookable for visits at their own clinic, and clinics (nursing or medical centres) can list several branches. Does Reaya+ need any licence, permit or registration of its own (for example from the Ministry of Health) to list clinics and book clinic appointments, beyond each clinic's own licence, which we will verify?</w:t>
+      </w:r>
+    </w:p>
+    <w:p>
+      <w:pPr>
+        <w:pStyle w:val="ListParagraph"/>
+        <w:numPr>
+          <w:ilvl w:val="0"/>
+          <w:numId w:val="2"/>
+        </w:numPr>
+        <w:spacing w:after="80"/>
+      </w:pPr>
+      <w:r>
+        <w:rPr>
+          <w:rFonts w:ascii="Calibri" w:cs="Calibri" w:eastAsia="Calibri" w:hAnsi="Calibri"/>
+          <w:b/>
+          <w:bCs/>
+          <w:sz w:val="21"/>
+          <w:szCs w:val="21"/>
+        </w:rPr>
+        <w:t xml:space="preserve">Commission on clinic consultations.</w:t>
+      </w:r>
+      <w:r>
+        <w:rPr>
+          <w:rFonts w:ascii="Calibri" w:cs="Calibri" w:eastAsia="Calibri" w:hAnsi="Calibri"/>
+          <w:b w:val="false"/>
+          <w:bCs w:val="false"/>
+          <w:sz w:val="21"/>
+          <w:szCs w:val="21"/>
+        </w:rPr>
+        <w:t xml:space="preserve"> Do the Egyptian Medical Syndicate's rules (for example on doctors' advertising or on sharing consultation fees) limit Reaya+ taking a commission on clinic consultations booked through the app, or how doctors and clinics may be presented in it?</w:t>
+      </w:r>
+    </w:p>
+    <w:p>
+      <w:pPr>
+        <w:pStyle w:val="ListParagraph"/>
+        <w:numPr>
+          <w:ilvl w:val="0"/>
+          <w:numId w:val="2"/>
+        </w:numPr>
+        <w:spacing w:after="80"/>
+      </w:pPr>
+      <w:r>
+        <w:rPr>
+          <w:rFonts w:ascii="Calibri" w:cs="Calibri" w:eastAsia="Calibri" w:hAnsi="Calibri"/>
+          <w:b/>
+          <w:bCs/>
+          <w:sz w:val="21"/>
+          <w:szCs w:val="21"/>
+        </w:rPr>
+        <w:t xml:space="preserve">No-show and late-cancellation fees for clinic visits.</w:t>
+      </w:r>
+      <w:r>
+        <w:rPr>
+          <w:rFonts w:ascii="Calibri" w:cs="Calibri" w:eastAsia="Calibri" w:hAnsi="Calibri"/>
+          <w:b w:val="false"/>
+          <w:bCs w:val="false"/>
+          <w:sz w:val="21"/>
+          <w:szCs w:val="21"/>
+        </w:rPr>
+        <w:t xml:space="preserve"> If we later charge patients a fee (a percentage of the consultation price) for not showing up or cancelling late, is that allowed for medical consultations, and what must we tell patients beforehand? (At launch the fee is off.)</w:t>
+      </w:r>
+    </w:p>
+    <w:p>
+      <w:pPr>
         <w:pStyle w:val="Heading1"/>
         <w:spacing w:after="120" w:before="280"/>
       </w:pPr>
@@ -10062,6 +10338,148 @@
                 <w:szCs w:val="18"/>
               </w:rPr>
               <w:t xml:space="preserve">Interim rule for withdrawn health-data consent: account and bookings continue; health data kept but no longer shared with providers or editable, with a notice to the patient; consenting again restores it (question 3).</w:t>
+            </w:r>
+          </w:p>
+        </w:tc>
+      </w:tr>
+      <w:tr>
+        <w:trPr>
+          <w:tblHeader w:val="off"/>
+        </w:trPr>
+        <w:tc>
+          <w:tcPr>
+            <w:tcMar>
+              <w:top w:type="dxa" w:w="60"/>
+              <w:left w:type="dxa" w:w="80"/>
+              <w:bottom w:type="dxa" w:w="60"/>
+              <w:right w:type="dxa" w:w="80"/>
+            </w:tcMar>
+          </w:tcPr>
+          <w:p>
+            <w:r>
+              <w:rPr>
+                <w:rFonts w:ascii="Calibri" w:cs="Calibri" w:eastAsia="Calibri" w:hAnsi="Calibri"/>
+                <w:b w:val="false"/>
+                <w:bCs w:val="false"/>
+                <w:sz w:val="18"/>
+                <w:szCs w:val="18"/>
+              </w:rPr>
+              <w:t xml:space="preserve">8 Oct 2026</w:t>
+            </w:r>
+          </w:p>
+        </w:tc>
+        <w:tc>
+          <w:tcPr>
+            <w:tcMar>
+              <w:top w:type="dxa" w:w="60"/>
+              <w:left w:type="dxa" w:w="80"/>
+              <w:bottom w:type="dxa" w:w="60"/>
+              <w:right w:type="dxa" w:w="80"/>
+            </w:tcMar>
+          </w:tcPr>
+          <w:p>
+            <w:r>
+              <w:rPr>
+                <w:rFonts w:ascii="Calibri" w:cs="Calibri" w:eastAsia="Calibri" w:hAnsi="Calibri"/>
+                <w:b w:val="false"/>
+                <w:bCs w:val="false"/>
+                <w:sz w:val="18"/>
+                <w:szCs w:val="18"/>
+              </w:rPr>
+              <w:t xml:space="preserve">Clinic visits C1</w:t>
+            </w:r>
+          </w:p>
+        </w:tc>
+        <w:tc>
+          <w:tcPr>
+            <w:tcMar>
+              <w:top w:type="dxa" w:w="60"/>
+              <w:left w:type="dxa" w:w="80"/>
+              <w:bottom w:type="dxa" w:w="60"/>
+              <w:right w:type="dxa" w:w="80"/>
+            </w:tcMar>
+          </w:tcPr>
+          <w:p>
+            <w:r>
+              <w:rPr>
+                <w:rFonts w:ascii="Calibri" w:cs="Calibri" w:eastAsia="Calibri" w:hAnsi="Calibri"/>
+                <w:b w:val="false"/>
+                <w:bCs w:val="false"/>
+                <w:sz w:val="18"/>
+                <w:szCs w:val="18"/>
+              </w:rPr>
+              <w:t xml:space="preserve">Clinics: text address, clinic phone, licence scan, hours; reviewed by verifier admins; not yet visible to patients (search and booking come in C2–C3, with the clinic phone shown only after booking).</w:t>
+            </w:r>
+          </w:p>
+        </w:tc>
+      </w:tr>
+      <w:tr>
+        <w:trPr>
+          <w:tblHeader w:val="off"/>
+        </w:trPr>
+        <w:tc>
+          <w:tcPr>
+            <w:tcMar>
+              <w:top w:type="dxa" w:w="60"/>
+              <w:left w:type="dxa" w:w="80"/>
+              <w:bottom w:type="dxa" w:w="60"/>
+              <w:right w:type="dxa" w:w="80"/>
+            </w:tcMar>
+          </w:tcPr>
+          <w:p>
+            <w:r>
+              <w:rPr>
+                <w:rFonts w:ascii="Calibri" w:cs="Calibri" w:eastAsia="Calibri" w:hAnsi="Calibri"/>
+                <w:b w:val="false"/>
+                <w:bCs w:val="false"/>
+                <w:sz w:val="18"/>
+                <w:szCs w:val="18"/>
+              </w:rPr>
+              <w:t xml:space="preserve">8 Oct 2026</w:t>
+            </w:r>
+          </w:p>
+        </w:tc>
+        <w:tc>
+          <w:tcPr>
+            <w:tcMar>
+              <w:top w:type="dxa" w:w="60"/>
+              <w:left w:type="dxa" w:w="80"/>
+              <w:bottom w:type="dxa" w:w="60"/>
+              <w:right w:type="dxa" w:w="80"/>
+            </w:tcMar>
+          </w:tcPr>
+          <w:p>
+            <w:r>
+              <w:rPr>
+                <w:rFonts w:ascii="Calibri" w:cs="Calibri" w:eastAsia="Calibri" w:hAnsi="Calibri"/>
+                <w:b w:val="false"/>
+                <w:bCs w:val="false"/>
+                <w:sz w:val="18"/>
+                <w:szCs w:val="18"/>
+              </w:rPr>
+              <w:t xml:space="preserve">Clinic visits (planned)</w:t>
+            </w:r>
+          </w:p>
+        </w:tc>
+        <w:tc>
+          <w:tcPr>
+            <w:tcMar>
+              <w:top w:type="dxa" w:w="60"/>
+              <w:left w:type="dxa" w:w="80"/>
+              <w:bottom w:type="dxa" w:w="60"/>
+              <w:right w:type="dxa" w:w="80"/>
+            </w:tcMar>
+          </w:tcPr>
+          <w:p>
+            <w:r>
+              <w:rPr>
+                <w:rFonts w:ascii="Calibri" w:cs="Calibri" w:eastAsia="Calibri" w:hAnsi="Calibri"/>
+                <w:b w:val="false"/>
+                <w:bCs w:val="false"/>
+                <w:sz w:val="18"/>
+                <w:szCs w:val="18"/>
+              </w:rPr>
+              <w:t xml:space="preserve">Questions 12–14 for counsel on clinic visits: platform licensing, commission and syndicate rules, no-show fees. The data changes (clinic addresses and phones, clinic licences, visit-code check-ins, branch reception staff) will be added when the feature is built.</w:t>
             </w:r>
           </w:p>
         </w:tc>

--- a/docs/DATA_INVENTORY.docx
+++ b/docs/DATA_INVENTORY.docx
@@ -6452,7 +6452,7 @@
                 <w:sz w:val="18"/>
                 <w:szCs w:val="18"/>
               </w:rPr>
-              <w:t xml:space="preserve">A provider's public profile: name, photo, experience, rating, reviews (first name + initial)</w:t>
+              <w:t xml:space="preserve">A provider's public profile: name, photo, experience, rating, reviews (first name + initial); for doctors with clinic visits, each approved clinic's name, text address and hours (never the clinic phone, which is shown only after booking)</w:t>
             </w:r>
           </w:p>
         </w:tc>
@@ -10338,6 +10338,77 @@
                 <w:szCs w:val="18"/>
               </w:rPr>
               <w:t xml:space="preserve">Interim rule for withdrawn health-data consent: account and bookings continue; health data kept but no longer shared with providers or editable, with a notice to the patient; consenting again restores it (question 3).</w:t>
+            </w:r>
+          </w:p>
+        </w:tc>
+      </w:tr>
+      <w:tr>
+        <w:trPr>
+          <w:tblHeader w:val="off"/>
+        </w:trPr>
+        <w:tc>
+          <w:tcPr>
+            <w:tcMar>
+              <w:top w:type="dxa" w:w="60"/>
+              <w:left w:type="dxa" w:w="80"/>
+              <w:bottom w:type="dxa" w:w="60"/>
+              <w:right w:type="dxa" w:w="80"/>
+            </w:tcMar>
+          </w:tcPr>
+          <w:p>
+            <w:r>
+              <w:rPr>
+                <w:rFonts w:ascii="Calibri" w:cs="Calibri" w:eastAsia="Calibri" w:hAnsi="Calibri"/>
+                <w:b w:val="false"/>
+                <w:bCs w:val="false"/>
+                <w:sz w:val="18"/>
+                <w:szCs w:val="18"/>
+              </w:rPr>
+              <w:t xml:space="preserve">8 Oct 2026</w:t>
+            </w:r>
+          </w:p>
+        </w:tc>
+        <w:tc>
+          <w:tcPr>
+            <w:tcMar>
+              <w:top w:type="dxa" w:w="60"/>
+              <w:left w:type="dxa" w:w="80"/>
+              <w:bottom w:type="dxa" w:w="60"/>
+              <w:right w:type="dxa" w:w="80"/>
+            </w:tcMar>
+          </w:tcPr>
+          <w:p>
+            <w:r>
+              <w:rPr>
+                <w:rFonts w:ascii="Calibri" w:cs="Calibri" w:eastAsia="Calibri" w:hAnsi="Calibri"/>
+                <w:b w:val="false"/>
+                <w:bCs w:val="false"/>
+                <w:sz w:val="18"/>
+                <w:szCs w:val="18"/>
+              </w:rPr>
+              <w:t xml:space="preserve">Clinic visits C2</w:t>
+            </w:r>
+          </w:p>
+        </w:tc>
+        <w:tc>
+          <w:tcPr>
+            <w:tcMar>
+              <w:top w:type="dxa" w:w="60"/>
+              <w:left w:type="dxa" w:w="80"/>
+              <w:bottom w:type="dxa" w:w="60"/>
+              <w:right w:type="dxa" w:w="80"/>
+            </w:tcMar>
+          </w:tcPr>
+          <w:p>
+            <w:r>
+              <w:rPr>
+                <w:rFonts w:ascii="Calibri" w:cs="Calibri" w:eastAsia="Calibri" w:hAnsi="Calibri"/>
+                <w:b w:val="false"/>
+                <w:bCs w:val="false"/>
+                <w:sz w:val="18"/>
+                <w:szCs w:val="18"/>
+              </w:rPr>
+              <w:t xml:space="preserve">Patients can find clinics by area and see a clinic's name, text address and hours on the doctor's profile (not its phone). Still off until launch.</w:t>
             </w:r>
           </w:p>
         </w:tc>

--- a/docs/DATA_INVENTORY.docx
+++ b/docs/DATA_INVENTORY.docx
@@ -10338,6 +10338,77 @@
                 <w:szCs w:val="18"/>
               </w:rPr>
               <w:t xml:space="preserve">Interim rule for withdrawn health-data consent: account and bookings continue; health data kept but no longer shared with providers or editable, with a notice to the patient; consenting again restores it (question 3).</w:t>
+            </w:r>
+          </w:p>
+        </w:tc>
+      </w:tr>
+      <w:tr>
+        <w:trPr>
+          <w:tblHeader w:val="off"/>
+        </w:trPr>
+        <w:tc>
+          <w:tcPr>
+            <w:tcMar>
+              <w:top w:type="dxa" w:w="60"/>
+              <w:left w:type="dxa" w:w="80"/>
+              <w:bottom w:type="dxa" w:w="60"/>
+              <w:right w:type="dxa" w:w="80"/>
+            </w:tcMar>
+          </w:tcPr>
+          <w:p>
+            <w:r>
+              <w:rPr>
+                <w:rFonts w:ascii="Calibri" w:cs="Calibri" w:eastAsia="Calibri" w:hAnsi="Calibri"/>
+                <w:b w:val="false"/>
+                <w:bCs w:val="false"/>
+                <w:sz w:val="18"/>
+                <w:szCs w:val="18"/>
+              </w:rPr>
+              <w:t xml:space="preserve">8 Oct 2026</w:t>
+            </w:r>
+          </w:p>
+        </w:tc>
+        <w:tc>
+          <w:tcPr>
+            <w:tcMar>
+              <w:top w:type="dxa" w:w="60"/>
+              <w:left w:type="dxa" w:w="80"/>
+              <w:bottom w:type="dxa" w:w="60"/>
+              <w:right w:type="dxa" w:w="80"/>
+            </w:tcMar>
+          </w:tcPr>
+          <w:p>
+            <w:r>
+              <w:rPr>
+                <w:rFonts w:ascii="Calibri" w:cs="Calibri" w:eastAsia="Calibri" w:hAnsi="Calibri"/>
+                <w:b w:val="false"/>
+                <w:bCs w:val="false"/>
+                <w:sz w:val="18"/>
+                <w:szCs w:val="18"/>
+              </w:rPr>
+              <w:t xml:space="preserve">Clinic visits C3</w:t>
+            </w:r>
+          </w:p>
+        </w:tc>
+        <w:tc>
+          <w:tcPr>
+            <w:tcMar>
+              <w:top w:type="dxa" w:w="60"/>
+              <w:left w:type="dxa" w:w="80"/>
+              <w:bottom w:type="dxa" w:w="60"/>
+              <w:right w:type="dxa" w:w="80"/>
+            </w:tcMar>
+          </w:tcPr>
+          <w:p>
+            <w:r>
+              <w:rPr>
+                <w:rFonts w:ascii="Calibri" w:cs="Calibri" w:eastAsia="Calibri" w:hAnsi="Calibri"/>
+                <w:b w:val="false"/>
+                <w:bCs w:val="false"/>
+                <w:sz w:val="18"/>
+                <w:szCs w:val="18"/>
+              </w:rPr>
+              <w:t xml:space="preserve">Clinic appointments: no home address is collected or shared for them (the booking keeps the clinic's address); the patient sees the clinic phone and a 4-digit visit code once confirmed; the doctor records how the visit was started (with the code, or without it and why — logged). Still off until launch.</w:t>
             </w:r>
           </w:p>
         </w:tc>

--- a/docs/DATA_INVENTORY.docx
+++ b/docs/DATA_INVENTORY.docx
@@ -2288,7 +2288,7 @@
                 <w:sz w:val="18"/>
                 <w:szCs w:val="18"/>
               </w:rPr>
-              <w:t xml:space="preserve">Doctors with their own clinic (later also organizations' branches)</w:t>
+              <w:t xml:space="preserve">Doctors with their own clinic, and organizations' branches</w:t>
             </w:r>
           </w:p>
         </w:tc>
@@ -6262,6 +6262,77 @@
                 <w:szCs w:val="18"/>
               </w:rPr>
               <w:t xml:space="preserve">Only their own organization; never booking notes, the medical profile or visit reports (only the assigned staff member, under the provider rules); no access to staff's identity documents or earnings</w:t>
+            </w:r>
+          </w:p>
+        </w:tc>
+      </w:tr>
+      <w:tr>
+        <w:trPr>
+          <w:tblHeader w:val="off"/>
+        </w:trPr>
+        <w:tc>
+          <w:tcPr>
+            <w:tcMar>
+              <w:top w:type="dxa" w:w="60"/>
+              <w:left w:type="dxa" w:w="80"/>
+              <w:bottom w:type="dxa" w:w="60"/>
+              <w:right w:type="dxa" w:w="80"/>
+            </w:tcMar>
+          </w:tcPr>
+          <w:p>
+            <w:r>
+              <w:rPr>
+                <w:rFonts w:ascii="Calibri" w:cs="Calibri" w:eastAsia="Calibri" w:hAnsi="Calibri"/>
+                <w:b w:val="false"/>
+                <w:bCs w:val="false"/>
+                <w:sz w:val="18"/>
+                <w:szCs w:val="18"/>
+              </w:rPr>
+              <w:t xml:space="preserve">Branch reception (organization staff for one clinic branch)</w:t>
+            </w:r>
+          </w:p>
+        </w:tc>
+        <w:tc>
+          <w:tcPr>
+            <w:tcMar>
+              <w:top w:type="dxa" w:w="60"/>
+              <w:left w:type="dxa" w:w="80"/>
+              <w:bottom w:type="dxa" w:w="60"/>
+              <w:right w:type="dxa" w:w="80"/>
+            </w:tcMar>
+          </w:tcPr>
+          <w:p>
+            <w:r>
+              <w:rPr>
+                <w:rFonts w:ascii="Calibri" w:cs="Calibri" w:eastAsia="Calibri" w:hAnsi="Calibri"/>
+                <w:b w:val="false"/>
+                <w:bCs w:val="false"/>
+                <w:sz w:val="18"/>
+                <w:szCs w:val="18"/>
+              </w:rPr>
+              <w:t xml:space="preserve">Today's appointments at their branch only: patient name, appointment time, service, doctor name, status, whether the patient checked in</w:t>
+            </w:r>
+          </w:p>
+        </w:tc>
+        <w:tc>
+          <w:tcPr>
+            <w:tcMar>
+              <w:top w:type="dxa" w:w="60"/>
+              <w:left w:type="dxa" w:w="80"/>
+              <w:bottom w:type="dxa" w:w="60"/>
+              <w:right w:type="dxa" w:w="80"/>
+            </w:tcMar>
+          </w:tcPr>
+          <w:p>
+            <w:r>
+              <w:rPr>
+                <w:rFonts w:ascii="Calibri" w:cs="Calibri" w:eastAsia="Calibri" w:hAnsi="Calibri"/>
+                <w:b w:val="false"/>
+                <w:bCs w:val="false"/>
+                <w:sz w:val="18"/>
+                <w:szCs w:val="18"/>
+              </w:rPr>
+              <w:t xml:space="preserve">No phone or address, no medical data, booking notes, visit reports, prices or money; nothing at other branches or on other days; every view, check-in and no-show is logged; access ends the moment the owner removes them</w:t>
             </w:r>
           </w:p>
         </w:tc>
@@ -10338,6 +10409,77 @@
                 <w:szCs w:val="18"/>
               </w:rPr>
               <w:t xml:space="preserve">Interim rule for withdrawn health-data consent: account and bookings continue; health data kept but no longer shared with providers or editable, with a notice to the patient; consenting again restores it (question 3).</w:t>
+            </w:r>
+          </w:p>
+        </w:tc>
+      </w:tr>
+      <w:tr>
+        <w:trPr>
+          <w:tblHeader w:val="off"/>
+        </w:trPr>
+        <w:tc>
+          <w:tcPr>
+            <w:tcMar>
+              <w:top w:type="dxa" w:w="60"/>
+              <w:left w:type="dxa" w:w="80"/>
+              <w:bottom w:type="dxa" w:w="60"/>
+              <w:right w:type="dxa" w:w="80"/>
+            </w:tcMar>
+          </w:tcPr>
+          <w:p>
+            <w:r>
+              <w:rPr>
+                <w:rFonts w:ascii="Calibri" w:cs="Calibri" w:eastAsia="Calibri" w:hAnsi="Calibri"/>
+                <w:b w:val="false"/>
+                <w:bCs w:val="false"/>
+                <w:sz w:val="18"/>
+                <w:szCs w:val="18"/>
+              </w:rPr>
+              <w:t xml:space="preserve">8 Oct 2026</w:t>
+            </w:r>
+          </w:p>
+        </w:tc>
+        <w:tc>
+          <w:tcPr>
+            <w:tcMar>
+              <w:top w:type="dxa" w:w="60"/>
+              <w:left w:type="dxa" w:w="80"/>
+              <w:bottom w:type="dxa" w:w="60"/>
+              <w:right w:type="dxa" w:w="80"/>
+            </w:tcMar>
+          </w:tcPr>
+          <w:p>
+            <w:r>
+              <w:rPr>
+                <w:rFonts w:ascii="Calibri" w:cs="Calibri" w:eastAsia="Calibri" w:hAnsi="Calibri"/>
+                <w:b w:val="false"/>
+                <w:bCs w:val="false"/>
+                <w:sz w:val="18"/>
+                <w:szCs w:val="18"/>
+              </w:rPr>
+              <w:t xml:space="preserve">Clinic visits C4</w:t>
+            </w:r>
+          </w:p>
+        </w:tc>
+        <w:tc>
+          <w:tcPr>
+            <w:tcMar>
+              <w:top w:type="dxa" w:w="60"/>
+              <w:left w:type="dxa" w:w="80"/>
+              <w:bottom w:type="dxa" w:w="60"/>
+              <w:right w:type="dxa" w:w="80"/>
+            </w:tcMar>
+          </w:tcPr>
+          <w:p>
+            <w:r>
+              <w:rPr>
+                <w:rFonts w:ascii="Calibri" w:cs="Calibri" w:eastAsia="Calibri" w:hAnsi="Calibri"/>
+                <w:b w:val="false"/>
+                <w:bCs w:val="false"/>
+                <w:sz w:val="18"/>
+                <w:szCs w:val="18"/>
+              </w:rPr>
+              <w:t xml:space="preserve">Organizations' clinic branches (same data as clinics) and the doctors placed there; a new branch reception role (invited by the owner by phone and name, like staff — the SMS carries only the organization's name and the app link) that sees only today's appointments at its branch by patient name and time; branch reports. Still off until launch.</w:t>
             </w:r>
           </w:p>
         </w:tc>

--- a/docs/DATA_INVENTORY.docx
+++ b/docs/DATA_INVENTORY.docx
@@ -10409,6 +10409,77 @@
                 <w:szCs w:val="18"/>
               </w:rPr>
               <w:t xml:space="preserve">Interim rule for withdrawn health-data consent: account and bookings continue; health data kept but no longer shared with providers or editable, with a notice to the patient; consenting again restores it (question 3).</w:t>
+            </w:r>
+          </w:p>
+        </w:tc>
+      </w:tr>
+      <w:tr>
+        <w:trPr>
+          <w:tblHeader w:val="off"/>
+        </w:trPr>
+        <w:tc>
+          <w:tcPr>
+            <w:tcMar>
+              <w:top w:type="dxa" w:w="60"/>
+              <w:left w:type="dxa" w:w="80"/>
+              <w:bottom w:type="dxa" w:w="60"/>
+              <w:right w:type="dxa" w:w="80"/>
+            </w:tcMar>
+          </w:tcPr>
+          <w:p>
+            <w:r>
+              <w:rPr>
+                <w:rFonts w:ascii="Calibri" w:cs="Calibri" w:eastAsia="Calibri" w:hAnsi="Calibri"/>
+                <w:b w:val="false"/>
+                <w:bCs w:val="false"/>
+                <w:sz w:val="18"/>
+                <w:szCs w:val="18"/>
+              </w:rPr>
+              <w:t xml:space="preserve">8 Oct 2026</w:t>
+            </w:r>
+          </w:p>
+        </w:tc>
+        <w:tc>
+          <w:tcPr>
+            <w:tcMar>
+              <w:top w:type="dxa" w:w="60"/>
+              <w:left w:type="dxa" w:w="80"/>
+              <w:bottom w:type="dxa" w:w="60"/>
+              <w:right w:type="dxa" w:w="80"/>
+            </w:tcMar>
+          </w:tcPr>
+          <w:p>
+            <w:r>
+              <w:rPr>
+                <w:rFonts w:ascii="Calibri" w:cs="Calibri" w:eastAsia="Calibri" w:hAnsi="Calibri"/>
+                <w:b w:val="false"/>
+                <w:bCs w:val="false"/>
+                <w:sz w:val="18"/>
+                <w:szCs w:val="18"/>
+              </w:rPr>
+              <w:t xml:space="preserve">Clinic visits C5</w:t>
+            </w:r>
+          </w:p>
+        </w:tc>
+        <w:tc>
+          <w:tcPr>
+            <w:tcMar>
+              <w:top w:type="dxa" w:w="60"/>
+              <w:left w:type="dxa" w:w="80"/>
+              <w:bottom w:type="dxa" w:w="60"/>
+              <w:right w:type="dxa" w:w="80"/>
+            </w:tcMar>
+          </w:tcPr>
+          <w:p>
+            <w:r>
+              <w:rPr>
+                <w:rFonts w:ascii="Calibri" w:cs="Calibri" w:eastAsia="Calibri" w:hAnsi="Calibri"/>
+                <w:b w:val="false"/>
+                <w:bCs w:val="false"/>
+                <w:sz w:val="18"/>
+                <w:szCs w:val="18"/>
+              </w:rPr>
+              <w:t xml:space="preserve">Packages and promo codes by visit type, admin filters (no new personal data); clinic licence expiry warnings to the doctor or owner. The clinic-visits feature is complete and switched off until launch.</w:t>
             </w:r>
           </w:p>
         </w:tc>

--- a/docs/DATA_INVENTORY.docx
+++ b/docs/DATA_INVENTORY.docx
@@ -1955,29 +1955,29 @@
                 <w:sz w:val="18"/>
                 <w:szCs w:val="18"/>
               </w:rPr>
-              <w:t xml:space="preserve">License and syndicate numbers, national ID photos (front, back), license and syndicate card photos, certificates, specialty (doctors), years of experience, bio</w:t>
-            </w:r>
-          </w:p>
-        </w:tc>
-        <w:tc>
-          <w:tcPr>
-            <w:tcMar>
-              <w:top w:type="dxa" w:w="60"/>
-              <w:left w:type="dxa" w:w="80"/>
-              <w:bottom w:type="dxa" w:w="60"/>
-              <w:right w:type="dxa" w:w="80"/>
-            </w:tcMar>
-          </w:tcPr>
-          <w:p>
-            <w:r>
-              <w:rPr>
-                <w:rFonts w:ascii="Calibri" w:cs="Calibri" w:eastAsia="Calibri" w:hAnsi="Calibri"/>
-                <w:b w:val="false"/>
-                <w:bCs w:val="false"/>
-                <w:sz w:val="18"/>
-                <w:szCs w:val="18"/>
-              </w:rPr>
-              <w:t xml:space="preserve">Verifying the provider before they can work</w:t>
+              <w:t xml:space="preserve">License and syndicate numbers, national ID photos (front, back), license and syndicate card photos (front, and back when uploaded), certificates, criminal record certificate («الفيش الجنائي»; optional until question 15 is answered), specialty (doctors), years of experience, bio</w:t>
+            </w:r>
+          </w:p>
+        </w:tc>
+        <w:tc>
+          <w:tcPr>
+            <w:tcMar>
+              <w:top w:type="dxa" w:w="60"/>
+              <w:left w:type="dxa" w:w="80"/>
+              <w:bottom w:type="dxa" w:w="60"/>
+              <w:right w:type="dxa" w:w="80"/>
+            </w:tcMar>
+          </w:tcPr>
+          <w:p>
+            <w:r>
+              <w:rPr>
+                <w:rFonts w:ascii="Calibri" w:cs="Calibri" w:eastAsia="Calibri" w:hAnsi="Calibri"/>
+                <w:b w:val="false"/>
+                <w:bCs w:val="false"/>
+                <w:sz w:val="18"/>
+                <w:szCs w:val="18"/>
+              </w:rPr>
+              <w:t xml:space="preserve">Verifying the provider before they can work; for the criminal record, the safety of patients receiving visits at home</w:t>
             </w:r>
           </w:p>
         </w:tc>
@@ -2009,7 +2009,7 @@
                 <w:sz w:val="18"/>
                 <w:szCs w:val="18"/>
               </w:rPr>
-              <w:t xml:space="preserve"> (identity documents)</w:t>
+              <w:t xml:space="preserve"> (identity documents; the criminal record certificate is data about criminal records)</w:t>
             </w:r>
           </w:p>
         </w:tc>
@@ -2195,29 +2195,29 @@
                 <w:sz w:val="18"/>
                 <w:szCs w:val="18"/>
               </w:rPr>
-              <w:t xml:space="preserve">Name, type, commercial register number, tax id, description, contact phone, business address (text), logo, commercial register and tax card scans, areas served with travel fees, services and prices</w:t>
-            </w:r>
-          </w:p>
-        </w:tc>
-        <w:tc>
-          <w:tcPr>
-            <w:tcMar>
-              <w:top w:type="dxa" w:w="60"/>
-              <w:left w:type="dxa" w:w="80"/>
-              <w:bottom w:type="dxa" w:w="60"/>
-              <w:right w:type="dxa" w:w="80"/>
-            </w:tcMar>
-          </w:tcPr>
-          <w:p>
-            <w:r>
-              <w:rPr>
-                <w:rFonts w:ascii="Calibri" w:cs="Calibri" w:eastAsia="Calibri" w:hAnsi="Calibri"/>
-                <w:b w:val="false"/>
-                <w:bCs w:val="false"/>
-                <w:sz w:val="18"/>
-                <w:szCs w:val="18"/>
-              </w:rPr>
-              <w:t xml:space="preserve">Verifying the business before it can receive bookings; showing it to patients</w:t>
+              <w:t xml:space="preserve">Name, type, commercial register number, tax id, description, contact phone, business address (text) with its governorate and area (from our list — no maps or coordinates), the manager's name, an optional contact email, logo; scans of the commercial register, tax card and activity licence (with the issuing authority — e.g. Ministry of Health or Ministry of Social Solidarity — and its expiry date); areas served with travel fees, services and prices</w:t>
+            </w:r>
+          </w:p>
+        </w:tc>
+        <w:tc>
+          <w:tcPr>
+            <w:tcMar>
+              <w:top w:type="dxa" w:w="60"/>
+              <w:left w:type="dxa" w:w="80"/>
+              <w:bottom w:type="dxa" w:w="60"/>
+              <w:right w:type="dxa" w:w="80"/>
+            </w:tcMar>
+          </w:tcPr>
+          <w:p>
+            <w:r>
+              <w:rPr>
+                <w:rFonts w:ascii="Calibri" w:cs="Calibri" w:eastAsia="Calibri" w:hAnsi="Calibri"/>
+                <w:b w:val="false"/>
+                <w:bCs w:val="false"/>
+                <w:sz w:val="18"/>
+                <w:szCs w:val="18"/>
+              </w:rPr>
+              <w:t xml:space="preserve">Verifying the business before it can receive bookings; showing it to patients; pausing it when its licence expires</w:t>
             </w:r>
           </w:p>
         </w:tc>
@@ -2266,95 +2266,105 @@
                 <w:sz w:val="18"/>
                 <w:szCs w:val="18"/>
               </w:rPr>
-              <w:t xml:space="preserve">Clinics (clinic visits, being built)</w:t>
-            </w:r>
-          </w:p>
-        </w:tc>
-        <w:tc>
-          <w:tcPr>
-            <w:tcMar>
-              <w:top w:type="dxa" w:w="60"/>
-              <w:left w:type="dxa" w:w="80"/>
-              <w:bottom w:type="dxa" w:w="60"/>
-              <w:right w:type="dxa" w:w="80"/>
-            </w:tcMar>
-          </w:tcPr>
-          <w:p>
-            <w:r>
-              <w:rPr>
-                <w:rFonts w:ascii="Calibri" w:cs="Calibri" w:eastAsia="Calibri" w:hAnsi="Calibri"/>
-                <w:b w:val="false"/>
-                <w:bCs w:val="false"/>
-                <w:sz w:val="18"/>
-                <w:szCs w:val="18"/>
-              </w:rPr>
-              <w:t xml:space="preserve">Doctors with their own clinic, and organizations' branches</w:t>
-            </w:r>
-          </w:p>
-        </w:tc>
-        <w:tc>
-          <w:tcPr>
-            <w:tcMar>
-              <w:top w:type="dxa" w:w="60"/>
-              <w:left w:type="dxa" w:w="80"/>
-              <w:bottom w:type="dxa" w:w="60"/>
-              <w:right w:type="dxa" w:w="80"/>
-            </w:tcMar>
-          </w:tcPr>
-          <w:p>
-            <w:r>
-              <w:rPr>
-                <w:rFonts w:ascii="Calibri" w:cs="Calibri" w:eastAsia="Calibri" w:hAnsi="Calibri"/>
-                <w:b w:val="false"/>
-                <w:bCs w:val="false"/>
-                <w:sz w:val="18"/>
-                <w:szCs w:val="18"/>
-              </w:rPr>
-              <w:t xml:space="preserve">Clinic name, text address (governorate, area, street, building, floor, landmark — no maps or coordinates), clinic phone (may be the doctor's own mobile), the clinic licence (scan, expiry date), the doctor's weekly hours there, appointment length, review status and admin notes</w:t>
-            </w:r>
-          </w:p>
-        </w:tc>
-        <w:tc>
-          <w:tcPr>
-            <w:tcMar>
-              <w:top w:type="dxa" w:w="60"/>
-              <w:left w:type="dxa" w:w="80"/>
-              <w:bottom w:type="dxa" w:w="60"/>
-              <w:right w:type="dxa" w:w="80"/>
-            </w:tcMar>
-          </w:tcPr>
-          <w:p>
-            <w:r>
-              <w:rPr>
-                <w:rFonts w:ascii="Calibri" w:cs="Calibri" w:eastAsia="Calibri" w:hAnsi="Calibri"/>
-                <w:b w:val="false"/>
-                <w:bCs w:val="false"/>
-                <w:sz w:val="18"/>
-                <w:szCs w:val="18"/>
-              </w:rPr>
-              <w:t xml:space="preserve">Verifying the clinic before patients can book it; telling patients where to go</w:t>
-            </w:r>
-          </w:p>
-        </w:tc>
-        <w:tc>
-          <w:tcPr>
-            <w:tcMar>
-              <w:top w:type="dxa" w:w="60"/>
-              <w:left w:type="dxa" w:w="80"/>
-              <w:bottom w:type="dxa" w:w="60"/>
-              <w:right w:type="dxa" w:w="80"/>
-            </w:tcMar>
-          </w:tcPr>
-          <w:p>
-            <w:r>
-              <w:rPr>
-                <w:rFonts w:ascii="Calibri" w:cs="Calibri" w:eastAsia="Calibri" w:hAnsi="Calibri"/>
-                <w:b w:val="false"/>
-                <w:bCs w:val="false"/>
-                <w:sz w:val="18"/>
-                <w:szCs w:val="18"/>
-              </w:rPr>
-              <w:t xml:space="preserve">Business data; the phone may be personal; the licence scan may show the doctor's personal details</w:t>
+              <w:t xml:space="preserve">Organization manager's ID card</w:t>
+            </w:r>
+          </w:p>
+        </w:tc>
+        <w:tc>
+          <w:tcPr>
+            <w:tcMar>
+              <w:top w:type="dxa" w:w="60"/>
+              <w:left w:type="dxa" w:w="80"/>
+              <w:bottom w:type="dxa" w:w="60"/>
+              <w:right w:type="dxa" w:w="80"/>
+            </w:tcMar>
+          </w:tcPr>
+          <w:p>
+            <w:r>
+              <w:rPr>
+                <w:rFonts w:ascii="Calibri" w:cs="Calibri" w:eastAsia="Calibri" w:hAnsi="Calibri"/>
+                <w:b w:val="false"/>
+                <w:bCs w:val="false"/>
+                <w:sz w:val="18"/>
+                <w:szCs w:val="18"/>
+              </w:rPr>
+              <w:t xml:space="preserve">The manager named by the organization (front and back)</w:t>
+            </w:r>
+          </w:p>
+        </w:tc>
+        <w:tc>
+          <w:tcPr>
+            <w:tcMar>
+              <w:top w:type="dxa" w:w="60"/>
+              <w:left w:type="dxa" w:w="80"/>
+              <w:bottom w:type="dxa" w:w="60"/>
+              <w:right w:type="dxa" w:w="80"/>
+            </w:tcMar>
+          </w:tcPr>
+          <w:p>
+            <w:r>
+              <w:rPr>
+                <w:rFonts w:ascii="Calibri" w:cs="Calibri" w:eastAsia="Calibri" w:hAnsi="Calibri"/>
+                <w:b w:val="false"/>
+                <w:bCs w:val="false"/>
+                <w:sz w:val="18"/>
+                <w:szCs w:val="18"/>
+              </w:rPr>
+              <w:t xml:space="preserve">Photos of the national ID card</w:t>
+            </w:r>
+          </w:p>
+        </w:tc>
+        <w:tc>
+          <w:tcPr>
+            <w:tcMar>
+              <w:top w:type="dxa" w:w="60"/>
+              <w:left w:type="dxa" w:w="80"/>
+              <w:bottom w:type="dxa" w:w="60"/>
+              <w:right w:type="dxa" w:w="80"/>
+            </w:tcMar>
+          </w:tcPr>
+          <w:p>
+            <w:r>
+              <w:rPr>
+                <w:rFonts w:ascii="Calibri" w:cs="Calibri" w:eastAsia="Calibri" w:hAnsi="Calibri"/>
+                <w:b w:val="false"/>
+                <w:bCs w:val="false"/>
+                <w:sz w:val="18"/>
+                <w:szCs w:val="18"/>
+              </w:rPr>
+              <w:t xml:space="preserve">Verifying who is responsible for the organization</w:t>
+            </w:r>
+          </w:p>
+        </w:tc>
+        <w:tc>
+          <w:tcPr>
+            <w:tcMar>
+              <w:top w:type="dxa" w:w="60"/>
+              <w:left w:type="dxa" w:w="80"/>
+              <w:bottom w:type="dxa" w:w="60"/>
+              <w:right w:type="dxa" w:w="80"/>
+            </w:tcMar>
+          </w:tcPr>
+          <w:p>
+            <w:r>
+              <w:rPr>
+                <w:rFonts w:ascii="Calibri" w:cs="Calibri" w:eastAsia="Calibri" w:hAnsi="Calibri"/>
+                <w:b/>
+                <w:bCs/>
+                <w:sz w:val="18"/>
+                <w:szCs w:val="18"/>
+              </w:rPr>
+              <w:t xml:space="preserve">Yes</w:t>
+            </w:r>
+            <w:r>
+              <w:rPr>
+                <w:rFonts w:ascii="Calibri" w:cs="Calibri" w:eastAsia="Calibri" w:hAnsi="Calibri"/>
+                <w:b w:val="false"/>
+                <w:bCs w:val="false"/>
+                <w:sz w:val="18"/>
+                <w:szCs w:val="18"/>
+              </w:rPr>
+              <w:t xml:space="preserve"> (identity document of a person who may not be the account holder)</w:t>
             </w:r>
           </w:p>
         </w:tc>
@@ -2381,95 +2391,95 @@
                 <w:sz w:val="18"/>
                 <w:szCs w:val="18"/>
               </w:rPr>
-              <w:t xml:space="preserve">Staff invites</w:t>
-            </w:r>
-          </w:p>
-        </w:tc>
-        <w:tc>
-          <w:tcPr>
-            <w:tcMar>
-              <w:top w:type="dxa" w:w="60"/>
-              <w:left w:type="dxa" w:w="80"/>
-              <w:bottom w:type="dxa" w:w="60"/>
-              <w:right w:type="dxa" w:w="80"/>
-            </w:tcMar>
-          </w:tcPr>
-          <w:p>
-            <w:r>
-              <w:rPr>
-                <w:rFonts w:ascii="Calibri" w:cs="Calibri" w:eastAsia="Calibri" w:hAnsi="Calibri"/>
-                <w:b w:val="false"/>
-                <w:bCs w:val="false"/>
-                <w:sz w:val="18"/>
-                <w:szCs w:val="18"/>
-              </w:rPr>
-              <w:t xml:space="preserve">People an organization invites to join its team</w:t>
-            </w:r>
-          </w:p>
-        </w:tc>
-        <w:tc>
-          <w:tcPr>
-            <w:tcMar>
-              <w:top w:type="dxa" w:w="60"/>
-              <w:left w:type="dxa" w:w="80"/>
-              <w:bottom w:type="dxa" w:w="60"/>
-              <w:right w:type="dxa" w:w="80"/>
-            </w:tcMar>
-          </w:tcPr>
-          <w:p>
-            <w:r>
-              <w:rPr>
-                <w:rFonts w:ascii="Calibri" w:cs="Calibri" w:eastAsia="Calibri" w:hAnsi="Calibri"/>
-                <w:b w:val="false"/>
-                <w:bCs w:val="false"/>
-                <w:sz w:val="18"/>
-                <w:szCs w:val="18"/>
-              </w:rPr>
-              <w:t xml:space="preserve">Mobile number and name as entered by the owner, nurse or doctor, invite status; an SMS invitation is sent to that number. The SMS contains only the organization's name and the app link, nothing about the person.</w:t>
-            </w:r>
-          </w:p>
-        </w:tc>
-        <w:tc>
-          <w:tcPr>
-            <w:tcMar>
-              <w:top w:type="dxa" w:w="60"/>
-              <w:left w:type="dxa" w:w="80"/>
-              <w:bottom w:type="dxa" w:w="60"/>
-              <w:right w:type="dxa" w:w="80"/>
-            </w:tcMar>
-          </w:tcPr>
-          <w:p>
-            <w:r>
-              <w:rPr>
-                <w:rFonts w:ascii="Calibri" w:cs="Calibri" w:eastAsia="Calibri" w:hAnsi="Calibri"/>
-                <w:b w:val="false"/>
-                <w:bCs w:val="false"/>
-                <w:sz w:val="18"/>
-                <w:szCs w:val="18"/>
-              </w:rPr>
-              <w:t xml:space="preserve">Letting the person join the organization's team</w:t>
-            </w:r>
-          </w:p>
-        </w:tc>
-        <w:tc>
-          <w:tcPr>
-            <w:tcMar>
-              <w:top w:type="dxa" w:w="60"/>
-              <w:left w:type="dxa" w:w="80"/>
-              <w:bottom w:type="dxa" w:w="60"/>
-              <w:right w:type="dxa" w:w="80"/>
-            </w:tcMar>
-          </w:tcPr>
-          <w:p>
-            <w:r>
-              <w:rPr>
-                <w:rFonts w:ascii="Calibri" w:cs="Calibri" w:eastAsia="Calibri" w:hAnsi="Calibri"/>
-                <w:b w:val="false"/>
-                <w:bCs w:val="false"/>
-                <w:sz w:val="18"/>
-                <w:szCs w:val="18"/>
-              </w:rPr>
-              <w:t xml:space="preserve">No (but entered by a third party: the owner)</w:t>
+              <w:t xml:space="preserve">Clinics (clinic visits, being built)</w:t>
+            </w:r>
+          </w:p>
+        </w:tc>
+        <w:tc>
+          <w:tcPr>
+            <w:tcMar>
+              <w:top w:type="dxa" w:w="60"/>
+              <w:left w:type="dxa" w:w="80"/>
+              <w:bottom w:type="dxa" w:w="60"/>
+              <w:right w:type="dxa" w:w="80"/>
+            </w:tcMar>
+          </w:tcPr>
+          <w:p>
+            <w:r>
+              <w:rPr>
+                <w:rFonts w:ascii="Calibri" w:cs="Calibri" w:eastAsia="Calibri" w:hAnsi="Calibri"/>
+                <w:b w:val="false"/>
+                <w:bCs w:val="false"/>
+                <w:sz w:val="18"/>
+                <w:szCs w:val="18"/>
+              </w:rPr>
+              <w:t xml:space="preserve">Doctors with their own clinic, and organizations' branches</w:t>
+            </w:r>
+          </w:p>
+        </w:tc>
+        <w:tc>
+          <w:tcPr>
+            <w:tcMar>
+              <w:top w:type="dxa" w:w="60"/>
+              <w:left w:type="dxa" w:w="80"/>
+              <w:bottom w:type="dxa" w:w="60"/>
+              <w:right w:type="dxa" w:w="80"/>
+            </w:tcMar>
+          </w:tcPr>
+          <w:p>
+            <w:r>
+              <w:rPr>
+                <w:rFonts w:ascii="Calibri" w:cs="Calibri" w:eastAsia="Calibri" w:hAnsi="Calibri"/>
+                <w:b w:val="false"/>
+                <w:bCs w:val="false"/>
+                <w:sz w:val="18"/>
+                <w:szCs w:val="18"/>
+              </w:rPr>
+              <w:t xml:space="preserve">Clinic name, text address (governorate, area, street, building, floor, landmark — no maps or coordinates), clinic phone (may be the doctor's own mobile), the clinic licence (scan, expiry date), the doctor's weekly hours there, appointment length, review status and admin notes</w:t>
+            </w:r>
+          </w:p>
+        </w:tc>
+        <w:tc>
+          <w:tcPr>
+            <w:tcMar>
+              <w:top w:type="dxa" w:w="60"/>
+              <w:left w:type="dxa" w:w="80"/>
+              <w:bottom w:type="dxa" w:w="60"/>
+              <w:right w:type="dxa" w:w="80"/>
+            </w:tcMar>
+          </w:tcPr>
+          <w:p>
+            <w:r>
+              <w:rPr>
+                <w:rFonts w:ascii="Calibri" w:cs="Calibri" w:eastAsia="Calibri" w:hAnsi="Calibri"/>
+                <w:b w:val="false"/>
+                <w:bCs w:val="false"/>
+                <w:sz w:val="18"/>
+                <w:szCs w:val="18"/>
+              </w:rPr>
+              <w:t xml:space="preserve">Verifying the clinic before patients can book it; telling patients where to go</w:t>
+            </w:r>
+          </w:p>
+        </w:tc>
+        <w:tc>
+          <w:tcPr>
+            <w:tcMar>
+              <w:top w:type="dxa" w:w="60"/>
+              <w:left w:type="dxa" w:w="80"/>
+              <w:bottom w:type="dxa" w:w="60"/>
+              <w:right w:type="dxa" w:w="80"/>
+            </w:tcMar>
+          </w:tcPr>
+          <w:p>
+            <w:r>
+              <w:rPr>
+                <w:rFonts w:ascii="Calibri" w:cs="Calibri" w:eastAsia="Calibri" w:hAnsi="Calibri"/>
+                <w:b w:val="false"/>
+                <w:bCs w:val="false"/>
+                <w:sz w:val="18"/>
+                <w:szCs w:val="18"/>
+              </w:rPr>
+              <w:t xml:space="preserve">Business data; the phone may be personal; the licence scan may show the doctor's personal details</w:t>
             </w:r>
           </w:p>
         </w:tc>
@@ -2496,6 +2506,121 @@
                 <w:sz w:val="18"/>
                 <w:szCs w:val="18"/>
               </w:rPr>
+              <w:t xml:space="preserve">Staff invites</w:t>
+            </w:r>
+          </w:p>
+        </w:tc>
+        <w:tc>
+          <w:tcPr>
+            <w:tcMar>
+              <w:top w:type="dxa" w:w="60"/>
+              <w:left w:type="dxa" w:w="80"/>
+              <w:bottom w:type="dxa" w:w="60"/>
+              <w:right w:type="dxa" w:w="80"/>
+            </w:tcMar>
+          </w:tcPr>
+          <w:p>
+            <w:r>
+              <w:rPr>
+                <w:rFonts w:ascii="Calibri" w:cs="Calibri" w:eastAsia="Calibri" w:hAnsi="Calibri"/>
+                <w:b w:val="false"/>
+                <w:bCs w:val="false"/>
+                <w:sz w:val="18"/>
+                <w:szCs w:val="18"/>
+              </w:rPr>
+              <w:t xml:space="preserve">People an organization invites to join its team</w:t>
+            </w:r>
+          </w:p>
+        </w:tc>
+        <w:tc>
+          <w:tcPr>
+            <w:tcMar>
+              <w:top w:type="dxa" w:w="60"/>
+              <w:left w:type="dxa" w:w="80"/>
+              <w:bottom w:type="dxa" w:w="60"/>
+              <w:right w:type="dxa" w:w="80"/>
+            </w:tcMar>
+          </w:tcPr>
+          <w:p>
+            <w:r>
+              <w:rPr>
+                <w:rFonts w:ascii="Calibri" w:cs="Calibri" w:eastAsia="Calibri" w:hAnsi="Calibri"/>
+                <w:b w:val="false"/>
+                <w:bCs w:val="false"/>
+                <w:sz w:val="18"/>
+                <w:szCs w:val="18"/>
+              </w:rPr>
+              <w:t xml:space="preserve">Mobile number and name as entered by the owner, nurse or doctor, the organization's areas and services they will get, invite status; an SMS invitation is sent to that number (again if the owner resends it, at most once an hour). The SMS contains only the organization's name and the app link, nothing about the person.</w:t>
+            </w:r>
+          </w:p>
+        </w:tc>
+        <w:tc>
+          <w:tcPr>
+            <w:tcMar>
+              <w:top w:type="dxa" w:w="60"/>
+              <w:left w:type="dxa" w:w="80"/>
+              <w:bottom w:type="dxa" w:w="60"/>
+              <w:right w:type="dxa" w:w="80"/>
+            </w:tcMar>
+          </w:tcPr>
+          <w:p>
+            <w:r>
+              <w:rPr>
+                <w:rFonts w:ascii="Calibri" w:cs="Calibri" w:eastAsia="Calibri" w:hAnsi="Calibri"/>
+                <w:b w:val="false"/>
+                <w:bCs w:val="false"/>
+                <w:sz w:val="18"/>
+                <w:szCs w:val="18"/>
+              </w:rPr>
+              <w:t xml:space="preserve">Letting the person join the organization's team</w:t>
+            </w:r>
+          </w:p>
+        </w:tc>
+        <w:tc>
+          <w:tcPr>
+            <w:tcMar>
+              <w:top w:type="dxa" w:w="60"/>
+              <w:left w:type="dxa" w:w="80"/>
+              <w:bottom w:type="dxa" w:w="60"/>
+              <w:right w:type="dxa" w:w="80"/>
+            </w:tcMar>
+          </w:tcPr>
+          <w:p>
+            <w:r>
+              <w:rPr>
+                <w:rFonts w:ascii="Calibri" w:cs="Calibri" w:eastAsia="Calibri" w:hAnsi="Calibri"/>
+                <w:b w:val="false"/>
+                <w:bCs w:val="false"/>
+                <w:sz w:val="18"/>
+                <w:szCs w:val="18"/>
+              </w:rPr>
+              <w:t xml:space="preserve">No (but entered by a third party: the owner)</w:t>
+            </w:r>
+          </w:p>
+        </w:tc>
+      </w:tr>
+      <w:tr>
+        <w:trPr>
+          <w:tblHeader w:val="off"/>
+        </w:trPr>
+        <w:tc>
+          <w:tcPr>
+            <w:tcMar>
+              <w:top w:type="dxa" w:w="60"/>
+              <w:left w:type="dxa" w:w="80"/>
+              <w:bottom w:type="dxa" w:w="60"/>
+              <w:right w:type="dxa" w:w="80"/>
+            </w:tcMar>
+          </w:tcPr>
+          <w:p>
+            <w:r>
+              <w:rPr>
+                <w:rFonts w:ascii="Calibri" w:cs="Calibri" w:eastAsia="Calibri" w:hAnsi="Calibri"/>
+                <w:b w:val="false"/>
+                <w:bCs w:val="false"/>
+                <w:sz w:val="18"/>
+                <w:szCs w:val="18"/>
+              </w:rPr>
               <w:t xml:space="preserve">Staff records</w:t>
             </w:r>
           </w:p>
@@ -2540,7 +2665,7 @@
                 <w:sz w:val="18"/>
                 <w:szCs w:val="18"/>
               </w:rPr>
-              <w:t xml:space="preserve">Which organization, suspended by the owner or not, the services, areas and weekly hours the owner set; performance (visits completed, rating, on-time rate) shown to the owner</w:t>
+              <w:t xml:space="preserve">Which organization; suspended by the owner or not, with the owner's reason (shown to the member) and end date; the services, areas and weekly hours the owner set; performance (visits completed, rating, on-time rate) shown to the owner; when the owner moves a booking to another member, the reason (internal: the new member and admins see it, never the patient)</w:t>
             </w:r>
           </w:p>
         </w:tc>
@@ -5434,7 +5559,7 @@
           <w:sz w:val="21"/>
           <w:szCs w:val="21"/>
         </w:rPr>
-        <w:t xml:space="preserve"> medical documents, ID photos and organization documents sit in a private store. The app gets a link that expires after 10 minutes, and only after a permission check.</w:t>
+        <w:t xml:space="preserve"> medical documents, ID photos (providers' and organization managers') and organization documents sit in a private store. The app gets a link that expires after 10 minutes, and only after a permission check.</w:t>
       </w:r>
     </w:p>
     <w:p>
@@ -8258,51 +8383,51 @@
                 <w:sz w:val="18"/>
                 <w:szCs w:val="18"/>
               </w:rPr>
-              <w:t xml:space="preserve">Provider verification documents</w:t>
-            </w:r>
-          </w:p>
-        </w:tc>
-        <w:tc>
-          <w:tcPr>
-            <w:tcMar>
-              <w:top w:type="dxa" w:w="60"/>
-              <w:left w:type="dxa" w:w="80"/>
-              <w:bottom w:type="dxa" w:w="60"/>
-              <w:right w:type="dxa" w:w="80"/>
-            </w:tcMar>
-          </w:tcPr>
-          <w:p>
-            <w:r>
-              <w:rPr>
-                <w:rFonts w:ascii="Calibri" w:cs="Calibri" w:eastAsia="Calibri" w:hAnsi="Calibri"/>
-                <w:b w:val="false"/>
-                <w:bCs w:val="false"/>
-                <w:sz w:val="18"/>
-                <w:szCs w:val="18"/>
-              </w:rPr>
-              <w:t xml:space="preserve">Kept while the provider account exists</w:t>
-            </w:r>
-          </w:p>
-        </w:tc>
-        <w:tc>
-          <w:tcPr>
-            <w:tcMar>
-              <w:top w:type="dxa" w:w="60"/>
-              <w:left w:type="dxa" w:w="80"/>
-              <w:bottom w:type="dxa" w:w="60"/>
-              <w:right w:type="dxa" w:w="80"/>
-            </w:tcMar>
-          </w:tcPr>
-          <w:p>
-            <w:r>
-              <w:rPr>
-                <w:rFonts w:ascii="Calibri" w:cs="Calibri" w:eastAsia="Calibri" w:hAnsi="Calibri"/>
-                <w:b w:val="false"/>
-                <w:bCs w:val="false"/>
-                <w:sz w:val="18"/>
-                <w:szCs w:val="18"/>
-              </w:rPr>
-              <w:t xml:space="preserve">Period after the provider leaves</w:t>
+              <w:t xml:space="preserve">Provider verification documents (including the criminal record certificate)</w:t>
+            </w:r>
+          </w:p>
+        </w:tc>
+        <w:tc>
+          <w:tcPr>
+            <w:tcMar>
+              <w:top w:type="dxa" w:w="60"/>
+              <w:left w:type="dxa" w:w="80"/>
+              <w:bottom w:type="dxa" w:w="60"/>
+              <w:right w:type="dxa" w:w="80"/>
+            </w:tcMar>
+          </w:tcPr>
+          <w:p>
+            <w:r>
+              <w:rPr>
+                <w:rFonts w:ascii="Calibri" w:cs="Calibri" w:eastAsia="Calibri" w:hAnsi="Calibri"/>
+                <w:b w:val="false"/>
+                <w:bCs w:val="false"/>
+                <w:sz w:val="18"/>
+                <w:szCs w:val="18"/>
+              </w:rPr>
+              <w:t xml:space="preserve">Kept while the provider account exists; a replaced document is hidden and its files erased</w:t>
+            </w:r>
+          </w:p>
+        </w:tc>
+        <w:tc>
+          <w:tcPr>
+            <w:tcMar>
+              <w:top w:type="dxa" w:w="60"/>
+              <w:left w:type="dxa" w:w="80"/>
+              <w:bottom w:type="dxa" w:w="60"/>
+              <w:right w:type="dxa" w:w="80"/>
+            </w:tcMar>
+          </w:tcPr>
+          <w:p>
+            <w:r>
+              <w:rPr>
+                <w:rFonts w:ascii="Calibri" w:cs="Calibri" w:eastAsia="Calibri" w:hAnsi="Calibri"/>
+                <w:b w:val="false"/>
+                <w:bCs w:val="false"/>
+                <w:sz w:val="18"/>
+                <w:szCs w:val="18"/>
+              </w:rPr>
+              <w:t xml:space="preserve">Period after the provider leaves; a shorter period for the criminal record certificate (question 15)</w:t>
             </w:r>
           </w:p>
         </w:tc>
@@ -8329,51 +8454,51 @@
                 <w:sz w:val="18"/>
                 <w:szCs w:val="18"/>
               </w:rPr>
-              <w:t xml:space="preserve">Organization details and documents</w:t>
-            </w:r>
-          </w:p>
-        </w:tc>
-        <w:tc>
-          <w:tcPr>
-            <w:tcMar>
-              <w:top w:type="dxa" w:w="60"/>
-              <w:left w:type="dxa" w:w="80"/>
-              <w:bottom w:type="dxa" w:w="60"/>
-              <w:right w:type="dxa" w:w="80"/>
-            </w:tcMar>
-          </w:tcPr>
-          <w:p>
-            <w:r>
-              <w:rPr>
-                <w:rFonts w:ascii="Calibri" w:cs="Calibri" w:eastAsia="Calibri" w:hAnsi="Calibri"/>
-                <w:b w:val="false"/>
-                <w:bCs w:val="false"/>
-                <w:sz w:val="18"/>
-                <w:szCs w:val="18"/>
-              </w:rPr>
-              <w:t xml:space="preserve">Kept while the organization's account exists</w:t>
-            </w:r>
-          </w:p>
-        </w:tc>
-        <w:tc>
-          <w:tcPr>
-            <w:tcMar>
-              <w:top w:type="dxa" w:w="60"/>
-              <w:left w:type="dxa" w:w="80"/>
-              <w:bottom w:type="dxa" w:w="60"/>
-              <w:right w:type="dxa" w:w="80"/>
-            </w:tcMar>
-          </w:tcPr>
-          <w:p>
-            <w:r>
-              <w:rPr>
-                <w:rFonts w:ascii="Calibri" w:cs="Calibri" w:eastAsia="Calibri" w:hAnsi="Calibri"/>
-                <w:b w:val="false"/>
-                <w:bCs w:val="false"/>
-                <w:sz w:val="18"/>
-                <w:szCs w:val="18"/>
-              </w:rPr>
-              <w:t xml:space="preserve">Period after the organization leaves</w:t>
+              <w:t xml:space="preserve">Organization details and documents (including the manager's ID card)</w:t>
+            </w:r>
+          </w:p>
+        </w:tc>
+        <w:tc>
+          <w:tcPr>
+            <w:tcMar>
+              <w:top w:type="dxa" w:w="60"/>
+              <w:left w:type="dxa" w:w="80"/>
+              <w:bottom w:type="dxa" w:w="60"/>
+              <w:right w:type="dxa" w:w="80"/>
+            </w:tcMar>
+          </w:tcPr>
+          <w:p>
+            <w:r>
+              <w:rPr>
+                <w:rFonts w:ascii="Calibri" w:cs="Calibri" w:eastAsia="Calibri" w:hAnsi="Calibri"/>
+                <w:b w:val="false"/>
+                <w:bCs w:val="false"/>
+                <w:sz w:val="18"/>
+                <w:szCs w:val="18"/>
+              </w:rPr>
+              <w:t xml:space="preserve">Kept while the organization's account exists; a replaced document is hidden and its files erased</w:t>
+            </w:r>
+          </w:p>
+        </w:tc>
+        <w:tc>
+          <w:tcPr>
+            <w:tcMar>
+              <w:top w:type="dxa" w:w="60"/>
+              <w:left w:type="dxa" w:w="80"/>
+              <w:bottom w:type="dxa" w:w="60"/>
+              <w:right w:type="dxa" w:w="80"/>
+            </w:tcMar>
+          </w:tcPr>
+          <w:p>
+            <w:r>
+              <w:rPr>
+                <w:rFonts w:ascii="Calibri" w:cs="Calibri" w:eastAsia="Calibri" w:hAnsi="Calibri"/>
+                <w:b w:val="false"/>
+                <w:bCs w:val="false"/>
+                <w:sz w:val="18"/>
+                <w:szCs w:val="18"/>
+              </w:rPr>
+              <w:t xml:space="preserve">Period after the organization leaves; for the manager's ID card, also when the manager changes (question 16)</w:t>
             </w:r>
           </w:p>
         </w:tc>
@@ -9385,6 +9510,106 @@
     </w:p>
     <w:p>
       <w:pPr>
+        <w:pStyle w:val="ListParagraph"/>
+        <w:numPr>
+          <w:ilvl w:val="0"/>
+          <w:numId w:val="2"/>
+        </w:numPr>
+        <w:spacing w:after="80"/>
+      </w:pPr>
+      <w:r>
+        <w:rPr>
+          <w:rFonts w:ascii="Calibri" w:cs="Calibri" w:eastAsia="Calibri" w:hAnsi="Calibri"/>
+          <w:b/>
+          <w:bCs/>
+          <w:sz w:val="21"/>
+          <w:szCs w:val="21"/>
+        </w:rPr>
+        <w:t xml:space="preserve">Criminal record certificate («الفيش الجنائي»).</w:t>
+      </w:r>
+      <w:r>
+        <w:rPr>
+          <w:rFonts w:ascii="Calibri" w:cs="Calibri" w:eastAsia="Calibri" w:hAnsi="Calibri"/>
+          <w:b w:val="false"/>
+          <w:bCs w:val="false"/>
+          <w:sz w:val="21"/>
+          <w:szCs w:val="21"/>
+        </w:rPr>
+        <w:t xml:space="preserve"> Providers can now upload a criminal record certificate with its expiry date; it is optional, and an admin setting can make it required for every provider (then an expired one pauses the provider until a valid one is approved). It is stored like the other verification documents: private storage, seen only by verifier and super admins, every view through a 10-minute link. May we collect it from nurses and doctors who visit patients at home, and on what legal basis (consent, or a legitimate interest in patient safety)? May we make it required? How long may we keep it, and should we keep only the result (clear / not clear) rather than the scan? </w:t>
+      </w:r>
+      <w:r>
+        <w:rPr>
+          <w:rFonts w:ascii="Calibri" w:cs="Calibri" w:eastAsia="Calibri" w:hAnsi="Calibri"/>
+          <w:b/>
+          <w:bCs/>
+          <w:sz w:val="21"/>
+          <w:szCs w:val="21"/>
+        </w:rPr>
+        <w:t xml:space="preserve">Default applied until you answer:</w:t>
+      </w:r>
+      <w:r>
+        <w:rPr>
+          <w:rFonts w:ascii="Calibri" w:cs="Calibri" w:eastAsia="Calibri" w:hAnsi="Calibri"/>
+          <w:b w:val="false"/>
+          <w:bCs w:val="false"/>
+          <w:sz w:val="21"/>
+          <w:szCs w:val="21"/>
+        </w:rPr>
+        <w:t xml:space="preserve"> optional, not required.</w:t>
+      </w:r>
+    </w:p>
+    <w:p>
+      <w:pPr>
+        <w:pStyle w:val="ListParagraph"/>
+        <w:numPr>
+          <w:ilvl w:val="0"/>
+          <w:numId w:val="2"/>
+        </w:numPr>
+        <w:spacing w:after="80"/>
+      </w:pPr>
+      <w:r>
+        <w:rPr>
+          <w:rFonts w:ascii="Calibri" w:cs="Calibri" w:eastAsia="Calibri" w:hAnsi="Calibri"/>
+          <w:b/>
+          <w:bCs/>
+          <w:sz w:val="21"/>
+          <w:szCs w:val="21"/>
+        </w:rPr>
+        <w:t xml:space="preserve">Organization manager's ID card.</w:t>
+      </w:r>
+      <w:r>
+        <w:rPr>
+          <w:rFonts w:ascii="Calibri" w:cs="Calibri" w:eastAsia="Calibri" w:hAnsi="Calibri"/>
+          <w:b w:val="false"/>
+          <w:bCs w:val="false"/>
+          <w:sz w:val="21"/>
+          <w:szCs w:val="21"/>
+        </w:rPr>
+        <w:t xml:space="preserve"> Organizations now upload their manager's national ID card (front and back), required for verification, alongside an activity licence from the authority that licenses them. The manager may not be the account holder, so the owner provides another person's ID. Is the owner's assurance that the manager agreed enough, or must the manager consent themselves? How long may we keep the card, and must we delete it when the manager changes? (We dropped the lease contract we had considered: low verification value, and it contains a third party's data.) </w:t>
+      </w:r>
+      <w:r>
+        <w:rPr>
+          <w:rFonts w:ascii="Calibri" w:cs="Calibri" w:eastAsia="Calibri" w:hAnsi="Calibri"/>
+          <w:b/>
+          <w:bCs/>
+          <w:sz w:val="21"/>
+          <w:szCs w:val="21"/>
+        </w:rPr>
+        <w:t xml:space="preserve">Default applied until you answer:</w:t>
+      </w:r>
+      <w:r>
+        <w:rPr>
+          <w:rFonts w:ascii="Calibri" w:cs="Calibri" w:eastAsia="Calibri" w:hAnsi="Calibri"/>
+          <w:b w:val="false"/>
+          <w:bCs w:val="false"/>
+          <w:sz w:val="21"/>
+          <w:szCs w:val="21"/>
+        </w:rPr>
+        <w:t xml:space="preserve"> required for verification, stored and shown like providers' ID cards (private storage, verifier and super admins only, 10-minute links), kept while the organization's account exists.</w:t>
+      </w:r>
+    </w:p>
+    <w:p>
+      <w:pPr>
         <w:pStyle w:val="Heading1"/>
         <w:spacing w:after="120" w:before="280"/>
       </w:pPr>
@@ -9486,6 +9711,148 @@
                 <w:szCs w:val="18"/>
               </w:rPr>
               <w:t xml:space="preserve">What changed in this inventory</w:t>
+            </w:r>
+          </w:p>
+        </w:tc>
+      </w:tr>
+      <w:tr>
+        <w:trPr>
+          <w:tblHeader w:val="off"/>
+        </w:trPr>
+        <w:tc>
+          <w:tcPr>
+            <w:tcMar>
+              <w:top w:type="dxa" w:w="60"/>
+              <w:left w:type="dxa" w:w="80"/>
+              <w:bottom w:type="dxa" w:w="60"/>
+              <w:right w:type="dxa" w:w="80"/>
+            </w:tcMar>
+          </w:tcPr>
+          <w:p>
+            <w:r>
+              <w:rPr>
+                <w:rFonts w:ascii="Calibri" w:cs="Calibri" w:eastAsia="Calibri" w:hAnsi="Calibri"/>
+                <w:b w:val="false"/>
+                <w:bCs w:val="false"/>
+                <w:sz w:val="18"/>
+                <w:szCs w:val="18"/>
+              </w:rPr>
+              <w:t xml:space="preserve">12 Oct 2026</w:t>
+            </w:r>
+          </w:p>
+        </w:tc>
+        <w:tc>
+          <w:tcPr>
+            <w:tcMar>
+              <w:top w:type="dxa" w:w="60"/>
+              <w:left w:type="dxa" w:w="80"/>
+              <w:bottom w:type="dxa" w:w="60"/>
+              <w:right w:type="dxa" w:w="80"/>
+            </w:tcMar>
+          </w:tcPr>
+          <w:p>
+            <w:r>
+              <w:rPr>
+                <w:rFonts w:ascii="Calibri" w:cs="Calibri" w:eastAsia="Calibri" w:hAnsi="Calibri"/>
+                <w:b w:val="false"/>
+                <w:bCs w:val="false"/>
+                <w:sz w:val="18"/>
+                <w:szCs w:val="18"/>
+              </w:rPr>
+              <w:t xml:space="preserve">Organizations</w:t>
+            </w:r>
+          </w:p>
+        </w:tc>
+        <w:tc>
+          <w:tcPr>
+            <w:tcMar>
+              <w:top w:type="dxa" w:w="60"/>
+              <w:left w:type="dxa" w:w="80"/>
+              <w:bottom w:type="dxa" w:w="60"/>
+              <w:right w:type="dxa" w:w="80"/>
+            </w:tcMar>
+          </w:tcPr>
+          <w:p>
+            <w:r>
+              <w:rPr>
+                <w:rFonts w:ascii="Calibri" w:cs="Calibri" w:eastAsia="Calibri" w:hAnsi="Calibri"/>
+                <w:b w:val="false"/>
+                <w:bCs w:val="false"/>
+                <w:sz w:val="18"/>
+                <w:szCs w:val="18"/>
+              </w:rPr>
+              <w:t xml:space="preserve">New organization details: governorate and area, manager's name, optional email. New required documents: activity licence (issuing authority, expiry date — an expired licence pauses the organization) and the manager's ID card (front and back). Staff invites can carry areas and services and can be resent; owners can give a reason and end date when suspending a member; a reassignment reason is kept internally. Question 16 for counsel.</w:t>
+            </w:r>
+          </w:p>
+        </w:tc>
+      </w:tr>
+      <w:tr>
+        <w:trPr>
+          <w:tblHeader w:val="off"/>
+        </w:trPr>
+        <w:tc>
+          <w:tcPr>
+            <w:tcMar>
+              <w:top w:type="dxa" w:w="60"/>
+              <w:left w:type="dxa" w:w="80"/>
+              <w:bottom w:type="dxa" w:w="60"/>
+              <w:right w:type="dxa" w:w="80"/>
+            </w:tcMar>
+          </w:tcPr>
+          <w:p>
+            <w:r>
+              <w:rPr>
+                <w:rFonts w:ascii="Calibri" w:cs="Calibri" w:eastAsia="Calibri" w:hAnsi="Calibri"/>
+                <w:b w:val="false"/>
+                <w:bCs w:val="false"/>
+                <w:sz w:val="18"/>
+                <w:szCs w:val="18"/>
+              </w:rPr>
+              <w:t xml:space="preserve">11 Oct 2026</w:t>
+            </w:r>
+          </w:p>
+        </w:tc>
+        <w:tc>
+          <w:tcPr>
+            <w:tcMar>
+              <w:top w:type="dxa" w:w="60"/>
+              <w:left w:type="dxa" w:w="80"/>
+              <w:bottom w:type="dxa" w:w="60"/>
+              <w:right w:type="dxa" w:w="80"/>
+            </w:tcMar>
+          </w:tcPr>
+          <w:p>
+            <w:r>
+              <w:rPr>
+                <w:rFonts w:ascii="Calibri" w:cs="Calibri" w:eastAsia="Calibri" w:hAnsi="Calibri"/>
+                <w:b w:val="false"/>
+                <w:bCs w:val="false"/>
+                <w:sz w:val="18"/>
+                <w:szCs w:val="18"/>
+              </w:rPr>
+              <w:t xml:space="preserve">Provider documents</w:t>
+            </w:r>
+          </w:p>
+        </w:tc>
+        <w:tc>
+          <w:tcPr>
+            <w:tcMar>
+              <w:top w:type="dxa" w:w="60"/>
+              <w:left w:type="dxa" w:w="80"/>
+              <w:bottom w:type="dxa" w:w="60"/>
+              <w:right w:type="dxa" w:w="80"/>
+            </w:tcMar>
+          </w:tcPr>
+          <w:p>
+            <w:r>
+              <w:rPr>
+                <w:rFonts w:ascii="Calibri" w:cs="Calibri" w:eastAsia="Calibri" w:hAnsi="Calibri"/>
+                <w:b w:val="false"/>
+                <w:bCs w:val="false"/>
+                <w:sz w:val="18"/>
+                <w:szCs w:val="18"/>
+              </w:rPr>
+              <w:t xml:space="preserve">Cards (license, syndicate card) can carry their back as a second image. New optional criminal record certificate with an expiry date; an admin setting can make it required (off). Question 15 for counsel.</w:t>
             </w:r>
           </w:p>
         </w:tc>
